--- a/docs/agenda-politica-fiscal.docx
+++ b/docs/agenda-politica-fiscal.docx
@@ -85,46 +85,38 @@
         <w:jc w:val="both"/>
       </w:pPr>
       <w:r>
-        <w:t>O orçamento do Distrito Federal em 2026 é de R$ 44,1 bi</w:t>
-      </w:r>
-      <w:r>
-        <w:t>lhões. A</w:t>
-      </w:r>
-      <w:r>
-        <w:t>crescido de R$ 28,4 bi</w:t>
-      </w:r>
-      <w:r>
-        <w:t>lhões</w:t>
-      </w:r>
-      <w:r>
-        <w:t xml:space="preserve"> do Fundo Constitucional (FCDF</w:t>
-      </w:r>
-      <w:r>
-        <w:t>)</w:t>
-      </w:r>
-      <w:r>
-        <w:t xml:space="preserve">, </w:t>
-      </w:r>
-      <w:r>
-        <w:t>os recursos para fazer frente às despesas do ano são da ordem de</w:t>
-      </w:r>
-      <w:r>
-        <w:t xml:space="preserve"> R$ 72,5 bi</w:t>
-      </w:r>
-      <w:r>
-        <w:t>lhões</w:t>
-      </w:r>
-      <w:r>
-        <w:t>.</w:t>
-      </w:r>
-      <w:r>
-        <w:t xml:space="preserve"> O orçamento do DF, sozinho, já nos colocaria como 12º maior orçamento do país. Considerando os recursos do FCDF, ocupamos a 6ª colocação, atrás apenas de São Paulo, Minas Gerais, Rio de Janeiro, Rio Grande do Sul e Paraná.</w:t>
-      </w:r>
-      <w:r>
+        <w:t>O orçamento do Distrito Federal para 2026 é de R$ 44,1 bilhões, acrescido de R$ 28,4 bilhões do Fundo Constitucional do Distrito Federal (FCDF)</w:t>
+      </w:r>
+      <w:r>
+        <w:rPr>
+          <w:rStyle w:val="Refdenotaderodap"/>
+        </w:rPr>
         <w:t xml:space="preserve"> </w:t>
       </w:r>
       <w:r>
-        <w:t>Apesar do volume de recursos, o DF apresenta um quadro fiscal preocupante.</w:t>
+        <w:rPr>
+          <w:rStyle w:val="Refdenotaderodap"/>
+        </w:rPr>
+        <w:footnoteReference w:id="1"/>
+      </w:r>
+      <w:r>
+        <w:t>. Com isso, os recursos disponíveis para cobrir as despesas do ano chegam a cerca de R$ 72,5 bilhões.</w:t>
+      </w:r>
+      <w:r>
+        <w:t xml:space="preserve"> </w:t>
+      </w:r>
+      <w:r>
+        <w:t xml:space="preserve">Mesmo sem considerar o FCDF, o orçamento do DF já o colocaria como o 12º maior do país e o maior em termos </w:t>
+      </w:r>
+      <w:r>
+        <w:rPr>
+          <w:i/>
+          <w:iCs/>
+        </w:rPr>
+        <w:t>per capita</w:t>
+      </w:r>
+      <w:r>
+        <w:t>. Com os recursos do Fundo, o Distrito Federal passa à 6ª posição, atrás apenas de São Paulo, Minas Gerais, Rio de Janeiro, Rio Grande do Sul e Paraná.</w:t>
       </w:r>
     </w:p>
     <w:p>
@@ -132,43 +124,22 @@
         <w:jc w:val="both"/>
       </w:pPr>
       <w:r>
-        <w:t xml:space="preserve">A nota CAPAG consolidada do DF é “C”, classificação que impede a contratação de operações de crédito com garantia da União. O pior indicador é </w:t>
-      </w:r>
-      <w:r>
-        <w:t>a chamada</w:t>
+        <w:t xml:space="preserve">A nota Capag consolidada do DF é “C”, classificação que impede a contratação de operações de crédito com garantia da União. </w:t>
+      </w:r>
+      <w:r>
+        <w:t>Entre os indicadores que compõem a nota Capag, o</w:t>
+      </w:r>
+      <w:r>
+        <w:t xml:space="preserve"> pior é a chamada Poupança Corrente, que mede a economia disponível para financiar investimentos e outras despesas de capital.</w:t>
       </w:r>
       <w:r>
         <w:t xml:space="preserve"> </w:t>
       </w:r>
       <w:r>
-        <w:t>P</w:t>
-      </w:r>
-      <w:r>
-        <w:t>oupança Corrente</w:t>
-      </w:r>
-      <w:r>
-        <w:t xml:space="preserve">, ou seja, a economia realizada para fazer face a investimentos e outras despesas de capital. No DF, </w:t>
-      </w:r>
-      <w:r>
-        <w:t>praticamente toda a receita corrente é consumida pela</w:t>
-      </w:r>
-      <w:r>
-        <w:t>s</w:t>
-      </w:r>
-      <w:r>
-        <w:t xml:space="preserve"> despesa</w:t>
-      </w:r>
-      <w:r>
-        <w:t>s</w:t>
-      </w:r>
-      <w:r>
-        <w:t xml:space="preserve"> corrente</w:t>
-      </w:r>
-      <w:r>
-        <w:t>s</w:t>
-      </w:r>
-      <w:r>
-        <w:t xml:space="preserve">, sem margem para investir. </w:t>
+        <w:t>No DF, praticamente toda a receita corrente é consumida pelas despesas correntes. Com isso, resta pouca ou nenhuma margem para investir.</w:t>
+      </w:r>
+      <w:r>
+        <w:t xml:space="preserve"> </w:t>
       </w:r>
     </w:p>
     <w:p>
@@ -176,7 +147,40 @@
         <w:jc w:val="both"/>
       </w:pPr>
       <w:r>
-        <w:t>Os recursos em caixa estão em queda. A disponibilidade líquida, ou seja, descontadas as obrigações financeiras de curto prazo, caiu de R$ 1,9 bi em 2021 para R$ 570 mi em 2025. O cenário é ainda mais preocupante quando consideramos apenas aqueles recursos em caixa que não estão vinculados a despesas específicas, as chamadas fontes livres. Nesse caso, a disponibilidade chega a ser negativa.</w:t>
+        <w:t>Os recursos em caixa estão em queda. A disponibilidade líquida</w:t>
+      </w:r>
+      <w:r>
+        <w:t xml:space="preserve"> (ou seja</w:t>
+      </w:r>
+      <w:r>
+        <w:t>, já descontadas as obrigações financeiras de curto prazo</w:t>
+      </w:r>
+      <w:r>
+        <w:t>)</w:t>
+      </w:r>
+      <w:r>
+        <w:t xml:space="preserve"> </w:t>
+      </w:r>
+      <w:r>
+        <w:t xml:space="preserve">passou </w:t>
+      </w:r>
+      <w:r>
+        <w:t>de R$ 1,9 bilhão em 2021 para</w:t>
+      </w:r>
+      <w:r>
+        <w:t xml:space="preserve"> apenas </w:t>
+      </w:r>
+      <w:r>
+        <w:t xml:space="preserve">R$ 570 milhões </w:t>
+      </w:r>
+      <w:r>
+        <w:t>ao fim de</w:t>
+      </w:r>
+      <w:r>
+        <w:t xml:space="preserve"> 2025. O cenário é ainda mais preocupante quando se consideram apenas os recursos não vinculados a despesas específicas, as chamadas fontes livres. Nesse caso, a disponibilidade é negativa</w:t>
+      </w:r>
+      <w:r>
+        <w:t>.</w:t>
       </w:r>
     </w:p>
     <w:p>
@@ -184,43 +188,34 @@
         <w:jc w:val="both"/>
       </w:pPr>
       <w:r>
-        <w:t xml:space="preserve">Também investimos pouco. O investimento total equivale a apenas 4,7% da receita corrente líquida (RCL), posicionando o DF em 20º lugar entre as 27 unidades da federação. Para </w:t>
-      </w:r>
-      <w:r>
-        <w:t xml:space="preserve">que se tenha uma dimensão do </w:t>
-      </w:r>
-      <w:r>
-        <w:t>desafio,</w:t>
-      </w:r>
-      <w:r>
-        <w:t xml:space="preserve"> se quiséssemos apenas </w:t>
-      </w:r>
-      <w:r>
-        <w:t xml:space="preserve">alcançar a média </w:t>
-      </w:r>
-      <w:r>
-        <w:t xml:space="preserve">dos </w:t>
-      </w:r>
-      <w:r>
-        <w:t>E</w:t>
-      </w:r>
-      <w:r>
-        <w:t>stados,</w:t>
-      </w:r>
-      <w:r>
-        <w:t xml:space="preserve"> seria necessário </w:t>
-      </w:r>
-      <w:r>
-        <w:t xml:space="preserve">investir mais </w:t>
-      </w:r>
-      <w:r>
-        <w:t>R$ 1,5 bi</w:t>
-      </w:r>
-      <w:r>
-        <w:t>lhão por ano</w:t>
-      </w:r>
-      <w:r>
-        <w:t xml:space="preserve">. Para atingir o patamar de investimentos do líder – o Piauí, que em 2025 investiu o equivalente a 17% da sua RCL – o gasto adicional seria de R$ 4,8 bilhões. </w:t>
+        <w:t xml:space="preserve">O DF também investe pouco. Em 2025, o investimento total </w:t>
+      </w:r>
+      <w:r>
+        <w:t>foi de</w:t>
+      </w:r>
+      <w:r>
+        <w:t xml:space="preserve"> </w:t>
+      </w:r>
+      <w:r>
+        <w:t xml:space="preserve">R$ 1,8 bilhão. Esse valor equivale a </w:t>
+      </w:r>
+      <w:r>
+        <w:t>apenas 4,7% da Receita Corrente Líquida (RCL)</w:t>
+      </w:r>
+      <w:r>
+        <w:rPr>
+          <w:rStyle w:val="Refdenotaderodap"/>
+        </w:rPr>
+        <w:footnoteReference w:id="2"/>
+      </w:r>
+      <w:r>
+        <w:t>, o que coloc</w:t>
+      </w:r>
+      <w:r>
+        <w:t>a</w:t>
+      </w:r>
+      <w:r>
+        <w:t xml:space="preserve"> o Distrito Federal na 20ª posição entre as 27 unidades da federação. Para alcançar apenas a média dos estados, de 8,4% da RCL, seria necessário investir cerca de R$ 1,5 bilhão a mais por ano. Para atingir o patamar do Piauí, líder nacional em 2025, com investimentos equivalentes a 17% da RCL, o esforço adicional seria de R$ 4,8 bilhões ao ano.</w:t>
       </w:r>
     </w:p>
     <w:p>
@@ -228,31 +223,7 @@
         <w:jc w:val="both"/>
       </w:pPr>
       <w:r>
-        <w:t>A despesa com pessoal está em 41,5% da RCL</w:t>
-      </w:r>
-      <w:r>
-        <w:t xml:space="preserve">, </w:t>
-      </w:r>
-      <w:r>
-        <w:t xml:space="preserve">dentro do limite legal, mas próxima do </w:t>
-      </w:r>
-      <w:r>
-        <w:t xml:space="preserve">chamado limite de </w:t>
-      </w:r>
-      <w:r>
-        <w:t>alerta</w:t>
-      </w:r>
-      <w:r>
-        <w:t xml:space="preserve">, que é de </w:t>
-      </w:r>
-      <w:r>
-        <w:t>44,1%</w:t>
-      </w:r>
-      <w:r>
-        <w:t xml:space="preserve"> para o Poder Executivo</w:t>
-      </w:r>
-      <w:r>
-        <w:t xml:space="preserve">. </w:t>
+        <w:t>A despesa com pessoal está em 41,5% da RCL. Embora esteja dentro do limite legal, ela se aproxima do limite de alerta do Poder Executivo, que é de 44,1%.</w:t>
       </w:r>
     </w:p>
     <w:p>
@@ -260,7 +231,13 @@
         <w:jc w:val="both"/>
       </w:pPr>
       <w:r>
-        <w:t>Esse quadro é agravado pelo volume concedido de benefícios tributários, sobretudo ICMS, nossa principal receita. Em 2025, eles totalizaram R$ 13,4 bilhões, equivalente a 57% da toda nossa arrecadação com impostos no ano.</w:t>
+        <w:t>Esse quadro é agravado pelo volume de benefícios tributários concedidos, sobretudo no ICMS, principal fonte de receita do DF. Em 2025, esses benefícios somaram R$ 13,4 bilhões, diante de uma arrecadação total de R$ 2</w:t>
+      </w:r>
+      <w:r>
+        <w:t>6</w:t>
+      </w:r>
+      <w:r>
+        <w:t>,4 bilhões com impostos distritais.</w:t>
       </w:r>
     </w:p>
     <w:p>
@@ -268,23 +245,47 @@
         <w:jc w:val="both"/>
       </w:pPr>
       <w:r>
-        <w:t>A combinação desses sinais aponta para a necessidade urgente de uma agenda de recuperação fiscal sustentada em três eixos: (i) revisão do gasto direto; (</w:t>
-      </w:r>
-      <w:proofErr w:type="spellStart"/>
-      <w:r>
-        <w:t>ii</w:t>
-      </w:r>
-      <w:proofErr w:type="spellEnd"/>
-      <w:r>
-        <w:t>) governança dos incentivos tributários; e (</w:t>
-      </w:r>
-      <w:proofErr w:type="spellStart"/>
-      <w:r>
-        <w:t>iii</w:t>
-      </w:r>
-      <w:proofErr w:type="spellEnd"/>
-      <w:r>
-        <w:t>) reconstrução da poupança corrente e fortalecimento da governança fiscal.</w:t>
+        <w:t xml:space="preserve">A combinação desses sinais mostra a necessidade urgente de uma agenda de recuperação fiscal, sustentada em </w:t>
+      </w:r>
+      <w:r>
+        <w:t>quatro</w:t>
+      </w:r>
+      <w:r>
+        <w:t xml:space="preserve"> eixos: </w:t>
+      </w:r>
+      <w:r>
+        <w:t xml:space="preserve">(i) </w:t>
+      </w:r>
+      <w:r>
+        <w:t>Qualidade do gasto e revisão de despesas</w:t>
+      </w:r>
+      <w:r>
+        <w:t xml:space="preserve">; (ii) </w:t>
+      </w:r>
+      <w:r>
+        <w:t xml:space="preserve">Receita, benefícios </w:t>
+      </w:r>
+      <w:r>
+        <w:lastRenderedPageBreak/>
+        <w:t>tributários e justiça fiscal</w:t>
+      </w:r>
+      <w:r>
+        <w:t>; (iii)</w:t>
+      </w:r>
+      <w:r>
+        <w:t xml:space="preserve"> </w:t>
+      </w:r>
+      <w:r>
+        <w:t>Gestão de pessoal e estrutura administrativa</w:t>
+      </w:r>
+      <w:r>
+        <w:t xml:space="preserve">; e (iv) </w:t>
+      </w:r>
+      <w:r>
+        <w:t>Governança fiscal, investimento e endividamento responsável</w:t>
+      </w:r>
+      <w:r>
+        <w:t>.</w:t>
       </w:r>
     </w:p>
     <w:p>
@@ -298,6 +299,697 @@
           <w:sz w:val="32"/>
         </w:rPr>
         <w:t>Situação fiscal em números</w:t>
+      </w:r>
+    </w:p>
+    <w:tbl>
+      <w:tblPr>
+        <w:tblStyle w:val="Tabelacomgrade"/>
+        <w:tblW w:w="5000" w:type="pct"/>
+        <w:tblBorders>
+          <w:top w:val="single" w:sz="4" w:space="0" w:color="BFBFBF" w:themeColor="background1" w:themeShade="BF"/>
+          <w:left w:val="single" w:sz="4" w:space="0" w:color="BFBFBF" w:themeColor="background1" w:themeShade="BF"/>
+          <w:bottom w:val="single" w:sz="4" w:space="0" w:color="BFBFBF" w:themeColor="background1" w:themeShade="BF"/>
+          <w:right w:val="single" w:sz="4" w:space="0" w:color="BFBFBF" w:themeColor="background1" w:themeShade="BF"/>
+          <w:insideH w:val="single" w:sz="4" w:space="0" w:color="BFBFBF" w:themeColor="background1" w:themeShade="BF"/>
+          <w:insideV w:val="single" w:sz="4" w:space="0" w:color="BFBFBF" w:themeColor="background1" w:themeShade="BF"/>
+        </w:tblBorders>
+        <w:tblLook w:val="04A0" w:firstRow="1" w:lastRow="0" w:firstColumn="1" w:lastColumn="0" w:noHBand="0" w:noVBand="1"/>
+      </w:tblPr>
+      <w:tblGrid>
+        <w:gridCol w:w="1698"/>
+        <w:gridCol w:w="1698"/>
+        <w:gridCol w:w="1697"/>
+        <w:gridCol w:w="1697"/>
+        <w:gridCol w:w="1699"/>
+        <w:gridCol w:w="1699"/>
+      </w:tblGrid>
+      <w:tr>
+        <w:tc>
+          <w:tcPr>
+            <w:tcW w:w="833" w:type="pct"/>
+            <w:shd w:val="clear" w:color="auto" w:fill="1B5E20"/>
+            <w:vAlign w:val="center"/>
+          </w:tcPr>
+          <w:p>
+            <w:pPr>
+              <w:jc w:val="center"/>
+              <w:rPr>
+                <w:b/>
+                <w:bCs/>
+                <w:iCs/>
+                <w:color w:val="FFFFFF" w:themeColor="background1"/>
+              </w:rPr>
+            </w:pPr>
+            <w:r>
+              <w:rPr>
+                <w:b/>
+                <w:bCs/>
+                <w:iCs/>
+                <w:color w:val="FFFFFF" w:themeColor="background1"/>
+              </w:rPr>
+              <w:t xml:space="preserve">Orçamento do DF </w:t>
+            </w:r>
+            <w:r>
+              <w:rPr>
+                <w:b/>
+                <w:bCs/>
+                <w:iCs/>
+                <w:color w:val="FFFFFF" w:themeColor="background1"/>
+              </w:rPr>
+              <w:br/>
+            </w:r>
+            <w:r>
+              <w:rPr>
+                <w:b/>
+                <w:bCs/>
+                <w:iCs/>
+                <w:color w:val="FFFFFF" w:themeColor="background1"/>
+              </w:rPr>
+              <w:t>em 2026</w:t>
+            </w:r>
+          </w:p>
+        </w:tc>
+        <w:tc>
+          <w:tcPr>
+            <w:tcW w:w="833" w:type="pct"/>
+            <w:shd w:val="clear" w:color="auto" w:fill="1B5E20"/>
+            <w:vAlign w:val="center"/>
+          </w:tcPr>
+          <w:p>
+            <w:pPr>
+              <w:jc w:val="center"/>
+              <w:rPr>
+                <w:b/>
+                <w:bCs/>
+                <w:iCs/>
+                <w:color w:val="FFFFFF" w:themeColor="background1"/>
+              </w:rPr>
+            </w:pPr>
+            <w:r>
+              <w:rPr>
+                <w:b/>
+                <w:bCs/>
+                <w:iCs/>
+                <w:color w:val="FFFFFF" w:themeColor="background1"/>
+              </w:rPr>
+              <w:t xml:space="preserve">FCDF </w:t>
+            </w:r>
+            <w:r>
+              <w:rPr>
+                <w:b/>
+                <w:bCs/>
+                <w:iCs/>
+                <w:color w:val="FFFFFF" w:themeColor="background1"/>
+              </w:rPr>
+              <w:br/>
+            </w:r>
+            <w:r>
+              <w:rPr>
+                <w:b/>
+                <w:bCs/>
+                <w:iCs/>
+                <w:color w:val="FFFFFF" w:themeColor="background1"/>
+              </w:rPr>
+              <w:t>em 2026</w:t>
+            </w:r>
+          </w:p>
+        </w:tc>
+        <w:tc>
+          <w:tcPr>
+            <w:tcW w:w="833" w:type="pct"/>
+            <w:shd w:val="clear" w:color="auto" w:fill="1B5E20"/>
+            <w:vAlign w:val="center"/>
+          </w:tcPr>
+          <w:p>
+            <w:pPr>
+              <w:jc w:val="center"/>
+              <w:rPr>
+                <w:b/>
+                <w:bCs/>
+                <w:iCs/>
+                <w:color w:val="FFFFFF" w:themeColor="background1"/>
+              </w:rPr>
+            </w:pPr>
+            <w:r>
+              <w:rPr>
+                <w:b/>
+                <w:bCs/>
+                <w:iCs/>
+                <w:color w:val="FFFFFF" w:themeColor="background1"/>
+              </w:rPr>
+              <w:t xml:space="preserve">Investimento / RCL </w:t>
+            </w:r>
+            <w:r>
+              <w:rPr>
+                <w:b/>
+                <w:bCs/>
+                <w:iCs/>
+                <w:color w:val="FFFFFF" w:themeColor="background1"/>
+              </w:rPr>
+              <w:br/>
+            </w:r>
+            <w:r>
+              <w:rPr>
+                <w:b/>
+                <w:bCs/>
+                <w:iCs/>
+                <w:color w:val="FFFFFF" w:themeColor="background1"/>
+              </w:rPr>
+              <w:t>em 2025</w:t>
+            </w:r>
+          </w:p>
+        </w:tc>
+        <w:tc>
+          <w:tcPr>
+            <w:tcW w:w="833" w:type="pct"/>
+            <w:shd w:val="clear" w:color="auto" w:fill="1B5E20"/>
+            <w:vAlign w:val="center"/>
+          </w:tcPr>
+          <w:p>
+            <w:pPr>
+              <w:jc w:val="center"/>
+              <w:rPr>
+                <w:b/>
+                <w:bCs/>
+                <w:iCs/>
+                <w:color w:val="FFFFFF" w:themeColor="background1"/>
+              </w:rPr>
+            </w:pPr>
+            <w:r>
+              <w:rPr>
+                <w:b/>
+                <w:bCs/>
+                <w:iCs/>
+                <w:color w:val="FFFFFF" w:themeColor="background1"/>
+              </w:rPr>
+              <w:t xml:space="preserve">Capag </w:t>
+            </w:r>
+            <w:r>
+              <w:rPr>
+                <w:b/>
+                <w:bCs/>
+                <w:iCs/>
+                <w:color w:val="FFFFFF" w:themeColor="background1"/>
+              </w:rPr>
+              <w:br/>
+            </w:r>
+            <w:r>
+              <w:rPr>
+                <w:b/>
+                <w:bCs/>
+                <w:iCs/>
+                <w:color w:val="FFFFFF" w:themeColor="background1"/>
+              </w:rPr>
+              <w:t>em 2025</w:t>
+            </w:r>
+          </w:p>
+        </w:tc>
+        <w:tc>
+          <w:tcPr>
+            <w:tcW w:w="834" w:type="pct"/>
+            <w:shd w:val="clear" w:color="auto" w:fill="1B5E20"/>
+            <w:vAlign w:val="center"/>
+          </w:tcPr>
+          <w:p>
+            <w:pPr>
+              <w:jc w:val="center"/>
+              <w:rPr>
+                <w:b/>
+                <w:bCs/>
+                <w:iCs/>
+                <w:color w:val="FFFFFF" w:themeColor="background1"/>
+              </w:rPr>
+            </w:pPr>
+            <w:r>
+              <w:rPr>
+                <w:b/>
+                <w:bCs/>
+                <w:iCs/>
+                <w:color w:val="FFFFFF" w:themeColor="background1"/>
+              </w:rPr>
+              <w:t>Caixa líquido em 2025</w:t>
+            </w:r>
+          </w:p>
+        </w:tc>
+        <w:tc>
+          <w:tcPr>
+            <w:tcW w:w="834" w:type="pct"/>
+            <w:shd w:val="clear" w:color="auto" w:fill="1B5E20"/>
+            <w:vAlign w:val="center"/>
+          </w:tcPr>
+          <w:p>
+            <w:pPr>
+              <w:jc w:val="center"/>
+              <w:rPr>
+                <w:b/>
+                <w:bCs/>
+                <w:iCs/>
+                <w:color w:val="FFFFFF" w:themeColor="background1"/>
+              </w:rPr>
+            </w:pPr>
+            <w:r>
+              <w:rPr>
+                <w:b/>
+                <w:bCs/>
+                <w:iCs/>
+                <w:color w:val="FFFFFF" w:themeColor="background1"/>
+              </w:rPr>
+              <w:t xml:space="preserve">Benefícios tributários </w:t>
+            </w:r>
+            <w:r>
+              <w:rPr>
+                <w:b/>
+                <w:bCs/>
+                <w:iCs/>
+                <w:color w:val="FFFFFF" w:themeColor="background1"/>
+              </w:rPr>
+              <w:br/>
+            </w:r>
+            <w:r>
+              <w:rPr>
+                <w:b/>
+                <w:bCs/>
+                <w:iCs/>
+                <w:color w:val="FFFFFF" w:themeColor="background1"/>
+              </w:rPr>
+              <w:t>em 2025</w:t>
+            </w:r>
+          </w:p>
+        </w:tc>
+      </w:tr>
+      <w:tr>
+        <w:tc>
+          <w:tcPr>
+            <w:tcW w:w="833" w:type="pct"/>
+            <w:vAlign w:val="center"/>
+          </w:tcPr>
+          <w:p>
+            <w:pPr>
+              <w:spacing w:before="240" w:after="240"/>
+              <w:jc w:val="center"/>
+              <w:rPr>
+                <w:iCs/>
+                <w:sz w:val="20"/>
+                <w:szCs w:val="20"/>
+              </w:rPr>
+            </w:pPr>
+            <w:r>
+              <w:rPr>
+                <w:b/>
+                <w:color w:val="1A5FA6"/>
+                <w:sz w:val="20"/>
+                <w:szCs w:val="20"/>
+              </w:rPr>
+              <w:t>R$ 44,1 bilhões</w:t>
+            </w:r>
+          </w:p>
+        </w:tc>
+        <w:tc>
+          <w:tcPr>
+            <w:tcW w:w="833" w:type="pct"/>
+            <w:vAlign w:val="center"/>
+          </w:tcPr>
+          <w:p>
+            <w:pPr>
+              <w:jc w:val="center"/>
+              <w:rPr>
+                <w:iCs/>
+                <w:sz w:val="20"/>
+                <w:szCs w:val="20"/>
+              </w:rPr>
+            </w:pPr>
+            <w:r>
+              <w:rPr>
+                <w:b/>
+                <w:color w:val="1A5FA6"/>
+                <w:sz w:val="20"/>
+                <w:szCs w:val="20"/>
+              </w:rPr>
+              <w:t>R$ 28,4 bilhões</w:t>
+            </w:r>
+          </w:p>
+        </w:tc>
+        <w:tc>
+          <w:tcPr>
+            <w:tcW w:w="833" w:type="pct"/>
+            <w:vAlign w:val="center"/>
+          </w:tcPr>
+          <w:p>
+            <w:pPr>
+              <w:jc w:val="center"/>
+              <w:rPr>
+                <w:iCs/>
+                <w:sz w:val="20"/>
+                <w:szCs w:val="20"/>
+              </w:rPr>
+            </w:pPr>
+            <w:r>
+              <w:rPr>
+                <w:b/>
+                <w:color w:val="C47A10"/>
+                <w:sz w:val="20"/>
+                <w:szCs w:val="20"/>
+              </w:rPr>
+              <w:t>4,7%</w:t>
+            </w:r>
+          </w:p>
+        </w:tc>
+        <w:tc>
+          <w:tcPr>
+            <w:tcW w:w="833" w:type="pct"/>
+            <w:vAlign w:val="center"/>
+          </w:tcPr>
+          <w:p>
+            <w:pPr>
+              <w:jc w:val="center"/>
+              <w:rPr>
+                <w:iCs/>
+                <w:sz w:val="20"/>
+                <w:szCs w:val="20"/>
+              </w:rPr>
+            </w:pPr>
+            <w:r>
+              <w:rPr>
+                <w:b/>
+                <w:color w:val="C0392B"/>
+                <w:sz w:val="20"/>
+                <w:szCs w:val="20"/>
+              </w:rPr>
+              <w:t>C</w:t>
+            </w:r>
+          </w:p>
+        </w:tc>
+        <w:tc>
+          <w:tcPr>
+            <w:tcW w:w="834" w:type="pct"/>
+            <w:vAlign w:val="center"/>
+          </w:tcPr>
+          <w:p>
+            <w:pPr>
+              <w:jc w:val="center"/>
+              <w:rPr>
+                <w:iCs/>
+                <w:sz w:val="20"/>
+                <w:szCs w:val="20"/>
+              </w:rPr>
+            </w:pPr>
+            <w:r>
+              <w:rPr>
+                <w:b/>
+                <w:color w:val="C0392B"/>
+                <w:sz w:val="20"/>
+                <w:szCs w:val="20"/>
+              </w:rPr>
+              <w:t>R$ 570 milhões</w:t>
+            </w:r>
+          </w:p>
+        </w:tc>
+        <w:tc>
+          <w:tcPr>
+            <w:tcW w:w="834" w:type="pct"/>
+            <w:vAlign w:val="center"/>
+          </w:tcPr>
+          <w:p>
+            <w:pPr>
+              <w:jc w:val="center"/>
+              <w:rPr>
+                <w:iCs/>
+                <w:sz w:val="20"/>
+                <w:szCs w:val="20"/>
+              </w:rPr>
+            </w:pPr>
+            <w:r>
+              <w:rPr>
+                <w:b/>
+                <w:color w:val="C47A10"/>
+                <w:sz w:val="20"/>
+                <w:szCs w:val="20"/>
+              </w:rPr>
+              <w:t>R$ 13,4 bilhões</w:t>
+            </w:r>
+          </w:p>
+        </w:tc>
+      </w:tr>
+    </w:tbl>
+    <w:p>
+      <w:pPr>
+        <w:jc w:val="both"/>
+        <w:rPr>
+          <w:iCs/>
+          <w:sz w:val="20"/>
+          <w:szCs w:val="20"/>
+        </w:rPr>
+      </w:pPr>
+      <w:r>
+        <w:rPr>
+          <w:i/>
+          <w:color w:val="6B7280"/>
+          <w:sz w:val="16"/>
+          <w:szCs w:val="20"/>
+        </w:rPr>
+        <w:t>Fonte: Orçamento DF: Relatório Resumido de Execução Orçamentária (RREO) – 1º bimestre de 2026. FCDF: Portal da Transparência da União — órgão 25915. Investimento/RCL: cálculo a partir de RREO – 6º bimestre de 2025 e Relatório de Gestão Fiscal (RGF) do Poder Executivo – 3º quadrimestre de 2025. CAPAG: Tesouro Transparente. Caixa: RGF – Poder Executivo – 3º quadrimestre de 2025. Benefícios: Beneficiômetro SEEC-DF.</w:t>
+      </w:r>
+    </w:p>
+    <w:p>
+      <w:pPr>
+        <w:pStyle w:val="Ttulo1"/>
+        <w:jc w:val="both"/>
+      </w:pPr>
+      <w:r>
+        <w:rPr>
+          <w:color w:val="2E7D32"/>
+          <w:sz w:val="32"/>
+        </w:rPr>
+        <w:t>Investimento Público</w:t>
+      </w:r>
+    </w:p>
+    <w:p>
+      <w:pPr>
+        <w:jc w:val="both"/>
+      </w:pPr>
+      <w:r>
+        <w:t>A taxa de investimento sobre a RCL do DF (4,7% em 2025) o coloca em 20º lugar no ranking nacional, atrás da média (8,4%) e muito distante de estados como Piauí (17%), Espírito Santo (14,8%) e Maranhão (14%). Em termos absolutos, o investimento liquidado evoluiu de R$ 0,7 bi</w:t>
+      </w:r>
+      <w:r>
+        <w:t>lhão</w:t>
+      </w:r>
+      <w:r>
+        <w:t xml:space="preserve"> em 2021 para R$ 1,8 bi</w:t>
+      </w:r>
+      <w:r>
+        <w:t>lhão</w:t>
+      </w:r>
+      <w:r>
+        <w:t xml:space="preserve"> em 2025.</w:t>
+      </w:r>
+      <w:r>
+        <w:t xml:space="preserve"> </w:t>
+      </w:r>
+      <w:r>
+        <w:t xml:space="preserve">Em termos </w:t>
+      </w:r>
+      <w:r>
+        <w:rPr>
+          <w:i/>
+          <w:iCs/>
+        </w:rPr>
+        <w:t>per capita</w:t>
+      </w:r>
+      <w:r>
+        <w:t>, o DF ocupa o 12º lugar no país</w:t>
+      </w:r>
+      <w:r>
+        <w:t>.</w:t>
+      </w:r>
+    </w:p>
+    <w:p>
+      <w:pPr>
+        <w:jc w:val="both"/>
+      </w:pPr>
+      <w:r>
+        <w:rPr>
+          <w:b/>
+        </w:rPr>
+        <w:t>Lacunas para fechar:</w:t>
+      </w:r>
+    </w:p>
+    <w:p>
+      <w:pPr>
+        <w:pStyle w:val="Commarcadores"/>
+        <w:jc w:val="both"/>
+      </w:pPr>
+      <w:r>
+        <w:t>Para atingir a média nacional (8,4% da RCL): +R$ 1,5 bi</w:t>
+      </w:r>
+      <w:r>
+        <w:t>lhão</w:t>
+      </w:r>
+      <w:r>
+        <w:t>/ano</w:t>
+      </w:r>
+    </w:p>
+    <w:p>
+      <w:pPr>
+        <w:pStyle w:val="Commarcadores"/>
+        <w:jc w:val="both"/>
+      </w:pPr>
+      <w:r>
+        <w:t>Para atingir o nível do líder Piauí (17% da RCL): +R$ 4,8 bi</w:t>
+      </w:r>
+      <w:r>
+        <w:t>lhões</w:t>
+      </w:r>
+      <w:r>
+        <w:t>/ano</w:t>
+      </w:r>
+    </w:p>
+    <w:p>
+      <w:pPr>
+        <w:pStyle w:val="Ttulo1"/>
+        <w:jc w:val="both"/>
+      </w:pPr>
+      <w:r>
+        <w:rPr>
+          <w:color w:val="2E7D32"/>
+          <w:sz w:val="32"/>
+        </w:rPr>
+        <w:t>CAPAG — Capacidade de Pagamento</w:t>
+      </w:r>
+    </w:p>
+    <w:p>
+      <w:pPr>
+        <w:jc w:val="both"/>
+      </w:pPr>
+      <w:r>
+        <w:t>A Capacidade de Pagamento (Capag) avalia a situação fiscal dos entes subnacionais que pretendem contratar novos empréstimos com garantia da União. Seu objetivo é indicar, de forma simples e transparente, se o novo endividamento representa risco de crédito para o Tesouro Nacional. As notas variam de D, a pior, a A, a melhor.</w:t>
+      </w:r>
+      <w:r>
+        <w:t xml:space="preserve"> </w:t>
+      </w:r>
+    </w:p>
+    <w:p>
+      <w:pPr>
+        <w:jc w:val="both"/>
+      </w:pPr>
+      <w:r>
+        <w:t xml:space="preserve">Atualmente, a nota consolidada do DF, publicada no início de 2026, é </w:t>
+      </w:r>
+      <w:r>
+        <w:rPr>
+          <w:b/>
+          <w:bCs/>
+        </w:rPr>
+        <w:t>C</w:t>
+      </w:r>
+      <w:r>
+        <w:t>. Na prática, essa classificação restringe a contratação de novas operações de crédito com garantia da União.</w:t>
+      </w:r>
+    </w:p>
+    <w:p>
+      <w:pPr>
+        <w:jc w:val="both"/>
+      </w:pPr>
+      <w:r>
+        <w:t>Cabe observar que a nota recém-publicada considera os dados realizados até 2024. Os dados de 2025 só influenciarão a classificação a ser publicada no início de 2027.</w:t>
+      </w:r>
+    </w:p>
+    <w:p>
+      <w:pPr>
+        <w:jc w:val="both"/>
+      </w:pPr>
+      <w:r>
+        <w:t>A CAPAG é composta por três indicadores avaliados pelo Tesouro Nacional:</w:t>
+      </w:r>
+    </w:p>
+    <w:p>
+      <w:pPr>
+        <w:pStyle w:val="PargrafodaLista"/>
+        <w:numPr>
+          <w:ilvl w:val="0"/>
+          <w:numId w:val="25"/>
+        </w:numPr>
+        <w:jc w:val="both"/>
+      </w:pPr>
+      <w:r>
+        <w:rPr>
+          <w:b/>
+          <w:bCs/>
+        </w:rPr>
+        <w:t>Indicador de Endividamento</w:t>
+      </w:r>
+      <w:r>
+        <w:t>: equivale à dívida consolidada bruta</w:t>
+      </w:r>
+      <w:r>
+        <w:rPr>
+          <w:rStyle w:val="Refdenotaderodap"/>
+        </w:rPr>
+        <w:footnoteReference w:id="3"/>
+      </w:r>
+      <w:r>
+        <w:t xml:space="preserve"> dividida pela receita corrente líquida.</w:t>
+      </w:r>
+    </w:p>
+    <w:p>
+      <w:pPr>
+        <w:pStyle w:val="PargrafodaLista"/>
+        <w:numPr>
+          <w:ilvl w:val="0"/>
+          <w:numId w:val="25"/>
+        </w:numPr>
+        <w:jc w:val="both"/>
+      </w:pPr>
+      <w:r>
+        <w:rPr>
+          <w:b/>
+          <w:bCs/>
+        </w:rPr>
+        <w:lastRenderedPageBreak/>
+        <w:t>Indicador de Poupança Corrente</w:t>
+      </w:r>
+      <w:r>
+        <w:t xml:space="preserve">: </w:t>
+      </w:r>
+      <w:r>
+        <w:t xml:space="preserve">equivale à </w:t>
+      </w:r>
+      <w:r>
+        <w:t>despesa corrente</w:t>
+      </w:r>
+      <w:r>
+        <w:t xml:space="preserve"> dividida pela </w:t>
+      </w:r>
+      <w:r>
+        <w:t>receita corrente ajustada. Considera uma média ponderada dos últimos 3 anos, com pesos maiores para os anos mais recentes.</w:t>
+      </w:r>
+    </w:p>
+    <w:p>
+      <w:pPr>
+        <w:pStyle w:val="PargrafodaLista"/>
+        <w:numPr>
+          <w:ilvl w:val="0"/>
+          <w:numId w:val="25"/>
+        </w:numPr>
+        <w:jc w:val="both"/>
+      </w:pPr>
+      <w:r>
+        <w:rPr>
+          <w:b/>
+          <w:bCs/>
+        </w:rPr>
+        <w:t>Indicador de Liquidez Relativa</w:t>
+      </w:r>
+      <w:r>
+        <w:t xml:space="preserve">: </w:t>
+      </w:r>
+      <w:r>
+        <w:t xml:space="preserve">equivale à </w:t>
+      </w:r>
+      <w:r>
+        <w:t>disponibilidade de caixa bruta, deduzidas das obrigações financeiras, div</w:t>
+      </w:r>
+      <w:r>
+        <w:t>idida pela receita corrente ajustada.</w:t>
       </w:r>
     </w:p>
     <w:tbl>
@@ -306,668 +998,10 @@
         <w:tblLook w:val="04A0" w:firstRow="1" w:lastRow="0" w:firstColumn="1" w:lastColumn="0" w:noHBand="0" w:noVBand="1"/>
       </w:tblPr>
       <w:tblGrid>
-        <w:gridCol w:w="4458"/>
-        <w:gridCol w:w="5730"/>
-      </w:tblGrid>
-      <w:tr>
-        <w:trPr>
-          <w:trHeight w:val="113"/>
-        </w:trPr>
-        <w:tc>
-          <w:tcPr>
-            <w:tcW w:w="2188" w:type="pct"/>
-            <w:tcBorders>
-              <w:top w:val="single" w:sz="4" w:space="0" w:color="1B5E20"/>
-              <w:left w:val="single" w:sz="4" w:space="0" w:color="1B5E20"/>
-              <w:bottom w:val="single" w:sz="4" w:space="0" w:color="1B5E20"/>
-              <w:right w:val="single" w:sz="4" w:space="0" w:color="1B5E20"/>
-            </w:tcBorders>
-            <w:shd w:val="clear" w:color="auto" w:fill="1B5E20"/>
-            <w:vAlign w:val="center"/>
-          </w:tcPr>
-          <w:p>
-            <w:pPr>
-              <w:spacing w:after="0" w:line="240" w:lineRule="auto"/>
-              <w:jc w:val="center"/>
-            </w:pPr>
-            <w:r>
-              <w:rPr>
-                <w:b/>
-                <w:color w:val="FFFFFF"/>
-              </w:rPr>
-              <w:t>Indicador</w:t>
-            </w:r>
-          </w:p>
-        </w:tc>
-        <w:tc>
-          <w:tcPr>
-            <w:tcW w:w="2812" w:type="pct"/>
-            <w:tcBorders>
-              <w:top w:val="single" w:sz="4" w:space="0" w:color="1B5E20"/>
-              <w:left w:val="single" w:sz="4" w:space="0" w:color="1B5E20"/>
-              <w:bottom w:val="single" w:sz="4" w:space="0" w:color="1B5E20"/>
-              <w:right w:val="single" w:sz="4" w:space="0" w:color="1B5E20"/>
-            </w:tcBorders>
-            <w:shd w:val="clear" w:color="auto" w:fill="1B5E20"/>
-            <w:vAlign w:val="center"/>
-          </w:tcPr>
-          <w:p>
-            <w:pPr>
-              <w:spacing w:after="0" w:line="240" w:lineRule="auto"/>
-              <w:jc w:val="center"/>
-            </w:pPr>
-            <w:r>
-              <w:rPr>
-                <w:b/>
-                <w:color w:val="FFFFFF"/>
-              </w:rPr>
-              <w:t>Valor</w:t>
-            </w:r>
-          </w:p>
-        </w:tc>
-      </w:tr>
-      <w:tr>
-        <w:trPr>
-          <w:trHeight w:val="113"/>
-        </w:trPr>
-        <w:tc>
-          <w:tcPr>
-            <w:tcW w:w="2188" w:type="pct"/>
-            <w:tcBorders>
-              <w:top w:val="single" w:sz="4" w:space="0" w:color="CCCCCC"/>
-              <w:left w:val="single" w:sz="4" w:space="0" w:color="CCCCCC"/>
-              <w:bottom w:val="single" w:sz="4" w:space="0" w:color="CCCCCC"/>
-              <w:right w:val="single" w:sz="4" w:space="0" w:color="CCCCCC"/>
-            </w:tcBorders>
-            <w:vAlign w:val="center"/>
-          </w:tcPr>
-          <w:p>
-            <w:pPr>
-              <w:spacing w:after="0" w:line="240" w:lineRule="auto"/>
-            </w:pPr>
-            <w:r>
-              <w:rPr>
-                <w:b/>
-              </w:rPr>
-              <w:t xml:space="preserve">Orçamento DF </w:t>
-            </w:r>
-            <w:r>
-              <w:rPr>
-                <w:b/>
-              </w:rPr>
-              <w:t xml:space="preserve">em 2026 </w:t>
-            </w:r>
-            <w:r>
-              <w:rPr>
-                <w:b/>
-              </w:rPr>
-              <w:t>(próprio)</w:t>
-            </w:r>
-          </w:p>
-        </w:tc>
-        <w:tc>
-          <w:tcPr>
-            <w:tcW w:w="2812" w:type="pct"/>
-            <w:tcBorders>
-              <w:top w:val="single" w:sz="4" w:space="0" w:color="CCCCCC"/>
-              <w:left w:val="single" w:sz="4" w:space="0" w:color="CCCCCC"/>
-              <w:bottom w:val="single" w:sz="4" w:space="0" w:color="CCCCCC"/>
-              <w:right w:val="single" w:sz="4" w:space="0" w:color="CCCCCC"/>
-            </w:tcBorders>
-            <w:vAlign w:val="center"/>
-          </w:tcPr>
-          <w:p>
-            <w:pPr>
-              <w:spacing w:after="0" w:line="240" w:lineRule="auto"/>
-              <w:jc w:val="center"/>
-            </w:pPr>
-            <w:r>
-              <w:rPr>
-                <w:b/>
-                <w:color w:val="1A5FA6"/>
-                <w:sz w:val="26"/>
-              </w:rPr>
-              <w:t>R$ 44,1 bi</w:t>
-            </w:r>
-            <w:r>
-              <w:rPr>
-                <w:b/>
-                <w:color w:val="1A5FA6"/>
-                <w:sz w:val="26"/>
-              </w:rPr>
-              <w:t>lhões</w:t>
-            </w:r>
-          </w:p>
-        </w:tc>
-      </w:tr>
-      <w:tr>
-        <w:trPr>
-          <w:trHeight w:val="113"/>
-        </w:trPr>
-        <w:tc>
-          <w:tcPr>
-            <w:tcW w:w="2188" w:type="pct"/>
-            <w:tcBorders>
-              <w:top w:val="single" w:sz="4" w:space="0" w:color="CCCCCC"/>
-              <w:left w:val="single" w:sz="4" w:space="0" w:color="CCCCCC"/>
-              <w:bottom w:val="single" w:sz="4" w:space="0" w:color="CCCCCC"/>
-              <w:right w:val="single" w:sz="4" w:space="0" w:color="CCCCCC"/>
-            </w:tcBorders>
-            <w:vAlign w:val="center"/>
-          </w:tcPr>
-          <w:p>
-            <w:pPr>
-              <w:spacing w:after="0" w:line="240" w:lineRule="auto"/>
-            </w:pPr>
-            <w:r>
-              <w:rPr>
-                <w:b/>
-              </w:rPr>
-              <w:lastRenderedPageBreak/>
-              <w:t>FCDF</w:t>
-            </w:r>
-          </w:p>
-        </w:tc>
-        <w:tc>
-          <w:tcPr>
-            <w:tcW w:w="2812" w:type="pct"/>
-            <w:tcBorders>
-              <w:top w:val="single" w:sz="4" w:space="0" w:color="CCCCCC"/>
-              <w:left w:val="single" w:sz="4" w:space="0" w:color="CCCCCC"/>
-              <w:bottom w:val="single" w:sz="4" w:space="0" w:color="CCCCCC"/>
-              <w:right w:val="single" w:sz="4" w:space="0" w:color="CCCCCC"/>
-            </w:tcBorders>
-            <w:vAlign w:val="center"/>
-          </w:tcPr>
-          <w:p>
-            <w:pPr>
-              <w:spacing w:after="0" w:line="240" w:lineRule="auto"/>
-              <w:jc w:val="center"/>
-            </w:pPr>
-            <w:r>
-              <w:rPr>
-                <w:b/>
-                <w:color w:val="1A5FA6"/>
-                <w:sz w:val="26"/>
-              </w:rPr>
-              <w:t>R$ 28,4 bi</w:t>
-            </w:r>
-            <w:r>
-              <w:rPr>
-                <w:b/>
-                <w:color w:val="1A5FA6"/>
-                <w:sz w:val="26"/>
-              </w:rPr>
-              <w:t>lhões</w:t>
-            </w:r>
-          </w:p>
-        </w:tc>
-      </w:tr>
-      <w:tr>
-        <w:trPr>
-          <w:trHeight w:val="113"/>
-        </w:trPr>
-        <w:tc>
-          <w:tcPr>
-            <w:tcW w:w="2188" w:type="pct"/>
-            <w:tcBorders>
-              <w:top w:val="single" w:sz="4" w:space="0" w:color="CCCCCC"/>
-              <w:left w:val="single" w:sz="4" w:space="0" w:color="CCCCCC"/>
-              <w:bottom w:val="single" w:sz="4" w:space="0" w:color="CCCCCC"/>
-              <w:right w:val="single" w:sz="4" w:space="0" w:color="CCCCCC"/>
-            </w:tcBorders>
-            <w:vAlign w:val="center"/>
-          </w:tcPr>
-          <w:p>
-            <w:pPr>
-              <w:spacing w:after="0" w:line="240" w:lineRule="auto"/>
-            </w:pPr>
-            <w:r>
-              <w:rPr>
-                <w:b/>
-              </w:rPr>
-              <w:t>Investimento / RCL</w:t>
-            </w:r>
-          </w:p>
-        </w:tc>
-        <w:tc>
-          <w:tcPr>
-            <w:tcW w:w="2812" w:type="pct"/>
-            <w:tcBorders>
-              <w:top w:val="single" w:sz="4" w:space="0" w:color="CCCCCC"/>
-              <w:left w:val="single" w:sz="4" w:space="0" w:color="CCCCCC"/>
-              <w:bottom w:val="single" w:sz="4" w:space="0" w:color="CCCCCC"/>
-              <w:right w:val="single" w:sz="4" w:space="0" w:color="CCCCCC"/>
-            </w:tcBorders>
-            <w:vAlign w:val="center"/>
-          </w:tcPr>
-          <w:p>
-            <w:pPr>
-              <w:spacing w:after="0" w:line="240" w:lineRule="auto"/>
-              <w:jc w:val="center"/>
-            </w:pPr>
-            <w:r>
-              <w:rPr>
-                <w:b/>
-                <w:color w:val="C47A10"/>
-                <w:sz w:val="26"/>
-              </w:rPr>
-              <w:t>4,7%</w:t>
-            </w:r>
-            <w:r>
-              <w:rPr>
-                <w:b/>
-                <w:color w:val="C47A10"/>
-                <w:sz w:val="26"/>
-              </w:rPr>
-              <w:t xml:space="preserve"> </w:t>
-            </w:r>
-            <w:r>
-              <w:rPr>
-                <w:b/>
-                <w:color w:val="C47A10"/>
-                <w:sz w:val="26"/>
-              </w:rPr>
-              <w:br/>
-            </w:r>
-            <w:r>
-              <w:rPr>
-                <w:i/>
-                <w:color w:val="6B7280"/>
-                <w:sz w:val="18"/>
-              </w:rPr>
-              <w:t>20º lugar no Brasil</w:t>
-            </w:r>
-          </w:p>
-        </w:tc>
-      </w:tr>
-      <w:tr>
-        <w:trPr>
-          <w:trHeight w:val="113"/>
-        </w:trPr>
-        <w:tc>
-          <w:tcPr>
-            <w:tcW w:w="2188" w:type="pct"/>
-            <w:tcBorders>
-              <w:top w:val="single" w:sz="4" w:space="0" w:color="CCCCCC"/>
-              <w:left w:val="single" w:sz="4" w:space="0" w:color="CCCCCC"/>
-              <w:bottom w:val="single" w:sz="4" w:space="0" w:color="CCCCCC"/>
-              <w:right w:val="single" w:sz="4" w:space="0" w:color="CCCCCC"/>
-            </w:tcBorders>
-            <w:vAlign w:val="center"/>
-          </w:tcPr>
-          <w:p>
-            <w:pPr>
-              <w:spacing w:after="0" w:line="240" w:lineRule="auto"/>
-            </w:pPr>
-            <w:r>
-              <w:rPr>
-                <w:b/>
-              </w:rPr>
-              <w:t>Nota CAPAG consolidada</w:t>
-            </w:r>
-          </w:p>
-        </w:tc>
-        <w:tc>
-          <w:tcPr>
-            <w:tcW w:w="2812" w:type="pct"/>
-            <w:tcBorders>
-              <w:top w:val="single" w:sz="4" w:space="0" w:color="CCCCCC"/>
-              <w:left w:val="single" w:sz="4" w:space="0" w:color="CCCCCC"/>
-              <w:bottom w:val="single" w:sz="4" w:space="0" w:color="CCCCCC"/>
-              <w:right w:val="single" w:sz="4" w:space="0" w:color="CCCCCC"/>
-            </w:tcBorders>
-            <w:vAlign w:val="center"/>
-          </w:tcPr>
-          <w:p>
-            <w:pPr>
-              <w:spacing w:after="0" w:line="240" w:lineRule="auto"/>
-              <w:jc w:val="center"/>
-            </w:pPr>
-            <w:r>
-              <w:rPr>
-                <w:b/>
-                <w:color w:val="C0392B"/>
-                <w:sz w:val="26"/>
-              </w:rPr>
-              <w:t>C</w:t>
-            </w:r>
-          </w:p>
-          <w:p>
-            <w:pPr>
-              <w:spacing w:after="0" w:line="240" w:lineRule="auto"/>
-              <w:jc w:val="center"/>
-            </w:pPr>
-            <w:r>
-              <w:rPr>
-                <w:i/>
-                <w:color w:val="6B7280"/>
-                <w:sz w:val="18"/>
-              </w:rPr>
-              <w:t>Pior indicador: poupança corrente</w:t>
-            </w:r>
-          </w:p>
-        </w:tc>
-      </w:tr>
-      <w:tr>
-        <w:trPr>
-          <w:trHeight w:val="113"/>
-        </w:trPr>
-        <w:tc>
-          <w:tcPr>
-            <w:tcW w:w="2188" w:type="pct"/>
-            <w:tcBorders>
-              <w:top w:val="single" w:sz="4" w:space="0" w:color="CCCCCC"/>
-              <w:left w:val="single" w:sz="4" w:space="0" w:color="CCCCCC"/>
-              <w:bottom w:val="single" w:sz="4" w:space="0" w:color="CCCCCC"/>
-              <w:right w:val="single" w:sz="4" w:space="0" w:color="CCCCCC"/>
-            </w:tcBorders>
-            <w:vAlign w:val="center"/>
-          </w:tcPr>
-          <w:p>
-            <w:pPr>
-              <w:spacing w:after="0" w:line="240" w:lineRule="auto"/>
-            </w:pPr>
-            <w:r>
-              <w:rPr>
-                <w:b/>
-              </w:rPr>
-              <w:t>Recursos em caixa</w:t>
-            </w:r>
-          </w:p>
-        </w:tc>
-        <w:tc>
-          <w:tcPr>
-            <w:tcW w:w="2812" w:type="pct"/>
-            <w:tcBorders>
-              <w:top w:val="single" w:sz="4" w:space="0" w:color="CCCCCC"/>
-              <w:left w:val="single" w:sz="4" w:space="0" w:color="CCCCCC"/>
-              <w:bottom w:val="single" w:sz="4" w:space="0" w:color="CCCCCC"/>
-              <w:right w:val="single" w:sz="4" w:space="0" w:color="CCCCCC"/>
-            </w:tcBorders>
-            <w:vAlign w:val="center"/>
-          </w:tcPr>
-          <w:p>
-            <w:pPr>
-              <w:spacing w:after="0" w:line="240" w:lineRule="auto"/>
-              <w:jc w:val="center"/>
-            </w:pPr>
-            <w:r>
-              <w:rPr>
-                <w:b/>
-                <w:color w:val="C0392B"/>
-                <w:sz w:val="26"/>
-              </w:rPr>
-              <w:t>R$ 570 mi</w:t>
-            </w:r>
-            <w:r>
-              <w:rPr>
-                <w:b/>
-                <w:color w:val="C0392B"/>
-                <w:sz w:val="26"/>
-              </w:rPr>
-              <w:t>lhões</w:t>
-            </w:r>
-          </w:p>
-          <w:p>
-            <w:pPr>
-              <w:spacing w:after="0" w:line="240" w:lineRule="auto"/>
-              <w:jc w:val="center"/>
-            </w:pPr>
-            <w:r>
-              <w:rPr>
-                <w:i/>
-                <w:color w:val="6B7280"/>
-                <w:sz w:val="18"/>
-              </w:rPr>
-              <w:t>Disponibilidade líquida — dez/2025</w:t>
-            </w:r>
-          </w:p>
-        </w:tc>
-      </w:tr>
-      <w:tr>
-        <w:trPr>
-          <w:trHeight w:val="113"/>
-        </w:trPr>
-        <w:tc>
-          <w:tcPr>
-            <w:tcW w:w="2188" w:type="pct"/>
-            <w:tcBorders>
-              <w:top w:val="single" w:sz="4" w:space="0" w:color="CCCCCC"/>
-              <w:left w:val="single" w:sz="4" w:space="0" w:color="CCCCCC"/>
-              <w:bottom w:val="single" w:sz="4" w:space="0" w:color="CCCCCC"/>
-              <w:right w:val="single" w:sz="4" w:space="0" w:color="CCCCCC"/>
-            </w:tcBorders>
-            <w:vAlign w:val="center"/>
-          </w:tcPr>
-          <w:p>
-            <w:pPr>
-              <w:spacing w:after="0" w:line="240" w:lineRule="auto"/>
-            </w:pPr>
-            <w:r>
-              <w:rPr>
-                <w:b/>
-              </w:rPr>
-              <w:t>Benefícios tributários</w:t>
-            </w:r>
-          </w:p>
-        </w:tc>
-        <w:tc>
-          <w:tcPr>
-            <w:tcW w:w="2812" w:type="pct"/>
-            <w:tcBorders>
-              <w:top w:val="single" w:sz="4" w:space="0" w:color="CCCCCC"/>
-              <w:left w:val="single" w:sz="4" w:space="0" w:color="CCCCCC"/>
-              <w:bottom w:val="single" w:sz="4" w:space="0" w:color="CCCCCC"/>
-              <w:right w:val="single" w:sz="4" w:space="0" w:color="CCCCCC"/>
-            </w:tcBorders>
-            <w:vAlign w:val="center"/>
-          </w:tcPr>
-          <w:p>
-            <w:pPr>
-              <w:spacing w:after="0" w:line="240" w:lineRule="auto"/>
-              <w:jc w:val="center"/>
-            </w:pPr>
-            <w:r>
-              <w:rPr>
-                <w:b/>
-                <w:color w:val="C47A10"/>
-                <w:sz w:val="26"/>
-              </w:rPr>
-              <w:t>R$ 13,4 bi</w:t>
-            </w:r>
-          </w:p>
-          <w:p>
-            <w:pPr>
-              <w:spacing w:after="0" w:line="240" w:lineRule="auto"/>
-              <w:jc w:val="center"/>
-            </w:pPr>
-            <w:r>
-              <w:rPr>
-                <w:i/>
-                <w:color w:val="6B7280"/>
-                <w:sz w:val="18"/>
-              </w:rPr>
-              <w:t>57% da receita de impostos</w:t>
-            </w:r>
-          </w:p>
-        </w:tc>
-      </w:tr>
-    </w:tbl>
-    <w:p>
-      <w:pPr>
-        <w:jc w:val="both"/>
-      </w:pPr>
-      <w:r>
-        <w:rPr>
-          <w:i/>
-          <w:color w:val="6B7280"/>
-          <w:sz w:val="18"/>
-        </w:rPr>
-        <w:t xml:space="preserve">Fonte: Orçamento DF: RREO – 1º bimestre de 2026. FCDF: Portal da Transparência da União — órgão 25915. Investimento/RCL: cálculo a partir de RREO – 6º bimestre de 2025 e RGF – Poder Executivo – 3º quadrimestre de 2025. CAPAG: Tesouro Transparente. Caixa: RGF – Poder Executivo – 3º quadrimestre de 2025. Benefícios: </w:t>
-      </w:r>
-      <w:proofErr w:type="spellStart"/>
-      <w:r>
-        <w:rPr>
-          <w:i/>
-          <w:color w:val="6B7280"/>
-          <w:sz w:val="18"/>
-        </w:rPr>
-        <w:t>Beneficiômetro</w:t>
-      </w:r>
-      <w:proofErr w:type="spellEnd"/>
-      <w:r>
-        <w:rPr>
-          <w:i/>
-          <w:color w:val="6B7280"/>
-          <w:sz w:val="18"/>
-        </w:rPr>
-        <w:t xml:space="preserve"> SEEC-DF.</w:t>
-      </w:r>
-    </w:p>
-    <w:p>
-      <w:pPr>
-        <w:pStyle w:val="Ttulo1"/>
-        <w:jc w:val="both"/>
-      </w:pPr>
-      <w:r>
-        <w:rPr>
-          <w:color w:val="2E7D32"/>
-          <w:sz w:val="32"/>
-        </w:rPr>
-        <w:t>Investimento Público</w:t>
-      </w:r>
-    </w:p>
-    <w:p>
-      <w:pPr>
-        <w:jc w:val="both"/>
-      </w:pPr>
-      <w:r>
-        <w:t>A taxa de investimento sobre a RCL do DF (4,7% em 2025) o coloca em 20º lugar no ranking nacional, atrás da média (8,4%) e muito distante de estados como Piauí (17%), Espírito Santo (14,8%) e Maranhão (14%). Em termos absolutos, o investimento liquidado evoluiu de R$ 0,7 bi</w:t>
-      </w:r>
-      <w:r>
-        <w:t>lhão</w:t>
-      </w:r>
-      <w:r>
-        <w:t xml:space="preserve"> em 2021 para R$ 1,8 bi</w:t>
-      </w:r>
-      <w:r>
-        <w:t>lhão</w:t>
-      </w:r>
-      <w:r>
-        <w:t xml:space="preserve"> em 2025.</w:t>
-      </w:r>
-    </w:p>
-    <w:p>
-      <w:pPr>
-        <w:jc w:val="both"/>
-      </w:pPr>
-      <w:r>
-        <w:rPr>
-          <w:b/>
-        </w:rPr>
-        <w:t>Lacunas para fechar:</w:t>
-      </w:r>
-    </w:p>
-    <w:p>
-      <w:pPr>
-        <w:pStyle w:val="Commarcadores"/>
-        <w:jc w:val="both"/>
-      </w:pPr>
-      <w:r>
-        <w:t>Para atingir a média nacional (8,4% da RCL): +R$ 1,5 bi/ano</w:t>
-      </w:r>
-    </w:p>
-    <w:p>
-      <w:pPr>
-        <w:pStyle w:val="Commarcadores"/>
-        <w:jc w:val="both"/>
-      </w:pPr>
-      <w:r>
-        <w:t>Para atingir o nível do líder Piauí (17% da RCL): +R$ 4,8 bi/ano</w:t>
-      </w:r>
-    </w:p>
-    <w:p>
-      <w:pPr>
-        <w:pStyle w:val="Commarcadores"/>
-        <w:jc w:val="both"/>
-      </w:pPr>
-      <w:r>
-        <w:t>Em termos per capita, o DF ocupa o 12º lugar no país</w:t>
-      </w:r>
-    </w:p>
-    <w:p>
-      <w:pPr>
-        <w:pStyle w:val="Ttulo1"/>
-        <w:jc w:val="both"/>
-      </w:pPr>
-      <w:r>
-        <w:rPr>
-          <w:color w:val="2E7D32"/>
-          <w:sz w:val="32"/>
-        </w:rPr>
-        <w:t>CAPAG — Capacidade de Pagamento</w:t>
-      </w:r>
-    </w:p>
-    <w:p>
-      <w:pPr>
-        <w:jc w:val="both"/>
-      </w:pPr>
-      <w:r>
-        <w:t xml:space="preserve">A análise da capacidade de pagamento </w:t>
-      </w:r>
-      <w:r>
-        <w:t>(</w:t>
-      </w:r>
-      <w:proofErr w:type="spellStart"/>
-      <w:r>
-        <w:t>Capag</w:t>
-      </w:r>
-      <w:proofErr w:type="spellEnd"/>
-      <w:r>
-        <w:t xml:space="preserve">) </w:t>
-      </w:r>
-      <w:r>
-        <w:t xml:space="preserve">apura a situação fiscal dos Entes Subnacionais que querem contrair novos empréstimos com garantia da União. O intuito da </w:t>
-      </w:r>
-      <w:proofErr w:type="spellStart"/>
-      <w:r>
-        <w:t>Capag</w:t>
-      </w:r>
-      <w:proofErr w:type="spellEnd"/>
-      <w:r>
-        <w:t xml:space="preserve"> é apresentar de forma simples e transparente se um novo endividamento representa risco de crédito para o Tesouro Nacional</w:t>
-      </w:r>
-      <w:r>
-        <w:t xml:space="preserve">. </w:t>
-      </w:r>
-    </w:p>
-    <w:p>
-      <w:pPr>
-        <w:jc w:val="both"/>
-      </w:pPr>
-      <w:r>
-        <w:t>Atualmente, a nota CAPAG consolidada do DF é “C”, que, na prática, restringe novas operações de crédito com garantia da União.</w:t>
-      </w:r>
-    </w:p>
-    <w:p>
-      <w:pPr>
-        <w:jc w:val="both"/>
-      </w:pPr>
-      <w:r>
-        <w:t>A CAPAG é composta por três indicadores avaliados pelo Tesouro Nacional:</w:t>
-      </w:r>
-    </w:p>
-    <w:tbl>
-      <w:tblPr>
-        <w:tblW w:w="5000" w:type="pct"/>
-        <w:tblLook w:val="04A0" w:firstRow="1" w:lastRow="0" w:firstColumn="1" w:lastColumn="0" w:noHBand="0" w:noVBand="1"/>
-      </w:tblPr>
-      <w:tblGrid>
-        <w:gridCol w:w="3597"/>
-        <w:gridCol w:w="1198"/>
-        <w:gridCol w:w="1797"/>
-        <w:gridCol w:w="3596"/>
+        <w:gridCol w:w="3595"/>
+        <w:gridCol w:w="2197"/>
+        <w:gridCol w:w="2197"/>
+        <w:gridCol w:w="2199"/>
       </w:tblGrid>
       <w:tr>
         <w:tc>
@@ -980,11 +1014,12 @@
               <w:right w:val="single" w:sz="4" w:space="0" w:color="2E7D32"/>
             </w:tcBorders>
             <w:shd w:val="clear" w:color="auto" w:fill="2E7D32"/>
+            <w:vAlign w:val="center"/>
           </w:tcPr>
           <w:p>
             <w:pPr>
-              <w:spacing w:before="120" w:after="120" w:line="240" w:lineRule="auto"/>
-              <w:jc w:val="both"/>
+              <w:spacing w:after="0" w:line="240" w:lineRule="auto"/>
+              <w:jc w:val="center"/>
             </w:pPr>
             <w:r>
               <w:rPr>
@@ -998,7 +1033,7 @@
         </w:tc>
         <w:tc>
           <w:tcPr>
-            <w:tcW w:w="588" w:type="pct"/>
+            <w:tcW w:w="1078" w:type="pct"/>
             <w:tcBorders>
               <w:top w:val="single" w:sz="4" w:space="0" w:color="2E7D32"/>
               <w:left w:val="single" w:sz="4" w:space="0" w:color="2E7D32"/>
@@ -1006,11 +1041,12 @@
               <w:right w:val="single" w:sz="4" w:space="0" w:color="2E7D32"/>
             </w:tcBorders>
             <w:shd w:val="clear" w:color="auto" w:fill="2E7D32"/>
+            <w:vAlign w:val="center"/>
           </w:tcPr>
           <w:p>
             <w:pPr>
-              <w:spacing w:before="120" w:after="120" w:line="240" w:lineRule="auto"/>
-              <w:jc w:val="both"/>
+              <w:spacing w:after="0" w:line="240" w:lineRule="auto"/>
+              <w:jc w:val="center"/>
             </w:pPr>
             <w:r>
               <w:rPr>
@@ -1024,7 +1060,7 @@
         </w:tc>
         <w:tc>
           <w:tcPr>
-            <w:tcW w:w="882" w:type="pct"/>
+            <w:tcW w:w="1078" w:type="pct"/>
             <w:tcBorders>
               <w:top w:val="single" w:sz="4" w:space="0" w:color="2E7D32"/>
               <w:left w:val="single" w:sz="4" w:space="0" w:color="2E7D32"/>
@@ -1032,11 +1068,12 @@
               <w:right w:val="single" w:sz="4" w:space="0" w:color="2E7D32"/>
             </w:tcBorders>
             <w:shd w:val="clear" w:color="auto" w:fill="2E7D32"/>
+            <w:vAlign w:val="center"/>
           </w:tcPr>
           <w:p>
             <w:pPr>
-              <w:spacing w:before="120" w:after="120" w:line="240" w:lineRule="auto"/>
-              <w:jc w:val="both"/>
+              <w:spacing w:after="0" w:line="240" w:lineRule="auto"/>
+              <w:jc w:val="center"/>
             </w:pPr>
             <w:r>
               <w:rPr>
@@ -1050,7 +1087,7 @@
         </w:tc>
         <w:tc>
           <w:tcPr>
-            <w:tcW w:w="1765" w:type="pct"/>
+            <w:tcW w:w="1079" w:type="pct"/>
             <w:tcBorders>
               <w:top w:val="single" w:sz="4" w:space="0" w:color="2E7D32"/>
               <w:left w:val="single" w:sz="4" w:space="0" w:color="2E7D32"/>
@@ -1058,11 +1095,12 @@
               <w:right w:val="single" w:sz="4" w:space="0" w:color="2E7D32"/>
             </w:tcBorders>
             <w:shd w:val="clear" w:color="auto" w:fill="2E7D32"/>
+            <w:vAlign w:val="center"/>
           </w:tcPr>
           <w:p>
             <w:pPr>
-              <w:spacing w:before="120" w:after="120" w:line="240" w:lineRule="auto"/>
-              <w:jc w:val="both"/>
+              <w:spacing w:after="0" w:line="240" w:lineRule="auto"/>
+              <w:jc w:val="center"/>
             </w:pPr>
             <w:r>
               <w:rPr>
@@ -1088,20 +1126,20 @@
           </w:tcPr>
           <w:p>
             <w:pPr>
-              <w:spacing w:before="120" w:after="120" w:line="240" w:lineRule="auto"/>
+              <w:spacing w:after="0" w:line="240" w:lineRule="auto"/>
               <w:jc w:val="both"/>
             </w:pPr>
             <w:r>
               <w:rPr>
                 <w:sz w:val="20"/>
               </w:rPr>
-              <w:t>Endividamento (% da RCL)</w:t>
+              <w:t>Endividamento</w:t>
             </w:r>
           </w:p>
         </w:tc>
         <w:tc>
           <w:tcPr>
-            <w:tcW w:w="588" w:type="pct"/>
+            <w:tcW w:w="1078" w:type="pct"/>
             <w:tcBorders>
               <w:top w:val="single" w:sz="4" w:space="0" w:color="CCCCCC"/>
               <w:left w:val="single" w:sz="4" w:space="0" w:color="CCCCCC"/>
@@ -1112,7 +1150,7 @@
           </w:tcPr>
           <w:p>
             <w:pPr>
-              <w:spacing w:before="120" w:after="120" w:line="240" w:lineRule="auto"/>
+              <w:spacing w:after="0" w:line="240" w:lineRule="auto"/>
               <w:jc w:val="center"/>
             </w:pPr>
             <w:r>
@@ -1127,7 +1165,7 @@
         </w:tc>
         <w:tc>
           <w:tcPr>
-            <w:tcW w:w="882" w:type="pct"/>
+            <w:tcW w:w="1078" w:type="pct"/>
             <w:tcBorders>
               <w:top w:val="single" w:sz="4" w:space="0" w:color="CCCCCC"/>
               <w:left w:val="single" w:sz="4" w:space="0" w:color="CCCCCC"/>
@@ -1138,7 +1176,7 @@
           </w:tcPr>
           <w:p>
             <w:pPr>
-              <w:spacing w:before="120" w:after="120" w:line="240" w:lineRule="auto"/>
+              <w:spacing w:after="0" w:line="240" w:lineRule="auto"/>
               <w:jc w:val="center"/>
             </w:pPr>
             <w:r>
@@ -1147,30 +1185,35 @@
               </w:rPr>
               <w:t>30,85%</w:t>
             </w:r>
+            <w:r>
+              <w:rPr>
+                <w:sz w:val="20"/>
+              </w:rPr>
+              <w:t xml:space="preserve"> da RCL</w:t>
+            </w:r>
           </w:p>
         </w:tc>
         <w:tc>
           <w:tcPr>
-            <w:tcW w:w="1765" w:type="pct"/>
+            <w:tcW w:w="1079" w:type="pct"/>
             <w:tcBorders>
               <w:top w:val="single" w:sz="4" w:space="0" w:color="CCCCCC"/>
               <w:left w:val="single" w:sz="4" w:space="0" w:color="CCCCCC"/>
               <w:bottom w:val="single" w:sz="4" w:space="0" w:color="CCCCCC"/>
               <w:right w:val="single" w:sz="4" w:space="0" w:color="CCCCCC"/>
             </w:tcBorders>
+            <w:vAlign w:val="center"/>
           </w:tcPr>
           <w:p>
             <w:pPr>
-              <w:spacing w:before="120" w:after="120" w:line="240" w:lineRule="auto"/>
-              <w:jc w:val="both"/>
+              <w:spacing w:after="0" w:line="240" w:lineRule="auto"/>
             </w:pPr>
             <w:r>
               <w:rPr>
                 <w:i/>
-                <w:color w:val="6B7280"/>
                 <w:sz w:val="18"/>
               </w:rPr>
-              <w:t>Para nota A: &lt; 60% (espaço de R$ 11,4 bi)</w:t>
+              <w:t>Para nota A: &lt; 60%</w:t>
             </w:r>
           </w:p>
         </w:tc>
@@ -1188,7 +1231,7 @@
           </w:tcPr>
           <w:p>
             <w:pPr>
-              <w:spacing w:before="120" w:after="120" w:line="240" w:lineRule="auto"/>
+              <w:spacing w:after="0" w:line="240" w:lineRule="auto"/>
               <w:jc w:val="both"/>
             </w:pPr>
             <w:r>
@@ -1201,7 +1244,7 @@
         </w:tc>
         <w:tc>
           <w:tcPr>
-            <w:tcW w:w="588" w:type="pct"/>
+            <w:tcW w:w="1078" w:type="pct"/>
             <w:tcBorders>
               <w:top w:val="single" w:sz="4" w:space="0" w:color="CCCCCC"/>
               <w:left w:val="single" w:sz="4" w:space="0" w:color="CCCCCC"/>
@@ -1212,7 +1255,7 @@
           </w:tcPr>
           <w:p>
             <w:pPr>
-              <w:spacing w:before="120" w:after="120" w:line="240" w:lineRule="auto"/>
+              <w:spacing w:after="0" w:line="240" w:lineRule="auto"/>
               <w:jc w:val="center"/>
             </w:pPr>
             <w:r>
@@ -1227,7 +1270,7 @@
         </w:tc>
         <w:tc>
           <w:tcPr>
-            <w:tcW w:w="882" w:type="pct"/>
+            <w:tcW w:w="1078" w:type="pct"/>
             <w:tcBorders>
               <w:top w:val="single" w:sz="4" w:space="0" w:color="CCCCCC"/>
               <w:left w:val="single" w:sz="4" w:space="0" w:color="CCCCCC"/>
@@ -1238,7 +1281,7 @@
           </w:tcPr>
           <w:p>
             <w:pPr>
-              <w:spacing w:before="120" w:after="120" w:line="240" w:lineRule="auto"/>
+              <w:spacing w:after="0" w:line="240" w:lineRule="auto"/>
               <w:jc w:val="center"/>
             </w:pPr>
             <w:r>
@@ -1251,23 +1294,22 @@
         </w:tc>
         <w:tc>
           <w:tcPr>
-            <w:tcW w:w="1765" w:type="pct"/>
+            <w:tcW w:w="1079" w:type="pct"/>
             <w:tcBorders>
               <w:top w:val="single" w:sz="4" w:space="0" w:color="CCCCCC"/>
               <w:left w:val="single" w:sz="4" w:space="0" w:color="CCCCCC"/>
               <w:bottom w:val="single" w:sz="4" w:space="0" w:color="CCCCCC"/>
               <w:right w:val="single" w:sz="4" w:space="0" w:color="CCCCCC"/>
             </w:tcBorders>
+            <w:vAlign w:val="center"/>
           </w:tcPr>
           <w:p>
             <w:pPr>
-              <w:spacing w:before="120" w:after="120" w:line="240" w:lineRule="auto"/>
-              <w:jc w:val="both"/>
+              <w:spacing w:after="0" w:line="240" w:lineRule="auto"/>
             </w:pPr>
             <w:r>
               <w:rPr>
                 <w:i/>
-                <w:color w:val="6B7280"/>
                 <w:sz w:val="18"/>
               </w:rPr>
               <w:t>Para nota B: &lt; 95%</w:t>
@@ -1288,20 +1330,20 @@
           </w:tcPr>
           <w:p>
             <w:pPr>
-              <w:spacing w:before="120" w:after="120" w:line="240" w:lineRule="auto"/>
+              <w:spacing w:after="0" w:line="240" w:lineRule="auto"/>
               <w:jc w:val="both"/>
             </w:pPr>
             <w:r>
               <w:rPr>
                 <w:sz w:val="20"/>
               </w:rPr>
-              <w:t>Liquidez Relativa (Dívida/RCL)</w:t>
+              <w:t>Liquidez Relativa</w:t>
             </w:r>
           </w:p>
         </w:tc>
         <w:tc>
           <w:tcPr>
-            <w:tcW w:w="588" w:type="pct"/>
+            <w:tcW w:w="1078" w:type="pct"/>
             <w:tcBorders>
               <w:top w:val="single" w:sz="4" w:space="0" w:color="CCCCCC"/>
               <w:left w:val="single" w:sz="4" w:space="0" w:color="CCCCCC"/>
@@ -1312,7 +1354,7 @@
           </w:tcPr>
           <w:p>
             <w:pPr>
-              <w:spacing w:before="120" w:after="120" w:line="240" w:lineRule="auto"/>
+              <w:spacing w:after="0" w:line="240" w:lineRule="auto"/>
               <w:jc w:val="center"/>
             </w:pPr>
             <w:r>
@@ -1327,7 +1369,7 @@
         </w:tc>
         <w:tc>
           <w:tcPr>
-            <w:tcW w:w="882" w:type="pct"/>
+            <w:tcW w:w="1078" w:type="pct"/>
             <w:tcBorders>
               <w:top w:val="single" w:sz="4" w:space="0" w:color="CCCCCC"/>
               <w:left w:val="single" w:sz="4" w:space="0" w:color="CCCCCC"/>
@@ -1338,7 +1380,7 @@
           </w:tcPr>
           <w:p>
             <w:pPr>
-              <w:spacing w:before="120" w:after="120" w:line="240" w:lineRule="auto"/>
+              <w:spacing w:after="0" w:line="240" w:lineRule="auto"/>
               <w:jc w:val="center"/>
             </w:pPr>
             <w:r>
@@ -1347,27 +1389,32 @@
               </w:rPr>
               <w:t>1,01%</w:t>
             </w:r>
+            <w:r>
+              <w:rPr>
+                <w:sz w:val="20"/>
+              </w:rPr>
+              <w:t xml:space="preserve"> da RCL</w:t>
+            </w:r>
           </w:p>
         </w:tc>
         <w:tc>
           <w:tcPr>
-            <w:tcW w:w="1765" w:type="pct"/>
+            <w:tcW w:w="1079" w:type="pct"/>
             <w:tcBorders>
               <w:top w:val="single" w:sz="4" w:space="0" w:color="CCCCCC"/>
               <w:left w:val="single" w:sz="4" w:space="0" w:color="CCCCCC"/>
               <w:bottom w:val="single" w:sz="4" w:space="0" w:color="CCCCCC"/>
               <w:right w:val="single" w:sz="4" w:space="0" w:color="CCCCCC"/>
             </w:tcBorders>
+            <w:vAlign w:val="center"/>
           </w:tcPr>
           <w:p>
             <w:pPr>
-              <w:spacing w:before="120" w:after="120" w:line="240" w:lineRule="auto"/>
-              <w:jc w:val="both"/>
+              <w:spacing w:after="0" w:line="240" w:lineRule="auto"/>
             </w:pPr>
             <w:r>
               <w:rPr>
                 <w:i/>
-                <w:color w:val="6B7280"/>
                 <w:sz w:val="18"/>
               </w:rPr>
               <w:t>Para nota A: ≥ 5%</w:t>
@@ -1379,12 +1426,17 @@
     <w:p>
       <w:pPr>
         <w:jc w:val="both"/>
+        <w:rPr>
+          <w:sz w:val="20"/>
+          <w:szCs w:val="20"/>
+        </w:rPr>
       </w:pPr>
       <w:r>
         <w:rPr>
           <w:i/>
           <w:color w:val="6B7280"/>
-          <w:sz w:val="18"/>
+          <w:sz w:val="16"/>
+          <w:szCs w:val="20"/>
         </w:rPr>
         <w:t>Fonte: Tesouro Nacional / Tesouro Transparente — CAPAG dos Estados (publicação anual).</w:t>
       </w:r>
@@ -1392,29 +1444,40 @@
     <w:p>
       <w:pPr>
         <w:jc w:val="both"/>
+      </w:pPr>
+      <w:r>
+        <w:t xml:space="preserve">O DF manteve nota B entre 2021 e 2023, mas voltou à C em 2024, </w:t>
+      </w:r>
+      <w:r>
+        <w:t>em razão da deterioração do indicador de Poupança Corrente</w:t>
+      </w:r>
+      <w:r>
+        <w:t>. O ponto forte é o indicador de Endividamento. A dívida consolidada equivale a 30,85% da Receita Corrente Líquida (RCL), abaixo do limite de 60% exigido para nota A nesse critério. Em tese, isso abriria espaço para a contratação gradual de mais de R$ 11 bilhões em novas dívidas</w:t>
+      </w:r>
+      <w:r>
+        <w:t xml:space="preserve"> sem perder a nota A da Capag</w:t>
+      </w:r>
+      <w:r>
+        <w:t xml:space="preserve">, desde que observados os demais limites aplicáveis a essas operações. </w:t>
+      </w:r>
+    </w:p>
+    <w:p>
+      <w:pPr>
+        <w:jc w:val="both"/>
+      </w:pPr>
+      <w:r>
+        <w:t>De toda forma, esse espaço ainda não pode ser aproveitado, nem mesmo parcialmente, enquanto a classificação consolidada do DF não melhorar. Com nota C, o Distrito Federal fica impedido de contratar operações de crédito com garantia da União.</w:t>
+      </w:r>
+    </w:p>
+    <w:p>
+      <w:pPr>
+        <w:jc w:val="both"/>
+      </w:pPr>
+      <w:r>
         <w:rPr>
           <w:b/>
         </w:rPr>
-      </w:pPr>
-    </w:p>
-    <w:p>
-      <w:pPr>
-        <w:jc w:val="both"/>
-        <w:rPr>
-          <w:b/>
-        </w:rPr>
-      </w:pPr>
-    </w:p>
-    <w:p>
-      <w:pPr>
-        <w:jc w:val="both"/>
-      </w:pPr>
-      <w:r>
-        <w:rPr>
-          <w:b/>
-        </w:rPr>
-        <w:lastRenderedPageBreak/>
-        <w:t>Histórico (2018–2025):</w:t>
+        <w:t>Histórico:</w:t>
       </w:r>
     </w:p>
     <w:tbl>
@@ -1430,6 +1493,9 @@
         <w:gridCol w:w="2300"/>
       </w:tblGrid>
       <w:tr>
+        <w:trPr>
+          <w:trHeight w:val="170"/>
+        </w:trPr>
         <w:tc>
           <w:tcPr>
             <w:tcW w:w="645" w:type="pct"/>
@@ -1444,7 +1510,7 @@
           </w:tcPr>
           <w:p>
             <w:pPr>
-              <w:spacing w:before="120" w:after="120" w:line="240" w:lineRule="auto"/>
+              <w:spacing w:after="0" w:line="240" w:lineRule="auto"/>
               <w:jc w:val="center"/>
             </w:pPr>
             <w:r>
@@ -1471,7 +1537,7 @@
           </w:tcPr>
           <w:p>
             <w:pPr>
-              <w:spacing w:before="120" w:after="120" w:line="240" w:lineRule="auto"/>
+              <w:spacing w:after="0" w:line="240" w:lineRule="auto"/>
               <w:jc w:val="center"/>
             </w:pPr>
             <w:r>
@@ -1498,7 +1564,7 @@
           </w:tcPr>
           <w:p>
             <w:pPr>
-              <w:spacing w:before="120" w:after="120" w:line="240" w:lineRule="auto"/>
+              <w:spacing w:after="0" w:line="240" w:lineRule="auto"/>
               <w:jc w:val="center"/>
             </w:pPr>
             <w:r>
@@ -1541,7 +1607,7 @@
           </w:tcPr>
           <w:p>
             <w:pPr>
-              <w:spacing w:before="120" w:after="120" w:line="240" w:lineRule="auto"/>
+              <w:spacing w:after="0" w:line="240" w:lineRule="auto"/>
               <w:jc w:val="center"/>
             </w:pPr>
             <w:r>
@@ -1568,7 +1634,7 @@
           </w:tcPr>
           <w:p>
             <w:pPr>
-              <w:spacing w:before="120" w:after="120" w:line="240" w:lineRule="auto"/>
+              <w:spacing w:after="0" w:line="240" w:lineRule="auto"/>
               <w:jc w:val="center"/>
             </w:pPr>
             <w:r>
@@ -1583,6 +1649,9 @@
         </w:tc>
       </w:tr>
       <w:tr>
+        <w:trPr>
+          <w:trHeight w:val="170"/>
+        </w:trPr>
         <w:tc>
           <w:tcPr>
             <w:tcW w:w="645" w:type="pct"/>
@@ -1596,7 +1665,7 @@
           </w:tcPr>
           <w:p>
             <w:pPr>
-              <w:spacing w:before="120" w:after="120" w:line="240" w:lineRule="auto"/>
+              <w:spacing w:after="0" w:line="240" w:lineRule="auto"/>
               <w:jc w:val="center"/>
             </w:pPr>
             <w:r>
@@ -1620,7 +1689,7 @@
           </w:tcPr>
           <w:p>
             <w:pPr>
-              <w:spacing w:before="120" w:after="120" w:line="240" w:lineRule="auto"/>
+              <w:spacing w:after="0" w:line="240" w:lineRule="auto"/>
               <w:jc w:val="center"/>
             </w:pPr>
             <w:r>
@@ -1646,7 +1715,7 @@
           </w:tcPr>
           <w:p>
             <w:pPr>
-              <w:spacing w:before="120" w:after="120" w:line="240" w:lineRule="auto"/>
+              <w:spacing w:after="0" w:line="240" w:lineRule="auto"/>
               <w:jc w:val="center"/>
             </w:pPr>
             <w:r>
@@ -1672,7 +1741,7 @@
           </w:tcPr>
           <w:p>
             <w:pPr>
-              <w:spacing w:before="120" w:after="120" w:line="240" w:lineRule="auto"/>
+              <w:spacing w:after="0" w:line="240" w:lineRule="auto"/>
               <w:jc w:val="center"/>
             </w:pPr>
             <w:r>
@@ -1694,11 +1763,12 @@
               <w:bottom w:val="single" w:sz="4" w:space="0" w:color="CCCCCC"/>
               <w:right w:val="single" w:sz="4" w:space="0" w:color="CCCCCC"/>
             </w:tcBorders>
+            <w:shd w:val="clear" w:color="auto" w:fill="EAF1DD" w:themeFill="accent3" w:themeFillTint="33"/>
             <w:vAlign w:val="center"/>
           </w:tcPr>
           <w:p>
             <w:pPr>
-              <w:spacing w:before="120" w:after="120" w:line="240" w:lineRule="auto"/>
+              <w:spacing w:after="0" w:line="240" w:lineRule="auto"/>
               <w:jc w:val="center"/>
             </w:pPr>
             <w:r>
@@ -1713,6 +1783,9 @@
         </w:tc>
       </w:tr>
       <w:tr>
+        <w:trPr>
+          <w:trHeight w:val="170"/>
+        </w:trPr>
         <w:tc>
           <w:tcPr>
             <w:tcW w:w="645" w:type="pct"/>
@@ -1726,7 +1799,7 @@
           </w:tcPr>
           <w:p>
             <w:pPr>
-              <w:spacing w:before="120" w:after="120" w:line="240" w:lineRule="auto"/>
+              <w:spacing w:after="0" w:line="240" w:lineRule="auto"/>
               <w:jc w:val="center"/>
             </w:pPr>
             <w:r>
@@ -1750,7 +1823,7 @@
           </w:tcPr>
           <w:p>
             <w:pPr>
-              <w:spacing w:before="120" w:after="120" w:line="240" w:lineRule="auto"/>
+              <w:spacing w:after="0" w:line="240" w:lineRule="auto"/>
               <w:jc w:val="center"/>
             </w:pPr>
             <w:r>
@@ -1776,7 +1849,7 @@
           </w:tcPr>
           <w:p>
             <w:pPr>
-              <w:spacing w:before="120" w:after="120" w:line="240" w:lineRule="auto"/>
+              <w:spacing w:after="0" w:line="240" w:lineRule="auto"/>
               <w:jc w:val="center"/>
             </w:pPr>
             <w:r>
@@ -1802,7 +1875,7 @@
           </w:tcPr>
           <w:p>
             <w:pPr>
-              <w:spacing w:before="120" w:after="120" w:line="240" w:lineRule="auto"/>
+              <w:spacing w:after="0" w:line="240" w:lineRule="auto"/>
               <w:jc w:val="center"/>
             </w:pPr>
             <w:r>
@@ -1824,11 +1897,12 @@
               <w:bottom w:val="single" w:sz="4" w:space="0" w:color="CCCCCC"/>
               <w:right w:val="single" w:sz="4" w:space="0" w:color="CCCCCC"/>
             </w:tcBorders>
+            <w:shd w:val="clear" w:color="auto" w:fill="EAF1DD" w:themeFill="accent3" w:themeFillTint="33"/>
             <w:vAlign w:val="center"/>
           </w:tcPr>
           <w:p>
             <w:pPr>
-              <w:spacing w:before="120" w:after="120" w:line="240" w:lineRule="auto"/>
+              <w:spacing w:after="0" w:line="240" w:lineRule="auto"/>
               <w:jc w:val="center"/>
             </w:pPr>
             <w:r>
@@ -1843,6 +1917,9 @@
         </w:tc>
       </w:tr>
       <w:tr>
+        <w:trPr>
+          <w:trHeight w:val="170"/>
+        </w:trPr>
         <w:tc>
           <w:tcPr>
             <w:tcW w:w="645" w:type="pct"/>
@@ -1856,7 +1933,7 @@
           </w:tcPr>
           <w:p>
             <w:pPr>
-              <w:spacing w:before="120" w:after="120" w:line="240" w:lineRule="auto"/>
+              <w:spacing w:after="0" w:line="240" w:lineRule="auto"/>
               <w:jc w:val="center"/>
             </w:pPr>
             <w:r>
@@ -1880,7 +1957,7 @@
           </w:tcPr>
           <w:p>
             <w:pPr>
-              <w:spacing w:before="120" w:after="120" w:line="240" w:lineRule="auto"/>
+              <w:spacing w:after="0" w:line="240" w:lineRule="auto"/>
               <w:jc w:val="center"/>
             </w:pPr>
             <w:r>
@@ -1906,7 +1983,7 @@
           </w:tcPr>
           <w:p>
             <w:pPr>
-              <w:spacing w:before="120" w:after="120" w:line="240" w:lineRule="auto"/>
+              <w:spacing w:after="0" w:line="240" w:lineRule="auto"/>
               <w:jc w:val="center"/>
             </w:pPr>
             <w:r>
@@ -1932,7 +2009,7 @@
           </w:tcPr>
           <w:p>
             <w:pPr>
-              <w:spacing w:before="120" w:after="120" w:line="240" w:lineRule="auto"/>
+              <w:spacing w:after="0" w:line="240" w:lineRule="auto"/>
               <w:jc w:val="center"/>
             </w:pPr>
             <w:r>
@@ -1954,11 +2031,12 @@
               <w:bottom w:val="single" w:sz="4" w:space="0" w:color="CCCCCC"/>
               <w:right w:val="single" w:sz="4" w:space="0" w:color="CCCCCC"/>
             </w:tcBorders>
+            <w:shd w:val="clear" w:color="auto" w:fill="EAF1DD" w:themeFill="accent3" w:themeFillTint="33"/>
             <w:vAlign w:val="center"/>
           </w:tcPr>
           <w:p>
             <w:pPr>
-              <w:spacing w:before="120" w:after="120" w:line="240" w:lineRule="auto"/>
+              <w:spacing w:after="0" w:line="240" w:lineRule="auto"/>
               <w:jc w:val="center"/>
             </w:pPr>
             <w:r>
@@ -1973,6 +2051,9 @@
         </w:tc>
       </w:tr>
       <w:tr>
+        <w:trPr>
+          <w:trHeight w:val="170"/>
+        </w:trPr>
         <w:tc>
           <w:tcPr>
             <w:tcW w:w="645" w:type="pct"/>
@@ -1986,7 +2067,7 @@
           </w:tcPr>
           <w:p>
             <w:pPr>
-              <w:spacing w:before="120" w:after="120" w:line="240" w:lineRule="auto"/>
+              <w:spacing w:after="0" w:line="240" w:lineRule="auto"/>
               <w:jc w:val="center"/>
             </w:pPr>
             <w:r>
@@ -2010,7 +2091,7 @@
           </w:tcPr>
           <w:p>
             <w:pPr>
-              <w:spacing w:before="120" w:after="120" w:line="240" w:lineRule="auto"/>
+              <w:spacing w:after="0" w:line="240" w:lineRule="auto"/>
               <w:jc w:val="center"/>
             </w:pPr>
             <w:r>
@@ -2036,7 +2117,7 @@
           </w:tcPr>
           <w:p>
             <w:pPr>
-              <w:spacing w:before="120" w:after="120" w:line="240" w:lineRule="auto"/>
+              <w:spacing w:after="0" w:line="240" w:lineRule="auto"/>
               <w:jc w:val="center"/>
             </w:pPr>
             <w:r>
@@ -2062,7 +2143,89 @@
           </w:tcPr>
           <w:p>
             <w:pPr>
-              <w:spacing w:before="120" w:after="120" w:line="240" w:lineRule="auto"/>
+              <w:spacing w:after="0" w:line="240" w:lineRule="auto"/>
+              <w:jc w:val="center"/>
+            </w:pPr>
+            <w:r>
+              <w:rPr>
+                <w:b/>
+                <w:color w:val="2E7D32"/>
+                <w:sz w:val="20"/>
+              </w:rPr>
+              <w:t>A</w:t>
+            </w:r>
+          </w:p>
+        </w:tc>
+        <w:tc>
+          <w:tcPr>
+            <w:tcW w:w="1129" w:type="pct"/>
+            <w:tcBorders>
+              <w:top w:val="single" w:sz="4" w:space="0" w:color="CCCCCC"/>
+              <w:left w:val="single" w:sz="4" w:space="0" w:color="CCCCCC"/>
+              <w:bottom w:val="single" w:sz="4" w:space="0" w:color="CCCCCC"/>
+              <w:right w:val="single" w:sz="4" w:space="0" w:color="CCCCCC"/>
+            </w:tcBorders>
+            <w:shd w:val="clear" w:color="auto" w:fill="EAF1DD" w:themeFill="accent3" w:themeFillTint="33"/>
+            <w:vAlign w:val="center"/>
+          </w:tcPr>
+          <w:p>
+            <w:pPr>
+              <w:spacing w:after="0" w:line="240" w:lineRule="auto"/>
+              <w:jc w:val="center"/>
+            </w:pPr>
+            <w:r>
+              <w:rPr>
+                <w:b/>
+                <w:color w:val="C47A10"/>
+                <w:sz w:val="20"/>
+              </w:rPr>
+              <w:t>B</w:t>
+            </w:r>
+          </w:p>
+        </w:tc>
+      </w:tr>
+      <w:tr>
+        <w:trPr>
+          <w:trHeight w:val="170"/>
+        </w:trPr>
+        <w:tc>
+          <w:tcPr>
+            <w:tcW w:w="645" w:type="pct"/>
+            <w:tcBorders>
+              <w:top w:val="single" w:sz="4" w:space="0" w:color="CCCCCC"/>
+              <w:left w:val="single" w:sz="4" w:space="0" w:color="CCCCCC"/>
+              <w:bottom w:val="single" w:sz="4" w:space="0" w:color="CCCCCC"/>
+              <w:right w:val="single" w:sz="4" w:space="0" w:color="CCCCCC"/>
+            </w:tcBorders>
+            <w:vAlign w:val="center"/>
+          </w:tcPr>
+          <w:p>
+            <w:pPr>
+              <w:spacing w:after="0" w:line="240" w:lineRule="auto"/>
+              <w:jc w:val="center"/>
+            </w:pPr>
+            <w:r>
+              <w:rPr>
+                <w:sz w:val="20"/>
+              </w:rPr>
+              <w:t>2022</w:t>
+            </w:r>
+          </w:p>
+        </w:tc>
+        <w:tc>
+          <w:tcPr>
+            <w:tcW w:w="1129" w:type="pct"/>
+            <w:tcBorders>
+              <w:top w:val="single" w:sz="4" w:space="0" w:color="CCCCCC"/>
+              <w:left w:val="single" w:sz="4" w:space="0" w:color="CCCCCC"/>
+              <w:bottom w:val="single" w:sz="4" w:space="0" w:color="CCCCCC"/>
+              <w:right w:val="single" w:sz="4" w:space="0" w:color="CCCCCC"/>
+            </w:tcBorders>
+            <w:vAlign w:val="center"/>
+          </w:tcPr>
+          <w:p>
+            <w:pPr>
+              <w:spacing w:after="0" w:line="240" w:lineRule="auto"/>
               <w:jc w:val="center"/>
             </w:pPr>
             <w:r>
@@ -2088,7 +2251,60 @@
           </w:tcPr>
           <w:p>
             <w:pPr>
-              <w:spacing w:before="120" w:after="120" w:line="240" w:lineRule="auto"/>
+              <w:spacing w:after="0" w:line="240" w:lineRule="auto"/>
+              <w:jc w:val="center"/>
+            </w:pPr>
+            <w:r>
+              <w:rPr>
+                <w:b/>
+                <w:color w:val="C47A10"/>
+                <w:sz w:val="20"/>
+              </w:rPr>
+              <w:t>B</w:t>
+            </w:r>
+          </w:p>
+        </w:tc>
+        <w:tc>
+          <w:tcPr>
+            <w:tcW w:w="968" w:type="pct"/>
+            <w:tcBorders>
+              <w:top w:val="single" w:sz="4" w:space="0" w:color="CCCCCC"/>
+              <w:left w:val="single" w:sz="4" w:space="0" w:color="CCCCCC"/>
+              <w:bottom w:val="single" w:sz="4" w:space="0" w:color="CCCCCC"/>
+              <w:right w:val="single" w:sz="4" w:space="0" w:color="CCCCCC"/>
+            </w:tcBorders>
+            <w:vAlign w:val="center"/>
+          </w:tcPr>
+          <w:p>
+            <w:pPr>
+              <w:spacing w:after="0" w:line="240" w:lineRule="auto"/>
+              <w:jc w:val="center"/>
+            </w:pPr>
+            <w:r>
+              <w:rPr>
+                <w:b/>
+                <w:color w:val="2E7D32"/>
+                <w:sz w:val="20"/>
+              </w:rPr>
+              <w:t>A</w:t>
+            </w:r>
+          </w:p>
+        </w:tc>
+        <w:tc>
+          <w:tcPr>
+            <w:tcW w:w="1129" w:type="pct"/>
+            <w:tcBorders>
+              <w:top w:val="single" w:sz="4" w:space="0" w:color="CCCCCC"/>
+              <w:left w:val="single" w:sz="4" w:space="0" w:color="CCCCCC"/>
+              <w:bottom w:val="single" w:sz="4" w:space="0" w:color="CCCCCC"/>
+              <w:right w:val="single" w:sz="4" w:space="0" w:color="CCCCCC"/>
+            </w:tcBorders>
+            <w:shd w:val="clear" w:color="auto" w:fill="EAF1DD" w:themeFill="accent3" w:themeFillTint="33"/>
+            <w:vAlign w:val="center"/>
+          </w:tcPr>
+          <w:p>
+            <w:pPr>
+              <w:spacing w:after="0" w:line="240" w:lineRule="auto"/>
               <w:jc w:val="center"/>
             </w:pPr>
             <w:r>
@@ -2103,6 +2319,9 @@
         </w:tc>
       </w:tr>
       <w:tr>
+        <w:trPr>
+          <w:trHeight w:val="170"/>
+        </w:trPr>
         <w:tc>
           <w:tcPr>
             <w:tcW w:w="645" w:type="pct"/>
@@ -2116,14 +2335,14 @@
           </w:tcPr>
           <w:p>
             <w:pPr>
-              <w:spacing w:before="120" w:after="120" w:line="240" w:lineRule="auto"/>
+              <w:spacing w:after="0" w:line="240" w:lineRule="auto"/>
               <w:jc w:val="center"/>
             </w:pPr>
             <w:r>
               <w:rPr>
                 <w:sz w:val="20"/>
               </w:rPr>
-              <w:t>2022</w:t>
+              <w:t>2023</w:t>
             </w:r>
           </w:p>
         </w:tc>
@@ -2140,7 +2359,7 @@
           </w:tcPr>
           <w:p>
             <w:pPr>
-              <w:spacing w:before="120" w:after="120" w:line="240" w:lineRule="auto"/>
+              <w:spacing w:after="0" w:line="240" w:lineRule="auto"/>
               <w:jc w:val="center"/>
             </w:pPr>
             <w:r>
@@ -2166,7 +2385,7 @@
           </w:tcPr>
           <w:p>
             <w:pPr>
-              <w:spacing w:before="120" w:after="120" w:line="240" w:lineRule="auto"/>
+              <w:spacing w:after="0" w:line="240" w:lineRule="auto"/>
               <w:jc w:val="center"/>
             </w:pPr>
             <w:r>
@@ -2192,7 +2411,7 @@
           </w:tcPr>
           <w:p>
             <w:pPr>
-              <w:spacing w:before="120" w:after="120" w:line="240" w:lineRule="auto"/>
+              <w:spacing w:after="0" w:line="240" w:lineRule="auto"/>
               <w:jc w:val="center"/>
             </w:pPr>
             <w:r>
@@ -2214,11 +2433,12 @@
               <w:bottom w:val="single" w:sz="4" w:space="0" w:color="CCCCCC"/>
               <w:right w:val="single" w:sz="4" w:space="0" w:color="CCCCCC"/>
             </w:tcBorders>
+            <w:shd w:val="clear" w:color="auto" w:fill="EAF1DD" w:themeFill="accent3" w:themeFillTint="33"/>
             <w:vAlign w:val="center"/>
           </w:tcPr>
           <w:p>
             <w:pPr>
-              <w:spacing w:before="120" w:after="120" w:line="240" w:lineRule="auto"/>
+              <w:spacing w:after="0" w:line="240" w:lineRule="auto"/>
               <w:jc w:val="center"/>
             </w:pPr>
             <w:r>
@@ -2233,27 +2453,30 @@
         </w:tc>
       </w:tr>
       <w:tr>
+        <w:trPr>
+          <w:trHeight w:val="170"/>
+        </w:trPr>
         <w:tc>
           <w:tcPr>
             <w:tcW w:w="645" w:type="pct"/>
             <w:tcBorders>
               <w:top w:val="single" w:sz="4" w:space="0" w:color="CCCCCC"/>
               <w:left w:val="single" w:sz="4" w:space="0" w:color="CCCCCC"/>
-              <w:bottom w:val="single" w:sz="4" w:space="0" w:color="CCCCCC"/>
+              <w:bottom w:val="single" w:sz="4" w:space="0" w:color="1B5E20"/>
               <w:right w:val="single" w:sz="4" w:space="0" w:color="CCCCCC"/>
             </w:tcBorders>
             <w:vAlign w:val="center"/>
           </w:tcPr>
           <w:p>
             <w:pPr>
-              <w:spacing w:before="120" w:after="120" w:line="240" w:lineRule="auto"/>
+              <w:spacing w:after="0" w:line="240" w:lineRule="auto"/>
               <w:jc w:val="center"/>
             </w:pPr>
             <w:r>
               <w:rPr>
                 <w:sz w:val="20"/>
               </w:rPr>
-              <w:t>2023</w:t>
+              <w:t>2024</w:t>
             </w:r>
           </w:p>
         </w:tc>
@@ -2263,14 +2486,14 @@
             <w:tcBorders>
               <w:top w:val="single" w:sz="4" w:space="0" w:color="CCCCCC"/>
               <w:left w:val="single" w:sz="4" w:space="0" w:color="CCCCCC"/>
-              <w:bottom w:val="single" w:sz="4" w:space="0" w:color="CCCCCC"/>
+              <w:bottom w:val="single" w:sz="4" w:space="0" w:color="1B5E20"/>
               <w:right w:val="single" w:sz="4" w:space="0" w:color="CCCCCC"/>
             </w:tcBorders>
             <w:vAlign w:val="center"/>
           </w:tcPr>
           <w:p>
             <w:pPr>
-              <w:spacing w:before="120" w:after="120" w:line="240" w:lineRule="auto"/>
+              <w:spacing w:after="0" w:line="240" w:lineRule="auto"/>
               <w:jc w:val="center"/>
             </w:pPr>
             <w:r>
@@ -2289,144 +2512,14 @@
             <w:tcBorders>
               <w:top w:val="single" w:sz="4" w:space="0" w:color="CCCCCC"/>
               <w:left w:val="single" w:sz="4" w:space="0" w:color="CCCCCC"/>
-              <w:bottom w:val="single" w:sz="4" w:space="0" w:color="CCCCCC"/>
+              <w:bottom w:val="single" w:sz="4" w:space="0" w:color="1B5E20"/>
               <w:right w:val="single" w:sz="4" w:space="0" w:color="CCCCCC"/>
             </w:tcBorders>
             <w:vAlign w:val="center"/>
           </w:tcPr>
           <w:p>
             <w:pPr>
-              <w:spacing w:before="120" w:after="120" w:line="240" w:lineRule="auto"/>
-              <w:jc w:val="center"/>
-            </w:pPr>
-            <w:r>
-              <w:rPr>
-                <w:b/>
-                <w:color w:val="C47A10"/>
-                <w:sz w:val="20"/>
-              </w:rPr>
-              <w:t>B</w:t>
-            </w:r>
-          </w:p>
-        </w:tc>
-        <w:tc>
-          <w:tcPr>
-            <w:tcW w:w="968" w:type="pct"/>
-            <w:tcBorders>
-              <w:top w:val="single" w:sz="4" w:space="0" w:color="CCCCCC"/>
-              <w:left w:val="single" w:sz="4" w:space="0" w:color="CCCCCC"/>
-              <w:bottom w:val="single" w:sz="4" w:space="0" w:color="CCCCCC"/>
-              <w:right w:val="single" w:sz="4" w:space="0" w:color="CCCCCC"/>
-            </w:tcBorders>
-            <w:vAlign w:val="center"/>
-          </w:tcPr>
-          <w:p>
-            <w:pPr>
-              <w:spacing w:before="120" w:after="120" w:line="240" w:lineRule="auto"/>
-              <w:jc w:val="center"/>
-            </w:pPr>
-            <w:r>
-              <w:rPr>
-                <w:b/>
-                <w:color w:val="2E7D32"/>
-                <w:sz w:val="20"/>
-              </w:rPr>
-              <w:t>A</w:t>
-            </w:r>
-          </w:p>
-        </w:tc>
-        <w:tc>
-          <w:tcPr>
-            <w:tcW w:w="1129" w:type="pct"/>
-            <w:tcBorders>
-              <w:top w:val="single" w:sz="4" w:space="0" w:color="CCCCCC"/>
-              <w:left w:val="single" w:sz="4" w:space="0" w:color="CCCCCC"/>
-              <w:bottom w:val="single" w:sz="4" w:space="0" w:color="CCCCCC"/>
-              <w:right w:val="single" w:sz="4" w:space="0" w:color="CCCCCC"/>
-            </w:tcBorders>
-            <w:vAlign w:val="center"/>
-          </w:tcPr>
-          <w:p>
-            <w:pPr>
-              <w:spacing w:before="120" w:after="120" w:line="240" w:lineRule="auto"/>
-              <w:jc w:val="center"/>
-            </w:pPr>
-            <w:r>
-              <w:rPr>
-                <w:b/>
-                <w:color w:val="C47A10"/>
-                <w:sz w:val="20"/>
-              </w:rPr>
-              <w:t>B</w:t>
-            </w:r>
-          </w:p>
-        </w:tc>
-      </w:tr>
-      <w:tr>
-        <w:tc>
-          <w:tcPr>
-            <w:tcW w:w="645" w:type="pct"/>
-            <w:tcBorders>
-              <w:top w:val="single" w:sz="4" w:space="0" w:color="CCCCCC"/>
-              <w:left w:val="single" w:sz="4" w:space="0" w:color="CCCCCC"/>
-              <w:bottom w:val="single" w:sz="4" w:space="0" w:color="CCCCCC"/>
-              <w:right w:val="single" w:sz="4" w:space="0" w:color="CCCCCC"/>
-            </w:tcBorders>
-            <w:vAlign w:val="center"/>
-          </w:tcPr>
-          <w:p>
-            <w:pPr>
-              <w:spacing w:before="120" w:after="120" w:line="240" w:lineRule="auto"/>
-              <w:jc w:val="center"/>
-            </w:pPr>
-            <w:r>
-              <w:rPr>
-                <w:sz w:val="20"/>
-              </w:rPr>
-              <w:t>2024</w:t>
-            </w:r>
-          </w:p>
-        </w:tc>
-        <w:tc>
-          <w:tcPr>
-            <w:tcW w:w="1129" w:type="pct"/>
-            <w:tcBorders>
-              <w:top w:val="single" w:sz="4" w:space="0" w:color="CCCCCC"/>
-              <w:left w:val="single" w:sz="4" w:space="0" w:color="CCCCCC"/>
-              <w:bottom w:val="single" w:sz="4" w:space="0" w:color="CCCCCC"/>
-              <w:right w:val="single" w:sz="4" w:space="0" w:color="CCCCCC"/>
-            </w:tcBorders>
-            <w:vAlign w:val="center"/>
-          </w:tcPr>
-          <w:p>
-            <w:pPr>
-              <w:spacing w:before="120" w:after="120" w:line="240" w:lineRule="auto"/>
-              <w:jc w:val="center"/>
-            </w:pPr>
-            <w:r>
-              <w:rPr>
-                <w:b/>
-                <w:color w:val="2E7D32"/>
-                <w:sz w:val="20"/>
-              </w:rPr>
-              <w:t>A</w:t>
-            </w:r>
-          </w:p>
-        </w:tc>
-        <w:tc>
-          <w:tcPr>
-            <w:tcW w:w="1129" w:type="pct"/>
-            <w:tcBorders>
-              <w:top w:val="single" w:sz="4" w:space="0" w:color="CCCCCC"/>
-              <w:left w:val="single" w:sz="4" w:space="0" w:color="CCCCCC"/>
-              <w:bottom w:val="single" w:sz="4" w:space="0" w:color="CCCCCC"/>
-              <w:right w:val="single" w:sz="4" w:space="0" w:color="CCCCCC"/>
-            </w:tcBorders>
-            <w:vAlign w:val="center"/>
-          </w:tcPr>
-          <w:p>
-            <w:pPr>
-              <w:spacing w:before="120" w:after="120" w:line="240" w:lineRule="auto"/>
+              <w:spacing w:after="0" w:line="240" w:lineRule="auto"/>
               <w:jc w:val="center"/>
             </w:pPr>
             <w:r>
@@ -2445,14 +2538,14 @@
             <w:tcBorders>
               <w:top w:val="single" w:sz="4" w:space="0" w:color="CCCCCC"/>
               <w:left w:val="single" w:sz="4" w:space="0" w:color="CCCCCC"/>
-              <w:bottom w:val="single" w:sz="4" w:space="0" w:color="CCCCCC"/>
+              <w:bottom w:val="single" w:sz="4" w:space="0" w:color="1B5E20"/>
               <w:right w:val="single" w:sz="4" w:space="0" w:color="CCCCCC"/>
             </w:tcBorders>
             <w:vAlign w:val="center"/>
           </w:tcPr>
           <w:p>
             <w:pPr>
-              <w:spacing w:before="120" w:after="120" w:line="240" w:lineRule="auto"/>
+              <w:spacing w:after="0" w:line="240" w:lineRule="auto"/>
               <w:jc w:val="center"/>
             </w:pPr>
             <w:r>
@@ -2471,14 +2564,15 @@
             <w:tcBorders>
               <w:top w:val="single" w:sz="4" w:space="0" w:color="CCCCCC"/>
               <w:left w:val="single" w:sz="4" w:space="0" w:color="CCCCCC"/>
-              <w:bottom w:val="single" w:sz="4" w:space="0" w:color="CCCCCC"/>
+              <w:bottom w:val="single" w:sz="4" w:space="0" w:color="1B5E20"/>
               <w:right w:val="single" w:sz="4" w:space="0" w:color="CCCCCC"/>
             </w:tcBorders>
+            <w:shd w:val="clear" w:color="auto" w:fill="EAF1DD" w:themeFill="accent3" w:themeFillTint="33"/>
             <w:vAlign w:val="center"/>
           </w:tcPr>
           <w:p>
             <w:pPr>
-              <w:spacing w:before="120" w:after="120" w:line="240" w:lineRule="auto"/>
+              <w:spacing w:after="0" w:line="240" w:lineRule="auto"/>
               <w:jc w:val="center"/>
             </w:pPr>
             <w:r>
@@ -2493,24 +2587,33 @@
         </w:tc>
       </w:tr>
       <w:tr>
+        <w:trPr>
+          <w:trHeight w:val="170"/>
+        </w:trPr>
         <w:tc>
           <w:tcPr>
             <w:tcW w:w="645" w:type="pct"/>
             <w:tcBorders>
-              <w:top w:val="single" w:sz="4" w:space="0" w:color="CCCCCC"/>
-              <w:left w:val="single" w:sz="4" w:space="0" w:color="CCCCCC"/>
-              <w:bottom w:val="single" w:sz="4" w:space="0" w:color="CCCCCC"/>
-              <w:right w:val="single" w:sz="4" w:space="0" w:color="CCCCCC"/>
+              <w:top w:val="single" w:sz="4" w:space="0" w:color="1B5E20"/>
+              <w:left w:val="single" w:sz="4" w:space="0" w:color="1B5E20"/>
+              <w:bottom w:val="single" w:sz="4" w:space="0" w:color="1B5E20"/>
+              <w:right w:val="single" w:sz="4" w:space="0" w:color="1B5E20"/>
             </w:tcBorders>
             <w:vAlign w:val="center"/>
           </w:tcPr>
           <w:p>
             <w:pPr>
-              <w:spacing w:before="120" w:after="120" w:line="240" w:lineRule="auto"/>
+              <w:spacing w:after="0" w:line="240" w:lineRule="auto"/>
               <w:jc w:val="center"/>
+              <w:rPr>
+                <w:b/>
+                <w:bCs/>
+              </w:rPr>
             </w:pPr>
             <w:r>
               <w:rPr>
+                <w:b/>
+                <w:bCs/>
                 <w:sz w:val="20"/>
               </w:rPr>
               <w:t>2025</w:t>
@@ -2521,21 +2624,26 @@
           <w:tcPr>
             <w:tcW w:w="1129" w:type="pct"/>
             <w:tcBorders>
-              <w:top w:val="single" w:sz="4" w:space="0" w:color="CCCCCC"/>
-              <w:left w:val="single" w:sz="4" w:space="0" w:color="CCCCCC"/>
-              <w:bottom w:val="single" w:sz="4" w:space="0" w:color="CCCCCC"/>
-              <w:right w:val="single" w:sz="4" w:space="0" w:color="CCCCCC"/>
+              <w:top w:val="single" w:sz="4" w:space="0" w:color="1B5E20"/>
+              <w:left w:val="single" w:sz="4" w:space="0" w:color="1B5E20"/>
+              <w:bottom w:val="single" w:sz="4" w:space="0" w:color="1B5E20"/>
+              <w:right w:val="single" w:sz="4" w:space="0" w:color="1B5E20"/>
             </w:tcBorders>
             <w:vAlign w:val="center"/>
           </w:tcPr>
           <w:p>
             <w:pPr>
-              <w:spacing w:before="120" w:after="120" w:line="240" w:lineRule="auto"/>
+              <w:spacing w:after="0" w:line="240" w:lineRule="auto"/>
               <w:jc w:val="center"/>
+              <w:rPr>
+                <w:b/>
+                <w:bCs/>
+              </w:rPr>
             </w:pPr>
             <w:r>
               <w:rPr>
                 <w:b/>
+                <w:bCs/>
                 <w:color w:val="2E7D32"/>
                 <w:sz w:val="20"/>
               </w:rPr>
@@ -2547,21 +2655,26 @@
           <w:tcPr>
             <w:tcW w:w="1129" w:type="pct"/>
             <w:tcBorders>
-              <w:top w:val="single" w:sz="4" w:space="0" w:color="CCCCCC"/>
-              <w:left w:val="single" w:sz="4" w:space="0" w:color="CCCCCC"/>
-              <w:bottom w:val="single" w:sz="4" w:space="0" w:color="CCCCCC"/>
-              <w:right w:val="single" w:sz="4" w:space="0" w:color="CCCCCC"/>
+              <w:top w:val="single" w:sz="4" w:space="0" w:color="1B5E20"/>
+              <w:left w:val="single" w:sz="4" w:space="0" w:color="1B5E20"/>
+              <w:bottom w:val="single" w:sz="4" w:space="0" w:color="1B5E20"/>
+              <w:right w:val="single" w:sz="4" w:space="0" w:color="1B5E20"/>
             </w:tcBorders>
             <w:vAlign w:val="center"/>
           </w:tcPr>
           <w:p>
             <w:pPr>
-              <w:spacing w:before="120" w:after="120" w:line="240" w:lineRule="auto"/>
+              <w:spacing w:after="0" w:line="240" w:lineRule="auto"/>
               <w:jc w:val="center"/>
+              <w:rPr>
+                <w:b/>
+                <w:bCs/>
+              </w:rPr>
             </w:pPr>
             <w:r>
               <w:rPr>
                 <w:b/>
+                <w:bCs/>
                 <w:color w:val="C0392B"/>
                 <w:sz w:val="20"/>
               </w:rPr>
@@ -2573,21 +2686,26 @@
           <w:tcPr>
             <w:tcW w:w="968" w:type="pct"/>
             <w:tcBorders>
-              <w:top w:val="single" w:sz="4" w:space="0" w:color="CCCCCC"/>
-              <w:left w:val="single" w:sz="4" w:space="0" w:color="CCCCCC"/>
-              <w:bottom w:val="single" w:sz="4" w:space="0" w:color="CCCCCC"/>
-              <w:right w:val="single" w:sz="4" w:space="0" w:color="CCCCCC"/>
+              <w:top w:val="single" w:sz="4" w:space="0" w:color="1B5E20"/>
+              <w:left w:val="single" w:sz="4" w:space="0" w:color="1B5E20"/>
+              <w:bottom w:val="single" w:sz="4" w:space="0" w:color="1B5E20"/>
+              <w:right w:val="single" w:sz="4" w:space="0" w:color="1B5E20"/>
             </w:tcBorders>
             <w:vAlign w:val="center"/>
           </w:tcPr>
           <w:p>
             <w:pPr>
-              <w:spacing w:before="120" w:after="120" w:line="240" w:lineRule="auto"/>
+              <w:spacing w:after="0" w:line="240" w:lineRule="auto"/>
               <w:jc w:val="center"/>
+              <w:rPr>
+                <w:b/>
+                <w:bCs/>
+              </w:rPr>
             </w:pPr>
             <w:r>
               <w:rPr>
                 <w:b/>
+                <w:bCs/>
                 <w:color w:val="C47A10"/>
                 <w:sz w:val="20"/>
               </w:rPr>
@@ -2599,21 +2717,27 @@
           <w:tcPr>
             <w:tcW w:w="1129" w:type="pct"/>
             <w:tcBorders>
-              <w:top w:val="single" w:sz="4" w:space="0" w:color="CCCCCC"/>
-              <w:left w:val="single" w:sz="4" w:space="0" w:color="CCCCCC"/>
-              <w:bottom w:val="single" w:sz="4" w:space="0" w:color="CCCCCC"/>
-              <w:right w:val="single" w:sz="4" w:space="0" w:color="CCCCCC"/>
+              <w:top w:val="single" w:sz="4" w:space="0" w:color="1B5E20"/>
+              <w:left w:val="single" w:sz="4" w:space="0" w:color="1B5E20"/>
+              <w:bottom w:val="single" w:sz="4" w:space="0" w:color="1B5E20"/>
+              <w:right w:val="single" w:sz="4" w:space="0" w:color="1B5E20"/>
             </w:tcBorders>
+            <w:shd w:val="clear" w:color="auto" w:fill="EAF1DD" w:themeFill="accent3" w:themeFillTint="33"/>
             <w:vAlign w:val="center"/>
           </w:tcPr>
           <w:p>
             <w:pPr>
-              <w:spacing w:before="120" w:after="120" w:line="240" w:lineRule="auto"/>
+              <w:spacing w:after="0" w:line="240" w:lineRule="auto"/>
               <w:jc w:val="center"/>
+              <w:rPr>
+                <w:b/>
+                <w:bCs/>
+              </w:rPr>
             </w:pPr>
             <w:r>
               <w:rPr>
                 <w:b/>
+                <w:bCs/>
                 <w:color w:val="C0392B"/>
                 <w:sz w:val="20"/>
               </w:rPr>
@@ -2626,34 +2750,19 @@
     <w:p>
       <w:pPr>
         <w:jc w:val="both"/>
+        <w:rPr>
+          <w:sz w:val="20"/>
+          <w:szCs w:val="20"/>
+        </w:rPr>
       </w:pPr>
       <w:r>
         <w:rPr>
           <w:i/>
           <w:color w:val="6B7280"/>
-          <w:sz w:val="18"/>
+          <w:sz w:val="16"/>
+          <w:szCs w:val="20"/>
         </w:rPr>
         <w:t>Fonte: Tesouro Nacional / Tesouro Transparente — CAPAG dos Estados (publicações anuais 2018–2025).</w:t>
-      </w:r>
-    </w:p>
-    <w:p>
-      <w:pPr>
-        <w:jc w:val="both"/>
-      </w:pPr>
-      <w:r>
-        <w:t xml:space="preserve">O DF estava na nota B (2021–2023) e voltou à C em 2024 após deterioração da poupança corrente. O indicador de Endividamento é o ponto forte: com 30,85% da RCL (limite para A é 60%), há </w:t>
-      </w:r>
-      <w:r>
-        <w:t xml:space="preserve">teoricamente </w:t>
-      </w:r>
-      <w:r>
-        <w:t>espaço de mais de R$ 11 bi</w:t>
-      </w:r>
-      <w:r>
-        <w:t>lhões</w:t>
-      </w:r>
-      <w:r>
-        <w:t xml:space="preserve"> em dívida — que, porém, não pode ser contratada com garantia da União enquanto a classificação consolidada não melhorar.</w:t>
       </w:r>
     </w:p>
     <w:p>
@@ -2674,7 +2783,73 @@
         <w:jc w:val="both"/>
       </w:pPr>
       <w:r>
-        <w:t>A disponibilidade de caixa líquida (após inscrição em Restos a Pagar não processados) é o indicador que melhor sintetiza a folga financeira de curto prazo. A evolução é preocupante:</w:t>
+        <w:t xml:space="preserve">O caixa líquido </w:t>
+      </w:r>
+      <w:r>
+        <w:t>(após deduzir obrigações financeiras de curto prazo)</w:t>
+      </w:r>
+      <w:r>
+        <w:t xml:space="preserve"> passou</w:t>
+      </w:r>
+      <w:r>
+        <w:t xml:space="preserve"> de R$ 1,9 bi</w:t>
+      </w:r>
+      <w:r>
+        <w:t>lhão</w:t>
+      </w:r>
+      <w:r>
+        <w:t xml:space="preserve"> em 2021 para R$ 570 mi</w:t>
+      </w:r>
+      <w:r>
+        <w:t>lhões</w:t>
+      </w:r>
+      <w:r>
+        <w:t xml:space="preserve"> em 2025</w:t>
+      </w:r>
+      <w:r>
+        <w:t>,</w:t>
+      </w:r>
+      <w:r>
+        <w:t xml:space="preserve"> queda de cerca de 70%. </w:t>
+      </w:r>
+      <w:r>
+        <w:t xml:space="preserve">Quando consideramos apenas </w:t>
+      </w:r>
+      <w:r>
+        <w:t>o saldo de recursos não vinculados</w:t>
+      </w:r>
+      <w:r>
+        <w:t>,</w:t>
+      </w:r>
+      <w:r>
+        <w:t xml:space="preserve"> a parte </w:t>
+      </w:r>
+      <w:r>
+        <w:t>livre</w:t>
+      </w:r>
+      <w:r>
+        <w:t xml:space="preserve"> do caixa</w:t>
+      </w:r>
+      <w:r>
+        <w:t>,</w:t>
+      </w:r>
+      <w:r>
+        <w:t xml:space="preserve"> </w:t>
+      </w:r>
+      <w:r>
+        <w:t xml:space="preserve">o caixa é </w:t>
+      </w:r>
+      <w:r>
+        <w:t>negativo em R$ 877 mi</w:t>
+      </w:r>
+      <w:r>
+        <w:t>lhões</w:t>
+      </w:r>
+      <w:r>
+        <w:t>.</w:t>
+      </w:r>
+      <w:r>
+        <w:t xml:space="preserve"> </w:t>
       </w:r>
     </w:p>
     <w:tbl>
@@ -2702,7 +2877,7 @@
           </w:tcPr>
           <w:p>
             <w:pPr>
-              <w:spacing w:before="120" w:after="120" w:line="240" w:lineRule="auto"/>
+              <w:spacing w:after="0" w:line="240" w:lineRule="auto"/>
               <w:jc w:val="center"/>
             </w:pPr>
             <w:r>
@@ -2729,7 +2904,7 @@
           </w:tcPr>
           <w:p>
             <w:pPr>
-              <w:spacing w:before="120" w:after="120" w:line="240" w:lineRule="auto"/>
+              <w:spacing w:after="0" w:line="240" w:lineRule="auto"/>
               <w:jc w:val="center"/>
             </w:pPr>
             <w:r>
@@ -2756,7 +2931,7 @@
           </w:tcPr>
           <w:p>
             <w:pPr>
-              <w:spacing w:before="120" w:after="120" w:line="240" w:lineRule="auto"/>
+              <w:spacing w:after="0" w:line="240" w:lineRule="auto"/>
               <w:jc w:val="center"/>
             </w:pPr>
             <w:r>
@@ -2784,7 +2959,7 @@
           </w:tcPr>
           <w:p>
             <w:pPr>
-              <w:spacing w:before="120" w:after="120" w:line="240" w:lineRule="auto"/>
+              <w:spacing w:after="0" w:line="240" w:lineRule="auto"/>
               <w:jc w:val="center"/>
             </w:pPr>
             <w:r>
@@ -2808,20 +2983,14 @@
           </w:tcPr>
           <w:p>
             <w:pPr>
-              <w:spacing w:before="120" w:after="120" w:line="240" w:lineRule="auto"/>
+              <w:spacing w:after="0" w:line="240" w:lineRule="auto"/>
               <w:jc w:val="center"/>
             </w:pPr>
             <w:r>
               <w:rPr>
                 <w:sz w:val="20"/>
               </w:rPr>
-              <w:t>R$ 1,92 bi</w:t>
-            </w:r>
-            <w:r>
-              <w:rPr>
-                <w:sz w:val="20"/>
-              </w:rPr>
-              <w:t>lhão</w:t>
+              <w:t>R$ 1,92 bilhão</w:t>
             </w:r>
           </w:p>
         </w:tc>
@@ -2838,20 +3007,14 @@
           </w:tcPr>
           <w:p>
             <w:pPr>
-              <w:spacing w:before="120" w:after="120" w:line="240" w:lineRule="auto"/>
+              <w:spacing w:after="0" w:line="240" w:lineRule="auto"/>
               <w:jc w:val="center"/>
             </w:pPr>
             <w:r>
               <w:rPr>
                 <w:sz w:val="20"/>
               </w:rPr>
-              <w:t xml:space="preserve">R$ 917 </w:t>
-            </w:r>
-            <w:r>
-              <w:rPr>
-                <w:sz w:val="20"/>
-              </w:rPr>
-              <w:t>milhões</w:t>
+              <w:t>R$ 917 milhões</w:t>
             </w:r>
           </w:p>
         </w:tc>
@@ -2870,7 +3033,7 @@
           </w:tcPr>
           <w:p>
             <w:pPr>
-              <w:spacing w:before="120" w:after="120" w:line="240" w:lineRule="auto"/>
+              <w:spacing w:after="0" w:line="240" w:lineRule="auto"/>
               <w:jc w:val="center"/>
             </w:pPr>
             <w:r>
@@ -2894,20 +3057,14 @@
           </w:tcPr>
           <w:p>
             <w:pPr>
-              <w:spacing w:before="120" w:after="120" w:line="240" w:lineRule="auto"/>
+              <w:spacing w:after="0" w:line="240" w:lineRule="auto"/>
               <w:jc w:val="center"/>
             </w:pPr>
             <w:r>
               <w:rPr>
                 <w:sz w:val="20"/>
               </w:rPr>
-              <w:t>R$ 1,58 bi</w:t>
-            </w:r>
-            <w:r>
-              <w:rPr>
-                <w:sz w:val="20"/>
-              </w:rPr>
-              <w:t>lhão</w:t>
+              <w:t>R$ 1,58 bilhão</w:t>
             </w:r>
           </w:p>
         </w:tc>
@@ -2924,7 +3081,7 @@
           </w:tcPr>
           <w:p>
             <w:pPr>
-              <w:spacing w:before="120" w:after="120" w:line="240" w:lineRule="auto"/>
+              <w:spacing w:after="0" w:line="240" w:lineRule="auto"/>
               <w:jc w:val="center"/>
             </w:pPr>
             <w:r>
@@ -2958,7 +3115,7 @@
           </w:tcPr>
           <w:p>
             <w:pPr>
-              <w:spacing w:before="120" w:after="120" w:line="240" w:lineRule="auto"/>
+              <w:spacing w:after="0" w:line="240" w:lineRule="auto"/>
               <w:jc w:val="center"/>
             </w:pPr>
             <w:r>
@@ -2982,20 +3139,14 @@
           </w:tcPr>
           <w:p>
             <w:pPr>
-              <w:spacing w:before="120" w:after="120" w:line="240" w:lineRule="auto"/>
+              <w:spacing w:after="0" w:line="240" w:lineRule="auto"/>
               <w:jc w:val="center"/>
             </w:pPr>
             <w:r>
               <w:rPr>
                 <w:sz w:val="20"/>
               </w:rPr>
-              <w:t>R$ 2,90 bi</w:t>
-            </w:r>
-            <w:r>
-              <w:rPr>
-                <w:sz w:val="20"/>
-              </w:rPr>
-              <w:t>lhões</w:t>
+              <w:t>R$ 2,90 bilhões</w:t>
             </w:r>
           </w:p>
         </w:tc>
@@ -3012,20 +3163,14 @@
           </w:tcPr>
           <w:p>
             <w:pPr>
-              <w:spacing w:before="120" w:after="120" w:line="240" w:lineRule="auto"/>
+              <w:spacing w:after="0" w:line="240" w:lineRule="auto"/>
               <w:jc w:val="center"/>
             </w:pPr>
             <w:r>
               <w:rPr>
                 <w:sz w:val="20"/>
               </w:rPr>
-              <w:t xml:space="preserve">R$ 415 </w:t>
-            </w:r>
-            <w:r>
-              <w:rPr>
-                <w:sz w:val="20"/>
-              </w:rPr>
-              <w:t>milhões</w:t>
+              <w:t>R$ 415 milhões</w:t>
             </w:r>
           </w:p>
         </w:tc>
@@ -3044,7 +3189,7 @@
           </w:tcPr>
           <w:p>
             <w:pPr>
-              <w:spacing w:before="120" w:after="120" w:line="240" w:lineRule="auto"/>
+              <w:spacing w:after="0" w:line="240" w:lineRule="auto"/>
               <w:jc w:val="center"/>
             </w:pPr>
             <w:r>
@@ -3068,20 +3213,14 @@
           </w:tcPr>
           <w:p>
             <w:pPr>
-              <w:spacing w:before="120" w:after="120" w:line="240" w:lineRule="auto"/>
+              <w:spacing w:after="0" w:line="240" w:lineRule="auto"/>
               <w:jc w:val="center"/>
             </w:pPr>
             <w:r>
               <w:rPr>
                 <w:sz w:val="20"/>
               </w:rPr>
-              <w:t>R$ 1,87 bi</w:t>
-            </w:r>
-            <w:r>
-              <w:rPr>
-                <w:sz w:val="20"/>
-              </w:rPr>
-              <w:t>lhão</w:t>
+              <w:t>R$ 1,87 bilhão</w:t>
             </w:r>
           </w:p>
         </w:tc>
@@ -3098,7 +3237,7 @@
           </w:tcPr>
           <w:p>
             <w:pPr>
-              <w:spacing w:before="120" w:after="120" w:line="240" w:lineRule="auto"/>
+              <w:spacing w:after="0" w:line="240" w:lineRule="auto"/>
               <w:jc w:val="center"/>
             </w:pPr>
             <w:r>
@@ -3132,7 +3271,7 @@
           </w:tcPr>
           <w:p>
             <w:pPr>
-              <w:spacing w:before="120" w:after="120" w:line="240" w:lineRule="auto"/>
+              <w:spacing w:after="0" w:line="240" w:lineRule="auto"/>
               <w:jc w:val="center"/>
             </w:pPr>
             <w:r>
@@ -3156,20 +3295,14 @@
           </w:tcPr>
           <w:p>
             <w:pPr>
-              <w:spacing w:before="120" w:after="120" w:line="240" w:lineRule="auto"/>
+              <w:spacing w:after="0" w:line="240" w:lineRule="auto"/>
               <w:jc w:val="center"/>
             </w:pPr>
             <w:r>
               <w:rPr>
                 <w:sz w:val="20"/>
               </w:rPr>
-              <w:t>R$ 570 mi</w:t>
-            </w:r>
-            <w:r>
-              <w:rPr>
-                <w:sz w:val="20"/>
-              </w:rPr>
-              <w:t>lhões</w:t>
+              <w:t>R$ 570 milhões</w:t>
             </w:r>
           </w:p>
         </w:tc>
@@ -3186,7 +3319,7 @@
           </w:tcPr>
           <w:p>
             <w:pPr>
-              <w:spacing w:before="120" w:after="120" w:line="240" w:lineRule="auto"/>
+              <w:spacing w:after="0" w:line="240" w:lineRule="auto"/>
               <w:jc w:val="center"/>
             </w:pPr>
             <w:r>
@@ -3210,12 +3343,19 @@
     <w:p>
       <w:pPr>
         <w:jc w:val="both"/>
-      </w:pPr>
-      <w:r>
         <w:rPr>
           <w:i/>
           <w:color w:val="6B7280"/>
-          <w:sz w:val="18"/>
+          <w:sz w:val="16"/>
+          <w:szCs w:val="20"/>
+        </w:rPr>
+      </w:pPr>
+      <w:r>
+        <w:rPr>
+          <w:i/>
+          <w:color w:val="6B7280"/>
+          <w:sz w:val="16"/>
+          <w:szCs w:val="20"/>
         </w:rPr>
         <w:t>Fonte: RGF – Poder Executivo – 3º quadrimestre de cada exercício (2021 a 2025).</w:t>
       </w:r>
@@ -3225,34 +3365,77 @@
         <w:jc w:val="both"/>
       </w:pPr>
       <w:r>
-        <w:t>O caixa líquido caiu de R$ 1,9 bi</w:t>
-      </w:r>
-      <w:r>
-        <w:t>lhão</w:t>
-      </w:r>
-      <w:r>
-        <w:t xml:space="preserve"> em 2021 para R$ 570 mi</w:t>
-      </w:r>
-      <w:r>
-        <w:t>lhões</w:t>
-      </w:r>
-      <w:r>
-        <w:t xml:space="preserve"> em 2025 — queda de cerca de 70%. Mais grave: o saldo de recursos não vinculados (a parte </w:t>
-      </w:r>
-      <w:r>
-        <w:t>livre</w:t>
-      </w:r>
-      <w:r>
-        <w:t xml:space="preserve"> do caixa) está negativo em R$ -877 mi</w:t>
-      </w:r>
-      <w:r>
-        <w:t>lhões</w:t>
-      </w:r>
-      <w:r>
-        <w:t>.</w:t>
-      </w:r>
-      <w:r>
-        <w:t xml:space="preserve"> Na prática, o DF não dispõe hoje de um colchão de liquidez para fazer frente a eventuais choques e necessidades emergenciais de caixa.</w:t>
+        <w:t xml:space="preserve">Na prática, o DF não dispõe hoje de um colchão de liquidez robusto para enfrentar choques, frustrações de receita ou necessidades emergenciais de caixa. Esse quadro exige atenção especial em 2026. Embora haja </w:t>
+      </w:r>
+      <w:r>
+        <w:lastRenderedPageBreak/>
+        <w:t>indicações de esforço para conter despesas e ajustar as contas, é essencial que o ajuste seja feito de forma estrutural e transparente, sem simples postergação de obrigações para exercícios seguintes.</w:t>
+      </w:r>
+    </w:p>
+    <w:p>
+      <w:pPr>
+        <w:jc w:val="both"/>
+      </w:pPr>
+      <w:r>
+        <w:t>Há risco de que parte do equilíbrio aparente seja obtida por meio do aumento de restos a pagar</w:t>
+      </w:r>
+      <w:r>
+        <w:t xml:space="preserve"> ou</w:t>
+      </w:r>
+      <w:r>
+        <w:t xml:space="preserve"> do reconhecimento posterior de passivos </w:t>
+      </w:r>
+      <w:r>
+        <w:t>que acabam sendo</w:t>
+      </w:r>
+      <w:r>
+        <w:t xml:space="preserve"> pago</w:t>
+      </w:r>
+      <w:r>
+        <w:t>s</w:t>
+      </w:r>
+      <w:r>
+        <w:t xml:space="preserve"> </w:t>
+      </w:r>
+      <w:r>
+        <w:t xml:space="preserve">por meio </w:t>
+      </w:r>
+      <w:r>
+        <w:t>d</w:t>
+      </w:r>
+      <w:r>
+        <w:t>as chamadas D</w:t>
+      </w:r>
+      <w:r>
+        <w:t xml:space="preserve">espesas de </w:t>
+      </w:r>
+      <w:r>
+        <w:t>E</w:t>
+      </w:r>
+      <w:r>
+        <w:t xml:space="preserve">xercícios </w:t>
+      </w:r>
+      <w:r>
+        <w:t>A</w:t>
+      </w:r>
+      <w:r>
+        <w:t>nteriores. Esse tipo de prática transfere o problema para o futuro, reduz a transparência fiscal e pode comprometer a capacidade de gestão do próximo governo. Situação semelhante foi observada no fim do governo Agnelo, em 2014, quando o acúmulo de obrigações não pagas agravou a transição fiscal.</w:t>
+      </w:r>
+    </w:p>
+    <w:p>
+      <w:pPr>
+        <w:jc w:val="both"/>
+      </w:pPr>
+      <w:r>
+        <w:t>Também preocupa a eventual utilização de pagamentos indenizatórios para serviços continuados prestados sem contratação formal regular. Além de indicar fragilidade no planejamento e na gestão contratual, essa prática pode gerar passivos ocultos e pressionar o caixa nos anos seguintes.</w:t>
+      </w:r>
+    </w:p>
+    <w:p>
+      <w:pPr>
+        <w:jc w:val="both"/>
+      </w:pPr>
+      <w:r>
+        <w:t>Assim, o quadro fiscal já é desafiador pelos dados disponíveis até 2025, mas pode se tornar ainda mais difícil em 2027, a depender da forma como a política fiscal for conduzida em 2026.</w:t>
       </w:r>
     </w:p>
     <w:p>
@@ -3265,7 +3448,6 @@
           <w:color w:val="2E7D32"/>
           <w:sz w:val="32"/>
         </w:rPr>
-        <w:lastRenderedPageBreak/>
         <w:t>Despesa com Pessoal e LRF</w:t>
       </w:r>
     </w:p>
@@ -3274,7 +3456,23 @@
         <w:jc w:val="both"/>
       </w:pPr>
       <w:r>
-        <w:t>A despesa total com pessoal do Poder Executivo está em 41,5% da RCL ajustada — abaixo dos limites de alerta (44,1%) e prudencial (46,55%), mas com margem estreita. Os patamares legais e o espaço fiscal disponível são:</w:t>
+        <w:t xml:space="preserve">A despesa total com pessoal do Poder Executivo está em 41,5% da RCL ajustada — abaixo dos limites de alerta (44,1%) e prudencial (46,55%), mas com margem estreita. </w:t>
+      </w:r>
+    </w:p>
+    <w:p>
+      <w:pPr>
+        <w:jc w:val="both"/>
+      </w:pPr>
+      <w:r>
+        <w:t>Embora o DF esteja dentro dos limites da LRF, qualquer movimento de ampliação relevante da folha (reajustes, novos concursos) precisa ser examinado à luz dessa margem cada vez mais estreita.</w:t>
+      </w:r>
+    </w:p>
+    <w:p>
+      <w:pPr>
+        <w:jc w:val="both"/>
+      </w:pPr>
+      <w:r>
+        <w:t>Os patamares legais e o espaço fiscal disponível são:</w:t>
       </w:r>
     </w:p>
     <w:tbl>
@@ -3302,7 +3500,7 @@
           </w:tcPr>
           <w:p>
             <w:pPr>
-              <w:spacing w:before="120" w:after="120" w:line="240" w:lineRule="auto"/>
+              <w:spacing w:after="0" w:line="240" w:lineRule="auto"/>
               <w:jc w:val="center"/>
             </w:pPr>
             <w:r>
@@ -3329,7 +3527,7 @@
           </w:tcPr>
           <w:p>
             <w:pPr>
-              <w:spacing w:before="120" w:after="120" w:line="240" w:lineRule="auto"/>
+              <w:spacing w:after="0" w:line="240" w:lineRule="auto"/>
               <w:jc w:val="center"/>
             </w:pPr>
             <w:r>
@@ -3356,7 +3554,7 @@
           </w:tcPr>
           <w:p>
             <w:pPr>
-              <w:spacing w:before="120" w:after="120" w:line="240" w:lineRule="auto"/>
+              <w:spacing w:after="0" w:line="240" w:lineRule="auto"/>
               <w:jc w:val="center"/>
             </w:pPr>
             <w:r>
@@ -3383,7 +3581,7 @@
           </w:tcPr>
           <w:p>
             <w:pPr>
-              <w:spacing w:before="120" w:after="120" w:line="240" w:lineRule="auto"/>
+              <w:spacing w:after="0" w:line="240" w:lineRule="auto"/>
               <w:jc w:val="both"/>
             </w:pPr>
             <w:r>
@@ -3408,7 +3606,7 @@
           </w:tcPr>
           <w:p>
             <w:pPr>
-              <w:spacing w:before="120" w:after="120" w:line="240" w:lineRule="auto"/>
+              <w:spacing w:after="0" w:line="240" w:lineRule="auto"/>
               <w:jc w:val="center"/>
             </w:pPr>
             <w:r>
@@ -3434,7 +3632,7 @@
           </w:tcPr>
           <w:p>
             <w:pPr>
-              <w:spacing w:before="120" w:after="120" w:line="240" w:lineRule="auto"/>
+              <w:spacing w:after="0" w:line="240" w:lineRule="auto"/>
               <w:jc w:val="center"/>
             </w:pPr>
             <w:r>
@@ -3459,7 +3657,7 @@
           </w:tcPr>
           <w:p>
             <w:pPr>
-              <w:spacing w:before="120" w:after="120" w:line="240" w:lineRule="auto"/>
+              <w:spacing w:after="0" w:line="240" w:lineRule="auto"/>
               <w:jc w:val="both"/>
             </w:pPr>
             <w:r>
@@ -3483,7 +3681,7 @@
           </w:tcPr>
           <w:p>
             <w:pPr>
-              <w:spacing w:before="120" w:after="120" w:line="240" w:lineRule="auto"/>
+              <w:spacing w:after="0" w:line="240" w:lineRule="auto"/>
               <w:jc w:val="center"/>
             </w:pPr>
             <w:r>
@@ -3508,7 +3706,7 @@
           </w:tcPr>
           <w:p>
             <w:pPr>
-              <w:spacing w:before="120" w:after="120" w:line="240" w:lineRule="auto"/>
+              <w:spacing w:after="0" w:line="240" w:lineRule="auto"/>
               <w:jc w:val="center"/>
             </w:pPr>
             <w:r>
@@ -3539,7 +3737,7 @@
           </w:tcPr>
           <w:p>
             <w:pPr>
-              <w:spacing w:before="120" w:after="120" w:line="240" w:lineRule="auto"/>
+              <w:spacing w:after="0" w:line="240" w:lineRule="auto"/>
               <w:jc w:val="both"/>
             </w:pPr>
             <w:r>
@@ -3563,7 +3761,7 @@
           </w:tcPr>
           <w:p>
             <w:pPr>
-              <w:spacing w:before="120" w:after="120" w:line="240" w:lineRule="auto"/>
+              <w:spacing w:after="0" w:line="240" w:lineRule="auto"/>
               <w:jc w:val="center"/>
             </w:pPr>
             <w:r>
@@ -3588,7 +3786,7 @@
           </w:tcPr>
           <w:p>
             <w:pPr>
-              <w:spacing w:before="120" w:after="120" w:line="240" w:lineRule="auto"/>
+              <w:spacing w:after="0" w:line="240" w:lineRule="auto"/>
               <w:jc w:val="center"/>
             </w:pPr>
             <w:r>
@@ -3619,7 +3817,7 @@
           </w:tcPr>
           <w:p>
             <w:pPr>
-              <w:spacing w:before="120" w:after="120" w:line="240" w:lineRule="auto"/>
+              <w:spacing w:after="0" w:line="240" w:lineRule="auto"/>
               <w:jc w:val="both"/>
             </w:pPr>
             <w:r>
@@ -3643,7 +3841,7 @@
           </w:tcPr>
           <w:p>
             <w:pPr>
-              <w:spacing w:before="120" w:after="120" w:line="240" w:lineRule="auto"/>
+              <w:spacing w:after="0" w:line="240" w:lineRule="auto"/>
               <w:jc w:val="center"/>
             </w:pPr>
             <w:r>
@@ -3668,7 +3866,7 @@
           </w:tcPr>
           <w:p>
             <w:pPr>
-              <w:spacing w:before="120" w:after="120" w:line="240" w:lineRule="auto"/>
+              <w:spacing w:after="0" w:line="240" w:lineRule="auto"/>
               <w:jc w:val="center"/>
             </w:pPr>
             <w:r>
@@ -3690,22 +3888,19 @@
     <w:p>
       <w:pPr>
         <w:jc w:val="both"/>
+        <w:rPr>
+          <w:sz w:val="20"/>
+          <w:szCs w:val="20"/>
+        </w:rPr>
       </w:pPr>
       <w:r>
         <w:rPr>
           <w:i/>
           <w:color w:val="6B7280"/>
-          <w:sz w:val="18"/>
+          <w:sz w:val="16"/>
+          <w:szCs w:val="20"/>
         </w:rPr>
         <w:t>Fonte: RGF – Poder Executivo – 3º quadrimestre de 2025.</w:t>
-      </w:r>
-    </w:p>
-    <w:p>
-      <w:pPr>
-        <w:jc w:val="both"/>
-      </w:pPr>
-      <w:r>
-        <w:t>Embora o DF esteja dentro dos limites da LRF, qualquer movimento de ampliação relevante da folha (reajustes, novos concursos) precisa ser examinado à luz dessa margem cada vez mais estreita.</w:t>
       </w:r>
     </w:p>
     <w:p>
@@ -3726,32 +3921,73 @@
         <w:jc w:val="both"/>
       </w:pPr>
       <w:r>
-        <w:t xml:space="preserve">Segundo o </w:t>
-      </w:r>
-      <w:proofErr w:type="spellStart"/>
-      <w:r>
-        <w:t>Beneficiômetro</w:t>
-      </w:r>
-      <w:proofErr w:type="spellEnd"/>
-      <w:r>
-        <w:t xml:space="preserve"> da Secretaria de Economia do DF, o valor total de benefícios tributários concedidos pelo DF em 2025 foi de R$ 13,4 bilhões, o que equivale a 57% da receita realizada de impostos no exercício (R$ 23,4 bilhões). É um volume expressivo, com implicações fiscais diretas: cada ponto percentual a menos de benefício pode liberar centenas de milhões de reais para outras finalidades (caixa, investimento, pessoal).</w:t>
+        <w:t>Segundo o</w:t>
+      </w:r>
+      <w:r>
+        <w:t xml:space="preserve"> painel </w:t>
+      </w:r>
+      <w:r>
+        <w:t>Beneficiômetro da Secretaria de Economia do DF</w:t>
+      </w:r>
+      <w:r>
+        <w:rPr>
+          <w:rStyle w:val="Refdenotaderodap"/>
+        </w:rPr>
+        <w:footnoteReference w:id="4"/>
+      </w:r>
+      <w:r>
+        <w:t>, em 2025 o DF concedeu R$ 13,4 bilhões em benefícios tributários</w:t>
+      </w:r>
+      <w:r>
+        <w:t xml:space="preserve">. </w:t>
+      </w:r>
+      <w:r>
+        <w:t xml:space="preserve"> </w:t>
+      </w:r>
+      <w:r>
+        <w:t>O</w:t>
+      </w:r>
+      <w:r>
+        <w:t xml:space="preserve"> volume </w:t>
+      </w:r>
+      <w:r>
+        <w:t xml:space="preserve">é </w:t>
+      </w:r>
+      <w:r>
+        <w:t xml:space="preserve">expressivo, especialmente se considerarmos que a </w:t>
+      </w:r>
+      <w:r>
+        <w:t xml:space="preserve">arrecadação total </w:t>
+      </w:r>
+      <w:r>
+        <w:t xml:space="preserve">com impostos, no mesmo período, foi </w:t>
+      </w:r>
+      <w:r>
+        <w:t>de R$ 26,4 bilhões</w:t>
+      </w:r>
+      <w:r>
+        <w:t xml:space="preserve">. </w:t>
+      </w:r>
+      <w:r>
+        <w:t xml:space="preserve">O painel </w:t>
+      </w:r>
+      <w:r>
+        <w:t>registra 16.996 beneficiários distintos, mas a concentração é alta: os 10 maiores absorvem cerca de 41% do total, com domínio dos setores de saúde e abastecimento. Os principais campos de atenção:</w:t>
       </w:r>
     </w:p>
     <w:p>
       <w:pPr>
-        <w:jc w:val="both"/>
-      </w:pPr>
-      <w:r>
-        <w:t>Os principais campos de atenção:</w:t>
-      </w:r>
-    </w:p>
-    <w:p>
-      <w:pPr>
         <w:pStyle w:val="Commarcadores"/>
         <w:jc w:val="both"/>
       </w:pPr>
       <w:r>
-        <w:t>ICMS representa ~85% das renúncias — foco para revisão prioritária</w:t>
+        <w:t>ICMS representa 8</w:t>
+      </w:r>
+      <w:r>
+        <w:t>7</w:t>
+      </w:r>
+      <w:r>
+        <w:t>% das renúncias</w:t>
       </w:r>
     </w:p>
     <w:p>
@@ -3791,6 +4027,7 @@
           <w:color w:val="2E7D32"/>
           <w:sz w:val="32"/>
         </w:rPr>
+        <w:lastRenderedPageBreak/>
         <w:t>Parcerias Público-Privadas</w:t>
       </w:r>
     </w:p>
@@ -3855,7 +4092,7 @@
           </w:tcPr>
           <w:p>
             <w:pPr>
-              <w:spacing w:before="120" w:after="120" w:line="240" w:lineRule="auto"/>
+              <w:spacing w:after="0" w:line="240" w:lineRule="auto"/>
               <w:jc w:val="center"/>
             </w:pPr>
             <w:r>
@@ -3882,7 +4119,7 @@
           </w:tcPr>
           <w:p>
             <w:pPr>
-              <w:spacing w:before="120" w:after="120" w:line="240" w:lineRule="auto"/>
+              <w:spacing w:after="0" w:line="240" w:lineRule="auto"/>
               <w:jc w:val="center"/>
             </w:pPr>
             <w:r>
@@ -3910,7 +4147,7 @@
           </w:tcPr>
           <w:p>
             <w:pPr>
-              <w:spacing w:before="120" w:after="120" w:line="240" w:lineRule="auto"/>
+              <w:spacing w:after="0" w:line="240" w:lineRule="auto"/>
             </w:pPr>
             <w:r>
               <w:rPr>
@@ -3933,7 +4170,7 @@
           </w:tcPr>
           <w:p>
             <w:pPr>
-              <w:spacing w:before="120" w:after="120" w:line="240" w:lineRule="auto"/>
+              <w:spacing w:after="0" w:line="240" w:lineRule="auto"/>
               <w:jc w:val="center"/>
             </w:pPr>
             <w:r>
@@ -3961,7 +4198,7 @@
           </w:tcPr>
           <w:p>
             <w:pPr>
-              <w:spacing w:before="120" w:after="120" w:line="240" w:lineRule="auto"/>
+              <w:spacing w:after="0" w:line="240" w:lineRule="auto"/>
             </w:pPr>
             <w:r>
               <w:rPr>
@@ -3984,7 +4221,7 @@
           </w:tcPr>
           <w:p>
             <w:pPr>
-              <w:spacing w:before="120" w:after="120" w:line="240" w:lineRule="auto"/>
+              <w:spacing w:after="0" w:line="240" w:lineRule="auto"/>
               <w:jc w:val="center"/>
             </w:pPr>
             <w:r>
@@ -4012,14 +4249,19 @@
           </w:tcPr>
           <w:p>
             <w:pPr>
-              <w:spacing w:before="120" w:after="120" w:line="240" w:lineRule="auto"/>
+              <w:spacing w:after="0" w:line="240" w:lineRule="auto"/>
             </w:pPr>
             <w:r>
               <w:rPr>
                 <w:sz w:val="20"/>
               </w:rPr>
-              <w:lastRenderedPageBreak/>
               <w:t>Avenida das Cidades</w:t>
+            </w:r>
+            <w:r>
+              <w:rPr>
+                <w:sz w:val="20"/>
+              </w:rPr>
+              <w:t xml:space="preserve"> (antiga Interbairros)</w:t>
             </w:r>
           </w:p>
         </w:tc>
@@ -4036,7 +4278,7 @@
           </w:tcPr>
           <w:p>
             <w:pPr>
-              <w:spacing w:before="120" w:after="120" w:line="240" w:lineRule="auto"/>
+              <w:spacing w:after="0" w:line="240" w:lineRule="auto"/>
               <w:jc w:val="center"/>
             </w:pPr>
             <w:r>
@@ -4064,7 +4306,7 @@
           </w:tcPr>
           <w:p>
             <w:pPr>
-              <w:spacing w:before="120" w:after="120" w:line="240" w:lineRule="auto"/>
+              <w:spacing w:after="0" w:line="240" w:lineRule="auto"/>
             </w:pPr>
             <w:r>
               <w:rPr>
@@ -4087,7 +4329,7 @@
           </w:tcPr>
           <w:p>
             <w:pPr>
-              <w:spacing w:before="120" w:after="120" w:line="240" w:lineRule="auto"/>
+              <w:spacing w:after="0" w:line="240" w:lineRule="auto"/>
               <w:jc w:val="center"/>
             </w:pPr>
             <w:r>
@@ -4115,16 +4357,14 @@
           </w:tcPr>
           <w:p>
             <w:pPr>
-              <w:spacing w:before="120" w:after="120" w:line="240" w:lineRule="auto"/>
+              <w:spacing w:after="0" w:line="240" w:lineRule="auto"/>
             </w:pPr>
-            <w:proofErr w:type="spellStart"/>
             <w:r>
               <w:rPr>
                 <w:sz w:val="20"/>
               </w:rPr>
               <w:t>Ecoparques</w:t>
             </w:r>
-            <w:proofErr w:type="spellEnd"/>
           </w:p>
         </w:tc>
         <w:tc>
@@ -4140,7 +4380,7 @@
           </w:tcPr>
           <w:p>
             <w:pPr>
-              <w:spacing w:before="120" w:after="120" w:line="240" w:lineRule="auto"/>
+              <w:spacing w:after="0" w:line="240" w:lineRule="auto"/>
               <w:jc w:val="center"/>
             </w:pPr>
             <w:r>
@@ -4168,7 +4408,7 @@
           </w:tcPr>
           <w:p>
             <w:pPr>
-              <w:spacing w:before="120" w:after="120" w:line="240" w:lineRule="auto"/>
+              <w:spacing w:after="0" w:line="240" w:lineRule="auto"/>
             </w:pPr>
             <w:r>
               <w:rPr>
@@ -4191,7 +4431,7 @@
           </w:tcPr>
           <w:p>
             <w:pPr>
-              <w:spacing w:before="120" w:after="120" w:line="240" w:lineRule="auto"/>
+              <w:spacing w:after="0" w:line="240" w:lineRule="auto"/>
               <w:jc w:val="center"/>
             </w:pPr>
             <w:r>
@@ -4219,7 +4459,7 @@
           </w:tcPr>
           <w:p>
             <w:pPr>
-              <w:spacing w:before="120" w:after="120" w:line="240" w:lineRule="auto"/>
+              <w:spacing w:after="0" w:line="240" w:lineRule="auto"/>
             </w:pPr>
             <w:r>
               <w:rPr>
@@ -4242,7 +4482,7 @@
           </w:tcPr>
           <w:p>
             <w:pPr>
-              <w:spacing w:before="120" w:after="120" w:line="240" w:lineRule="auto"/>
+              <w:spacing w:after="0" w:line="240" w:lineRule="auto"/>
               <w:jc w:val="center"/>
             </w:pPr>
             <w:r>
@@ -4270,7 +4510,7 @@
           </w:tcPr>
           <w:p>
             <w:pPr>
-              <w:spacing w:before="120" w:after="120" w:line="240" w:lineRule="auto"/>
+              <w:spacing w:after="0" w:line="240" w:lineRule="auto"/>
             </w:pPr>
             <w:r>
               <w:rPr>
@@ -4293,7 +4533,7 @@
           </w:tcPr>
           <w:p>
             <w:pPr>
-              <w:spacing w:before="120" w:after="120" w:line="240" w:lineRule="auto"/>
+              <w:spacing w:after="0" w:line="240" w:lineRule="auto"/>
               <w:jc w:val="center"/>
             </w:pPr>
             <w:r>
@@ -4321,7 +4561,7 @@
           </w:tcPr>
           <w:p>
             <w:pPr>
-              <w:spacing w:before="120" w:after="120" w:line="240" w:lineRule="auto"/>
+              <w:spacing w:after="0" w:line="240" w:lineRule="auto"/>
             </w:pPr>
             <w:r>
               <w:rPr>
@@ -4344,7 +4584,7 @@
           </w:tcPr>
           <w:p>
             <w:pPr>
-              <w:spacing w:before="120" w:after="120" w:line="240" w:lineRule="auto"/>
+              <w:spacing w:after="0" w:line="240" w:lineRule="auto"/>
               <w:jc w:val="center"/>
             </w:pPr>
             <w:r>
@@ -4372,7 +4612,7 @@
           </w:tcPr>
           <w:p>
             <w:pPr>
-              <w:spacing w:before="120" w:after="120" w:line="240" w:lineRule="auto"/>
+              <w:spacing w:after="0" w:line="240" w:lineRule="auto"/>
             </w:pPr>
             <w:r>
               <w:rPr>
@@ -4395,7 +4635,7 @@
           </w:tcPr>
           <w:p>
             <w:pPr>
-              <w:spacing w:before="120" w:after="120" w:line="240" w:lineRule="auto"/>
+              <w:spacing w:after="0" w:line="240" w:lineRule="auto"/>
               <w:jc w:val="center"/>
             </w:pPr>
             <w:r>
@@ -4423,7 +4663,7 @@
           </w:tcPr>
           <w:p>
             <w:pPr>
-              <w:spacing w:before="120" w:after="120" w:line="240" w:lineRule="auto"/>
+              <w:spacing w:after="0" w:line="240" w:lineRule="auto"/>
             </w:pPr>
             <w:r>
               <w:rPr>
@@ -4446,7 +4686,7 @@
           </w:tcPr>
           <w:p>
             <w:pPr>
-              <w:spacing w:before="120" w:after="120" w:line="240" w:lineRule="auto"/>
+              <w:spacing w:after="0" w:line="240" w:lineRule="auto"/>
               <w:jc w:val="center"/>
             </w:pPr>
             <w:r>
@@ -4464,12 +4704,17 @@
     <w:p>
       <w:pPr>
         <w:jc w:val="both"/>
+        <w:rPr>
+          <w:sz w:val="20"/>
+          <w:szCs w:val="20"/>
+        </w:rPr>
       </w:pPr>
       <w:r>
         <w:rPr>
           <w:i/>
           <w:color w:val="6B7280"/>
-          <w:sz w:val="18"/>
+          <w:sz w:val="16"/>
+          <w:szCs w:val="20"/>
         </w:rPr>
         <w:t>Fonte: Demonstrativo das Parcerias Público-Privadas do RREO – 6º bimestre de 2025.</w:t>
       </w:r>
@@ -4477,6 +4722,508 @@
     <w:p>
       <w:pPr>
         <w:pStyle w:val="Ttulo1"/>
+        <w:spacing w:after="240"/>
+        <w:jc w:val="both"/>
+        <w:rPr>
+          <w:color w:val="2E7D32"/>
+          <w:sz w:val="32"/>
+        </w:rPr>
+      </w:pPr>
+      <w:r>
+        <w:rPr>
+          <w:color w:val="2E7D32"/>
+          <w:sz w:val="32"/>
+        </w:rPr>
+        <w:t>Riscos fiscais</w:t>
+      </w:r>
+    </w:p>
+    <w:p>
+      <w:pPr>
+        <w:jc w:val="both"/>
+      </w:pPr>
+      <w:r>
+        <w:t>Além dos desafios já observados em caixa, poupança corrente e investimento, o DF está exposto a riscos fiscais relevantes. O Anexo de Riscos Fiscais do PLDO 2027 estima impacto potencial total de R$ 35,6 bilhões, valor expressivo diante da atual restrição de liquidez e da baixa margem fiscal do D</w:t>
+      </w:r>
+      <w:r>
+        <w:t>F</w:t>
+      </w:r>
+      <w:r>
+        <w:t>.</w:t>
+      </w:r>
+    </w:p>
+    <w:p>
+      <w:pPr>
+        <w:jc w:val="both"/>
+      </w:pPr>
+      <w:r>
+        <w:t>O principal risco decorre de controvérsias relacionadas ao IRRF incidente sobre remunerações pagas com recursos do FCDF. A eventual obrigação de ressarcimento à União, referente ao período de 2003 a 2025, é estimada em R$ 22,8 bilhões. Há ainda risco adicional de R$ 1,5 bilhão associado à suspensão dos repasses do IRRF relativos ao exercício de 2026. Somados, esses valores representam cerca de R$ 24,3 bilhões em riscos ligados ao FCDF.</w:t>
+      </w:r>
+    </w:p>
+    <w:p>
+      <w:pPr>
+        <w:jc w:val="both"/>
+      </w:pPr>
+      <w:r>
+        <w:t>Também chama atenção o volume de avais e garantias concedidos, estimado em R$ 7,4 bilhões. Desse total, R$ 6,6 bilhões referem-se à eventual garantia ao BRB, autorizada pela Lei nº 7.845/2026, para recomposição, reforço ou ampliação das condições econômico-financeiras da instituição.</w:t>
+      </w:r>
+    </w:p>
+    <w:p>
+      <w:pPr>
+        <w:jc w:val="both"/>
+      </w:pPr>
+      <w:r>
+        <w:t>Os passivos contingentes judiciais também são expressivos. As demandas judiciais somam aproximadamente R$ 2,6 bilhões, com destaque para ações envolvendo pessoal estatutário, saúde pública, IPREV, Metrô, Novacap, Codhab, Emater e TCB. Há ainda riscos de frustração de arrecadação, discrepância de projeções e exposição cambial em operações de crédito.</w:t>
+      </w:r>
+    </w:p>
+    <w:tbl>
+      <w:tblPr>
+        <w:tblW w:w="5000" w:type="pct"/>
+        <w:tblLook w:val="04A0" w:firstRow="1" w:lastRow="0" w:firstColumn="1" w:lastColumn="0" w:noHBand="0" w:noVBand="1"/>
+      </w:tblPr>
+      <w:tblGrid>
+        <w:gridCol w:w="7003"/>
+        <w:gridCol w:w="3185"/>
+      </w:tblGrid>
+      <w:tr>
+        <w:tc>
+          <w:tcPr>
+            <w:tcW w:w="3437" w:type="pct"/>
+            <w:tcBorders>
+              <w:top w:val="single" w:sz="4" w:space="0" w:color="2E7D32"/>
+              <w:left w:val="single" w:sz="4" w:space="0" w:color="2E7D32"/>
+              <w:bottom w:val="single" w:sz="4" w:space="0" w:color="2E7D32"/>
+              <w:right w:val="single" w:sz="4" w:space="0" w:color="2E7D32"/>
+            </w:tcBorders>
+            <w:shd w:val="clear" w:color="auto" w:fill="2E7D32"/>
+            <w:vAlign w:val="center"/>
+          </w:tcPr>
+          <w:p>
+            <w:pPr>
+              <w:spacing w:after="0" w:line="240" w:lineRule="auto"/>
+              <w:jc w:val="center"/>
+            </w:pPr>
+            <w:r>
+              <w:rPr>
+                <w:b/>
+                <w:color w:val="FFFFFF"/>
+                <w:sz w:val="20"/>
+              </w:rPr>
+              <w:t>Risco fiscal</w:t>
+            </w:r>
+          </w:p>
+        </w:tc>
+        <w:tc>
+          <w:tcPr>
+            <w:tcW w:w="1563" w:type="pct"/>
+            <w:tcBorders>
+              <w:top w:val="single" w:sz="4" w:space="0" w:color="2E7D32"/>
+              <w:left w:val="single" w:sz="4" w:space="0" w:color="2E7D32"/>
+              <w:bottom w:val="single" w:sz="4" w:space="0" w:color="2E7D32"/>
+              <w:right w:val="single" w:sz="4" w:space="0" w:color="2E7D32"/>
+            </w:tcBorders>
+            <w:shd w:val="clear" w:color="auto" w:fill="2E7D32"/>
+            <w:vAlign w:val="center"/>
+          </w:tcPr>
+          <w:p>
+            <w:pPr>
+              <w:spacing w:after="0" w:line="240" w:lineRule="auto"/>
+              <w:jc w:val="center"/>
+            </w:pPr>
+            <w:r>
+              <w:rPr>
+                <w:b/>
+                <w:color w:val="FFFFFF"/>
+                <w:sz w:val="20"/>
+              </w:rPr>
+              <w:t>Valor estimado</w:t>
+            </w:r>
+          </w:p>
+        </w:tc>
+      </w:tr>
+      <w:tr>
+        <w:tc>
+          <w:tcPr>
+            <w:tcW w:w="3437" w:type="pct"/>
+            <w:tcBorders>
+              <w:top w:val="single" w:sz="4" w:space="0" w:color="CCCCCC"/>
+              <w:left w:val="single" w:sz="4" w:space="0" w:color="CCCCCC"/>
+              <w:bottom w:val="single" w:sz="4" w:space="0" w:color="CCCCCC"/>
+              <w:right w:val="single" w:sz="4" w:space="0" w:color="CCCCCC"/>
+            </w:tcBorders>
+            <w:vAlign w:val="center"/>
+          </w:tcPr>
+          <w:p>
+            <w:pPr>
+              <w:spacing w:after="0" w:line="240" w:lineRule="auto"/>
+            </w:pPr>
+            <w:r>
+              <w:t>Demandas judiciais</w:t>
+            </w:r>
+          </w:p>
+        </w:tc>
+        <w:tc>
+          <w:tcPr>
+            <w:tcW w:w="1563" w:type="pct"/>
+            <w:tcBorders>
+              <w:top w:val="single" w:sz="4" w:space="0" w:color="CCCCCC"/>
+              <w:left w:val="single" w:sz="4" w:space="0" w:color="CCCCCC"/>
+              <w:bottom w:val="single" w:sz="4" w:space="0" w:color="CCCCCC"/>
+              <w:right w:val="single" w:sz="4" w:space="0" w:color="CCCCCC"/>
+            </w:tcBorders>
+            <w:vAlign w:val="center"/>
+          </w:tcPr>
+          <w:p>
+            <w:pPr>
+              <w:spacing w:after="0" w:line="240" w:lineRule="auto"/>
+              <w:jc w:val="right"/>
+            </w:pPr>
+            <w:r>
+              <w:t>R$ 2,6 bilhões</w:t>
+            </w:r>
+          </w:p>
+        </w:tc>
+      </w:tr>
+      <w:tr>
+        <w:tc>
+          <w:tcPr>
+            <w:tcW w:w="3437" w:type="pct"/>
+            <w:tcBorders>
+              <w:top w:val="single" w:sz="4" w:space="0" w:color="CCCCCC"/>
+              <w:left w:val="single" w:sz="4" w:space="0" w:color="CCCCCC"/>
+              <w:bottom w:val="single" w:sz="4" w:space="0" w:color="CCCCCC"/>
+              <w:right w:val="single" w:sz="4" w:space="0" w:color="CCCCCC"/>
+            </w:tcBorders>
+            <w:vAlign w:val="center"/>
+          </w:tcPr>
+          <w:p>
+            <w:pPr>
+              <w:spacing w:after="0" w:line="240" w:lineRule="auto"/>
+            </w:pPr>
+            <w:r>
+              <w:t>Dívidas em processo de reconhecimento</w:t>
+            </w:r>
+          </w:p>
+        </w:tc>
+        <w:tc>
+          <w:tcPr>
+            <w:tcW w:w="1563" w:type="pct"/>
+            <w:tcBorders>
+              <w:top w:val="single" w:sz="4" w:space="0" w:color="CCCCCC"/>
+              <w:left w:val="single" w:sz="4" w:space="0" w:color="CCCCCC"/>
+              <w:bottom w:val="single" w:sz="4" w:space="0" w:color="CCCCCC"/>
+              <w:right w:val="single" w:sz="4" w:space="0" w:color="CCCCCC"/>
+            </w:tcBorders>
+            <w:vAlign w:val="center"/>
+          </w:tcPr>
+          <w:p>
+            <w:pPr>
+              <w:spacing w:after="0" w:line="240" w:lineRule="auto"/>
+              <w:jc w:val="right"/>
+            </w:pPr>
+            <w:r>
+              <w:t xml:space="preserve">R$ </w:t>
+            </w:r>
+            <w:r>
+              <w:t>72,3</w:t>
+            </w:r>
+            <w:r>
+              <w:t xml:space="preserve"> </w:t>
+            </w:r>
+            <w:r>
+              <w:t>m</w:t>
+            </w:r>
+            <w:r>
+              <w:t>ilhões</w:t>
+            </w:r>
+          </w:p>
+        </w:tc>
+      </w:tr>
+      <w:tr>
+        <w:tc>
+          <w:tcPr>
+            <w:tcW w:w="3437" w:type="pct"/>
+            <w:tcBorders>
+              <w:top w:val="single" w:sz="4" w:space="0" w:color="CCCCCC"/>
+              <w:left w:val="single" w:sz="4" w:space="0" w:color="CCCCCC"/>
+              <w:bottom w:val="single" w:sz="4" w:space="0" w:color="CCCCCC"/>
+              <w:right w:val="single" w:sz="4" w:space="0" w:color="CCCCCC"/>
+            </w:tcBorders>
+            <w:vAlign w:val="center"/>
+          </w:tcPr>
+          <w:p>
+            <w:pPr>
+              <w:spacing w:after="0" w:line="240" w:lineRule="auto"/>
+            </w:pPr>
+            <w:r>
+              <w:t>Avais e garantias concedidos, incluindo garantia ao BRB</w:t>
+            </w:r>
+          </w:p>
+        </w:tc>
+        <w:tc>
+          <w:tcPr>
+            <w:tcW w:w="1563" w:type="pct"/>
+            <w:tcBorders>
+              <w:top w:val="single" w:sz="4" w:space="0" w:color="CCCCCC"/>
+              <w:left w:val="single" w:sz="4" w:space="0" w:color="CCCCCC"/>
+              <w:bottom w:val="single" w:sz="4" w:space="0" w:color="CCCCCC"/>
+              <w:right w:val="single" w:sz="4" w:space="0" w:color="CCCCCC"/>
+            </w:tcBorders>
+            <w:vAlign w:val="center"/>
+          </w:tcPr>
+          <w:p>
+            <w:pPr>
+              <w:spacing w:after="0" w:line="240" w:lineRule="auto"/>
+              <w:jc w:val="right"/>
+            </w:pPr>
+            <w:r>
+              <w:t xml:space="preserve">R$ </w:t>
+            </w:r>
+            <w:r>
+              <w:t>7,4</w:t>
+            </w:r>
+            <w:r>
+              <w:t xml:space="preserve"> bilhões</w:t>
+            </w:r>
+          </w:p>
+        </w:tc>
+      </w:tr>
+      <w:tr>
+        <w:tc>
+          <w:tcPr>
+            <w:tcW w:w="3437" w:type="pct"/>
+            <w:tcBorders>
+              <w:top w:val="single" w:sz="4" w:space="0" w:color="CCCCCC"/>
+              <w:left w:val="single" w:sz="4" w:space="0" w:color="CCCCCC"/>
+              <w:bottom w:val="single" w:sz="4" w:space="0" w:color="CCCCCC"/>
+              <w:right w:val="single" w:sz="4" w:space="0" w:color="CCCCCC"/>
+            </w:tcBorders>
+            <w:vAlign w:val="center"/>
+          </w:tcPr>
+          <w:p>
+            <w:pPr>
+              <w:spacing w:after="0" w:line="240" w:lineRule="auto"/>
+            </w:pPr>
+            <w:r>
+              <w:t>Frustração de arrecadação</w:t>
+            </w:r>
+          </w:p>
+        </w:tc>
+        <w:tc>
+          <w:tcPr>
+            <w:tcW w:w="1563" w:type="pct"/>
+            <w:tcBorders>
+              <w:top w:val="single" w:sz="4" w:space="0" w:color="CCCCCC"/>
+              <w:left w:val="single" w:sz="4" w:space="0" w:color="CCCCCC"/>
+              <w:bottom w:val="single" w:sz="4" w:space="0" w:color="CCCCCC"/>
+              <w:right w:val="single" w:sz="4" w:space="0" w:color="CCCCCC"/>
+            </w:tcBorders>
+            <w:vAlign w:val="center"/>
+          </w:tcPr>
+          <w:p>
+            <w:pPr>
+              <w:spacing w:after="0" w:line="240" w:lineRule="auto"/>
+              <w:jc w:val="right"/>
+            </w:pPr>
+            <w:r>
+              <w:t xml:space="preserve">R$ </w:t>
+            </w:r>
+            <w:r>
+              <w:t>1,8</w:t>
+            </w:r>
+            <w:r>
+              <w:t xml:space="preserve"> bilhões</w:t>
+            </w:r>
+          </w:p>
+        </w:tc>
+      </w:tr>
+      <w:tr>
+        <w:tc>
+          <w:tcPr>
+            <w:tcW w:w="3437" w:type="pct"/>
+            <w:tcBorders>
+              <w:top w:val="single" w:sz="4" w:space="0" w:color="CCCCCC"/>
+              <w:left w:val="single" w:sz="4" w:space="0" w:color="CCCCCC"/>
+              <w:bottom w:val="single" w:sz="4" w:space="0" w:color="CCCCCC"/>
+              <w:right w:val="single" w:sz="4" w:space="0" w:color="CCCCCC"/>
+            </w:tcBorders>
+            <w:vAlign w:val="center"/>
+          </w:tcPr>
+          <w:p>
+            <w:pPr>
+              <w:spacing w:after="0" w:line="240" w:lineRule="auto"/>
+            </w:pPr>
+            <w:r>
+              <w:t>Discrepância de projeções</w:t>
+            </w:r>
+          </w:p>
+        </w:tc>
+        <w:tc>
+          <w:tcPr>
+            <w:tcW w:w="1563" w:type="pct"/>
+            <w:tcBorders>
+              <w:top w:val="single" w:sz="4" w:space="0" w:color="CCCCCC"/>
+              <w:left w:val="single" w:sz="4" w:space="0" w:color="CCCCCC"/>
+              <w:bottom w:val="single" w:sz="4" w:space="0" w:color="CCCCCC"/>
+              <w:right w:val="single" w:sz="4" w:space="0" w:color="CCCCCC"/>
+            </w:tcBorders>
+            <w:vAlign w:val="center"/>
+          </w:tcPr>
+          <w:p>
+            <w:pPr>
+              <w:spacing w:after="0" w:line="240" w:lineRule="auto"/>
+              <w:jc w:val="right"/>
+            </w:pPr>
+            <w:r>
+              <w:t xml:space="preserve">R$ </w:t>
+            </w:r>
+            <w:r>
+              <w:t>87,5</w:t>
+            </w:r>
+            <w:r>
+              <w:t xml:space="preserve"> </w:t>
+            </w:r>
+            <w:r>
+              <w:t>m</w:t>
+            </w:r>
+            <w:r>
+              <w:t>ilhões</w:t>
+            </w:r>
+          </w:p>
+        </w:tc>
+      </w:tr>
+      <w:tr>
+        <w:tc>
+          <w:tcPr>
+            <w:tcW w:w="3437" w:type="pct"/>
+            <w:tcBorders>
+              <w:top w:val="single" w:sz="4" w:space="0" w:color="CCCCCC"/>
+              <w:left w:val="single" w:sz="4" w:space="0" w:color="CCCCCC"/>
+              <w:bottom w:val="single" w:sz="4" w:space="0" w:color="CCCCCC"/>
+              <w:right w:val="single" w:sz="4" w:space="0" w:color="CCCCCC"/>
+            </w:tcBorders>
+            <w:vAlign w:val="center"/>
+          </w:tcPr>
+          <w:p>
+            <w:pPr>
+              <w:spacing w:after="0" w:line="240" w:lineRule="auto"/>
+            </w:pPr>
+            <w:r>
+              <w:t>Outros riscos fiscais, incluindo IRRF/FCDF e risco cambial</w:t>
+            </w:r>
+          </w:p>
+        </w:tc>
+        <w:tc>
+          <w:tcPr>
+            <w:tcW w:w="1563" w:type="pct"/>
+            <w:tcBorders>
+              <w:top w:val="single" w:sz="4" w:space="0" w:color="CCCCCC"/>
+              <w:left w:val="single" w:sz="4" w:space="0" w:color="CCCCCC"/>
+              <w:bottom w:val="single" w:sz="4" w:space="0" w:color="CCCCCC"/>
+              <w:right w:val="single" w:sz="4" w:space="0" w:color="CCCCCC"/>
+            </w:tcBorders>
+            <w:vAlign w:val="center"/>
+          </w:tcPr>
+          <w:p>
+            <w:pPr>
+              <w:spacing w:after="0" w:line="240" w:lineRule="auto"/>
+              <w:jc w:val="right"/>
+            </w:pPr>
+            <w:r>
+              <w:t>R$ 2</w:t>
+            </w:r>
+            <w:r>
+              <w:t>3</w:t>
+            </w:r>
+            <w:r>
+              <w:t>,6 bilhões</w:t>
+            </w:r>
+          </w:p>
+        </w:tc>
+      </w:tr>
+      <w:tr>
+        <w:tc>
+          <w:tcPr>
+            <w:tcW w:w="3437" w:type="pct"/>
+            <w:tcBorders>
+              <w:top w:val="single" w:sz="4" w:space="0" w:color="CCCCCC"/>
+              <w:left w:val="single" w:sz="4" w:space="0" w:color="CCCCCC"/>
+              <w:bottom w:val="single" w:sz="4" w:space="0" w:color="CCCCCC"/>
+              <w:right w:val="single" w:sz="4" w:space="0" w:color="CCCCCC"/>
+            </w:tcBorders>
+            <w:vAlign w:val="center"/>
+          </w:tcPr>
+          <w:p>
+            <w:pPr>
+              <w:spacing w:after="0" w:line="240" w:lineRule="auto"/>
+            </w:pPr>
+            <w:r>
+              <w:lastRenderedPageBreak/>
+              <w:t>Total estimado</w:t>
+            </w:r>
+          </w:p>
+        </w:tc>
+        <w:tc>
+          <w:tcPr>
+            <w:tcW w:w="1563" w:type="pct"/>
+            <w:tcBorders>
+              <w:top w:val="single" w:sz="4" w:space="0" w:color="CCCCCC"/>
+              <w:left w:val="single" w:sz="4" w:space="0" w:color="CCCCCC"/>
+              <w:bottom w:val="single" w:sz="4" w:space="0" w:color="CCCCCC"/>
+              <w:right w:val="single" w:sz="4" w:space="0" w:color="CCCCCC"/>
+            </w:tcBorders>
+            <w:vAlign w:val="center"/>
+          </w:tcPr>
+          <w:p>
+            <w:pPr>
+              <w:spacing w:after="0" w:line="240" w:lineRule="auto"/>
+              <w:jc w:val="right"/>
+            </w:pPr>
+            <w:r>
+              <w:t xml:space="preserve">R$ </w:t>
+            </w:r>
+            <w:r>
+              <w:t>35</w:t>
+            </w:r>
+            <w:r>
+              <w:t>,6 bilhões</w:t>
+            </w:r>
+          </w:p>
+        </w:tc>
+      </w:tr>
+    </w:tbl>
+    <w:p>
+      <w:pPr>
+        <w:jc w:val="both"/>
+        <w:rPr>
+          <w:i/>
+          <w:color w:val="6B7280"/>
+          <w:sz w:val="16"/>
+          <w:szCs w:val="20"/>
+        </w:rPr>
+      </w:pPr>
+      <w:r>
+        <w:rPr>
+          <w:i/>
+          <w:color w:val="6B7280"/>
+          <w:sz w:val="16"/>
+          <w:szCs w:val="20"/>
+        </w:rPr>
+        <w:t xml:space="preserve">Fonte: </w:t>
+      </w:r>
+      <w:r>
+        <w:rPr>
+          <w:i/>
+          <w:color w:val="6B7280"/>
+          <w:sz w:val="16"/>
+          <w:szCs w:val="20"/>
+        </w:rPr>
+        <w:t>Anexo de Riscos Fiscais do PLDO 2027.</w:t>
+      </w:r>
+    </w:p>
+    <w:p>
+      <w:pPr>
+        <w:pStyle w:val="Ttulo1"/>
+        <w:spacing w:after="240"/>
         <w:jc w:val="both"/>
       </w:pPr>
       <w:r>
@@ -4485,6 +5232,15 @@
           <w:sz w:val="32"/>
         </w:rPr>
         <w:t>Agenda de Recuperação Fiscal</w:t>
+      </w:r>
+    </w:p>
+    <w:p>
+      <w:pPr>
+        <w:spacing w:after="240"/>
+        <w:jc w:val="both"/>
+      </w:pPr>
+      <w:r>
+        <w:t>O diagnóstico aponta que o desafio fiscal do DF não será resolvido por uma única medida. Será necessário combinar controle do gasto corrente, revisão de benefícios tributários, gestão mais rigorosa de pessoal, recomposição do caixa, fortalecimento da governança fiscal e retomada responsável do investimento público. A agenda a seguir organiza essas medidas em quatro eixos.</w:t>
       </w:r>
     </w:p>
     <w:p>
@@ -4508,6 +5264,7 @@
     <w:p>
       <w:pPr>
         <w:spacing w:after="160" w:line="360" w:lineRule="auto"/>
+        <w:jc w:val="both"/>
       </w:pPr>
       <w:r>
         <w:rPr>
@@ -4523,6 +5280,7 @@
     <w:p>
       <w:pPr>
         <w:spacing w:after="160" w:line="360" w:lineRule="auto"/>
+        <w:jc w:val="both"/>
       </w:pPr>
       <w:r>
         <w:rPr>
@@ -4539,16 +5297,27 @@
           <w:numId w:val="21"/>
         </w:numPr>
         <w:spacing w:after="160" w:line="360" w:lineRule="auto"/>
+        <w:jc w:val="both"/>
       </w:pPr>
       <w:r>
         <w:rPr>
           <w:b/>
           <w:bCs/>
         </w:rPr>
-        <w:t>Cortar, no início do governo, 30% das despesas com contratos administrativos não essenciais</w:t>
-      </w:r>
-      <w:r>
-        <w:t>, com revisão posterior dos casos que demonstrem risco à continuidade de serviços públicos essenciais.</w:t>
+        <w:t xml:space="preserve">Cortar, no início do governo, </w:t>
+      </w:r>
+      <w:r>
+        <w:rPr>
+          <w:b/>
+          <w:bCs/>
+        </w:rPr>
+        <w:t>em pelo menos 30% o estoque de dívidas com contratos administrativos</w:t>
+      </w:r>
+      <w:r>
+        <w:t>, com parcelamento do saldo remanescente em até seis parcelas. Casos com risco comprovado à continuidade de serviços públicos essenciais deverão ser reavaliados posteriormente</w:t>
+      </w:r>
+      <w:r>
+        <w:t>.</w:t>
       </w:r>
     </w:p>
     <w:p>
@@ -4558,6 +5327,7 @@
           <w:numId w:val="21"/>
         </w:numPr>
         <w:spacing w:after="160" w:line="360" w:lineRule="auto"/>
+        <w:jc w:val="both"/>
       </w:pPr>
       <w:r>
         <w:rPr>
@@ -4567,7 +5337,13 @@
         <w:t>Revisar, nos primeiros 180 dias, os contratos que concentrem ao menos 80% da despesa contratual do GDF</w:t>
       </w:r>
       <w:r>
-        <w:t>, com foco em aluguéis, terceirização, manutenção, tecnologia, vigilância, limpeza e serviços continuados.</w:t>
+        <w:t xml:space="preserve">, com foco em aluguéis, terceirização, </w:t>
+      </w:r>
+      <w:r>
+        <w:t xml:space="preserve">publicidade e propaganda, </w:t>
+      </w:r>
+      <w:r>
+        <w:t>manutenção, tecnologia, vigilância, limpeza e serviços continuados.</w:t>
       </w:r>
     </w:p>
     <w:p>
@@ -4577,30 +5353,45 @@
           <w:numId w:val="21"/>
         </w:numPr>
         <w:spacing w:after="160" w:line="360" w:lineRule="auto"/>
+        <w:jc w:val="both"/>
       </w:pPr>
       <w:r>
         <w:rPr>
           <w:b/>
           <w:bCs/>
         </w:rPr>
-        <w:t xml:space="preserve">Reduzir em </w:t>
+        <w:t>Revisar</w:t>
       </w:r>
       <w:r>
         <w:rPr>
           <w:b/>
           <w:bCs/>
         </w:rPr>
-        <w:t xml:space="preserve">pelo menos </w:t>
+        <w:t xml:space="preserve"> gasto</w:t>
       </w:r>
       <w:r>
         <w:rPr>
           <w:b/>
           <w:bCs/>
         </w:rPr>
-        <w:t>30% o gasto com aluguéis administrativos</w:t>
-      </w:r>
-      <w:r>
-        <w:t>, por meio de renegociação, devolução de imóveis subutilizados, compartilhamento de espaços e uso de imóveis próprios.</w:t>
+        <w:t>s</w:t>
+      </w:r>
+      <w:r>
+        <w:rPr>
+          <w:b/>
+          <w:bCs/>
+        </w:rPr>
+        <w:t xml:space="preserve"> com aluguéis </w:t>
+      </w:r>
+      <w:r>
+        <w:rPr>
+          <w:b/>
+          <w:bCs/>
+        </w:rPr>
+        <w:t xml:space="preserve">de imóveis, veículos, combustíveis e serviços de transporte para servidores, </w:t>
+      </w:r>
+      <w:r>
+        <w:t>por meio de renegociação, devolução de imóveis subutilizados, compartilhamento de espaços e uso de imóveis próprios.</w:t>
       </w:r>
     </w:p>
     <w:p>
@@ -4610,13 +5401,21 @@
           <w:numId w:val="21"/>
         </w:numPr>
         <w:spacing w:after="160" w:line="360" w:lineRule="auto"/>
+        <w:jc w:val="both"/>
       </w:pPr>
       <w:r>
         <w:rPr>
           <w:b/>
           <w:bCs/>
         </w:rPr>
-        <w:t>Criar p</w:t>
+        <w:t>Instituir</w:t>
+      </w:r>
+      <w:r>
+        <w:rPr>
+          <w:b/>
+          <w:bCs/>
+        </w:rPr>
+        <w:t xml:space="preserve"> p</w:t>
       </w:r>
       <w:r>
         <w:rPr>
@@ -4633,28 +5432,22 @@
         <w:t>permanente de revisão de gastos</w:t>
       </w:r>
       <w:r>
-        <w:t xml:space="preserve">, com avaliação anual de despesas, contratos e programas equivalentes a pelo menos </w:t>
-      </w:r>
-      <w:r>
-        <w:rPr>
-          <w:b/>
-          <w:bCs/>
-        </w:rPr>
-        <w:t>2</w:t>
-      </w:r>
-      <w:r>
-        <w:rPr>
-          <w:b/>
-          <w:bCs/>
-        </w:rPr>
-        <w:t>5</w:t>
-      </w:r>
-      <w:r>
-        <w:rPr>
-          <w:b/>
-          <w:bCs/>
-        </w:rPr>
-        <w:t>% da despesa primária</w:t>
+        <w:t xml:space="preserve">, </w:t>
+      </w:r>
+      <w:r>
+        <w:t xml:space="preserve">a partir da experiência internacional e de outros entes, </w:t>
+      </w:r>
+      <w:r>
+        <w:t>com</w:t>
+      </w:r>
+      <w:r>
+        <w:t xml:space="preserve"> previsão de</w:t>
+      </w:r>
+      <w:r>
+        <w:t xml:space="preserve"> avaliação anual de despesas, contratos e programas equivalentes a pelo </w:t>
+      </w:r>
+      <w:r>
+        <w:t>menos 25% da despesa primária</w:t>
       </w:r>
       <w:r>
         <w:t>.</w:t>
@@ -4667,6 +5460,7 @@
           <w:numId w:val="21"/>
         </w:numPr>
         <w:spacing w:after="160" w:line="360" w:lineRule="auto"/>
+        <w:jc w:val="both"/>
       </w:pPr>
       <w:r>
         <w:rPr>
@@ -4676,23 +5470,13 @@
         <w:t>Avaliar a efetividade dos principais programas públicos do GDF</w:t>
       </w:r>
       <w:r>
-        <w:t xml:space="preserve">, com meta de </w:t>
-      </w:r>
-      <w:r>
-        <w:t>analisar</w:t>
-      </w:r>
-      <w:r>
-        <w:t xml:space="preserve">, a cada ano, ao menos </w:t>
-      </w:r>
-      <w:r>
-        <w:rPr>
-          <w:b/>
-          <w:bCs/>
-        </w:rPr>
-        <w:t>10 programas ou políticas relevantes</w:t>
-      </w:r>
-      <w:r>
-        <w:t>, indicando manutenção, redesenho, ampliação ou encerramento.</w:t>
+        <w:t xml:space="preserve">, </w:t>
+      </w:r>
+      <w:r>
+        <w:t>com a meta de analisar, a cada ano, ao menos dez programas ou políticas relevantes. A avaliação deverá indicar a manutenção, o redesenho, a ampliação ou o encerramento de cada iniciativa</w:t>
+      </w:r>
+      <w:r>
+        <w:t>.</w:t>
       </w:r>
     </w:p>
     <w:p>
@@ -4702,6 +5486,30 @@
           <w:numId w:val="21"/>
         </w:numPr>
         <w:spacing w:after="160" w:line="360" w:lineRule="auto"/>
+        <w:jc w:val="both"/>
+      </w:pPr>
+      <w:r>
+        <w:rPr>
+          <w:b/>
+          <w:bCs/>
+        </w:rPr>
+        <w:t>Redesenhar programas sociais com baixa cobertura, baixa focalização ou sobreposição</w:t>
+      </w:r>
+      <w:r>
+        <w:t xml:space="preserve">, </w:t>
+      </w:r>
+      <w:r>
+        <w:t>com o objetivo de ampliar o atendimento efetivo aos públicos prioritários, sem crescimento automático da despesa.</w:t>
+      </w:r>
+    </w:p>
+    <w:p>
+      <w:pPr>
+        <w:numPr>
+          <w:ilvl w:val="0"/>
+          <w:numId w:val="21"/>
+        </w:numPr>
+        <w:spacing w:after="160" w:line="360" w:lineRule="auto"/>
+        <w:jc w:val="both"/>
       </w:pPr>
       <w:r>
         <w:rPr>
@@ -4709,10 +5517,38 @@
           <w:bCs/>
         </w:rPr>
         <w:lastRenderedPageBreak/>
-        <w:t>Redesenhar programas sociais com baixa cobertura, baixa focalização ou sobreposição</w:t>
-      </w:r>
-      <w:r>
-        <w:t>, com meta de ampliar a cobertura efetiva dos públicos prioritários sem crescimento automático da despesa.</w:t>
+        <w:t xml:space="preserve">Instituir </w:t>
+      </w:r>
+      <w:r>
+        <w:rPr>
+          <w:b/>
+          <w:bCs/>
+        </w:rPr>
+        <w:t>gestão</w:t>
+      </w:r>
+      <w:r>
+        <w:rPr>
+          <w:b/>
+          <w:bCs/>
+        </w:rPr>
+        <w:t xml:space="preserve"> plurianual </w:t>
+      </w:r>
+      <w:r>
+        <w:rPr>
+          <w:b/>
+          <w:bCs/>
+        </w:rPr>
+        <w:t xml:space="preserve">de </w:t>
+      </w:r>
+      <w:r>
+        <w:rPr>
+          <w:b/>
+          <w:bCs/>
+        </w:rPr>
+        <w:t>precatórios e passivos judiciais</w:t>
+      </w:r>
+      <w:r>
+        <w:t>, com metas anuais de pagamento, negociação, prevenção de novos passivos e redução do estoque.</w:t>
       </w:r>
     </w:p>
     <w:p>
@@ -4722,21 +5558,33 @@
           <w:numId w:val="21"/>
         </w:numPr>
         <w:spacing w:after="160" w:line="360" w:lineRule="auto"/>
-      </w:pPr>
+        <w:jc w:val="both"/>
+      </w:pPr>
+      <w:commentRangeStart w:id="0"/>
       <w:r>
         <w:rPr>
           <w:b/>
           <w:bCs/>
         </w:rPr>
-        <w:t>Instituir plano plurianual de gestão de precatórios e passivos judiciais</w:t>
-      </w:r>
-      <w:r>
-        <w:t>, com metas anuais de pagamento, negociação, prevenção de novos passivos e redução do estoque.</w:t>
+        <w:t>Aumentar a eficiência e o controle do GDF Saúde</w:t>
+      </w:r>
+      <w:r>
+        <w:t>, condicionando repasses orçamentários adicionais ao INAS à realização de auditoria médica externa, ao controle rigoroso da sinistralidade assistencial e à adoção de medidas de equilíbrio financeiro do plano.</w:t>
+      </w:r>
+      <w:commentRangeEnd w:id="0"/>
+      <w:r>
+        <w:rPr>
+          <w:rStyle w:val="Refdecomentrio"/>
+          <w:sz w:val="22"/>
+          <w:szCs w:val="22"/>
+        </w:rPr>
+        <w:commentReference w:id="0"/>
       </w:r>
     </w:p>
     <w:p>
       <w:pPr>
         <w:spacing w:after="160" w:line="360" w:lineRule="auto"/>
+        <w:jc w:val="both"/>
         <w:rPr>
           <w:b/>
           <w:bCs/>
@@ -4755,6 +5603,7 @@
     <w:p>
       <w:pPr>
         <w:spacing w:after="160" w:line="360" w:lineRule="auto"/>
+        <w:jc w:val="both"/>
       </w:pPr>
       <w:r>
         <w:rPr>
@@ -4764,12 +5613,19 @@
         <w:t>Objetivo:</w:t>
       </w:r>
       <w:r>
-        <w:t xml:space="preserve"> recuperar receita própria, reduzir renúncias fiscais ineficientes e manter apenas benefícios tributários com retorno econômico, social ou fiscal comprovado.</w:t>
+        <w:t xml:space="preserve"> recuperar receita própria, reduzir renúncias fiscais ineficientes e manter apenas benefícios tributários com retorno econômico, social </w:t>
+      </w:r>
+      <w:r>
+        <w:t>e</w:t>
+      </w:r>
+      <w:r>
+        <w:t xml:space="preserve"> fiscal comprovado.</w:t>
       </w:r>
     </w:p>
     <w:p>
       <w:pPr>
         <w:spacing w:after="160" w:line="360" w:lineRule="auto"/>
+        <w:jc w:val="both"/>
       </w:pPr>
       <w:r>
         <w:rPr>
@@ -4786,16 +5642,40 @@
           <w:numId w:val="22"/>
         </w:numPr>
         <w:spacing w:after="160" w:line="360" w:lineRule="auto"/>
+        <w:jc w:val="both"/>
       </w:pPr>
       <w:r>
         <w:rPr>
           <w:b/>
           <w:bCs/>
         </w:rPr>
-        <w:t>Reduzir em 30%, no início do governo, os benefícios tributários vigentes</w:t>
-      </w:r>
-      <w:r>
-        <w:t>, preservados apenas os casos com impedimento legal específico ou risco econômico relevante.</w:t>
+        <w:t>Reduzir em</w:t>
+      </w:r>
+      <w:r>
+        <w:rPr>
+          <w:b/>
+          <w:bCs/>
+        </w:rPr>
+        <w:t xml:space="preserve"> pelo menos</w:t>
+      </w:r>
+      <w:r>
+        <w:rPr>
+          <w:b/>
+          <w:bCs/>
+        </w:rPr>
+        <w:t xml:space="preserve"> 50%, no início do governo, os benefícios tributários vigentes</w:t>
+      </w:r>
+      <w:r>
+        <w:t>, mediante envio de projeto de lei à CLDF. Devem ser preservados apenas os casos com impedimento legal</w:t>
+      </w:r>
+      <w:r>
+        <w:t xml:space="preserve"> ou constitucional</w:t>
+      </w:r>
+      <w:r>
+        <w:t xml:space="preserve"> específico ou risco econômico relevante</w:t>
+      </w:r>
+      <w:r>
+        <w:t>.</w:t>
       </w:r>
     </w:p>
     <w:p>
@@ -4805,6 +5685,41 @@
           <w:numId w:val="22"/>
         </w:numPr>
         <w:spacing w:after="160" w:line="360" w:lineRule="auto"/>
+        <w:jc w:val="both"/>
+      </w:pPr>
+      <w:r>
+        <w:rPr>
+          <w:b/>
+          <w:bCs/>
+        </w:rPr>
+        <w:t xml:space="preserve">Exigir, em até </w:t>
+      </w:r>
+      <w:r>
+        <w:rPr>
+          <w:b/>
+          <w:bCs/>
+        </w:rPr>
+        <w:t>3</w:t>
+      </w:r>
+      <w:r>
+        <w:rPr>
+          <w:b/>
+          <w:bCs/>
+        </w:rPr>
+        <w:t>0 dias, comprovação do cumprimento das contrapartidas</w:t>
+      </w:r>
+      <w:r>
+        <w:t xml:space="preserve"> pelos beneficiários de incentivos fiscais.</w:t>
+      </w:r>
+    </w:p>
+    <w:p>
+      <w:pPr>
+        <w:numPr>
+          <w:ilvl w:val="0"/>
+          <w:numId w:val="22"/>
+        </w:numPr>
+        <w:spacing w:after="160" w:line="360" w:lineRule="auto"/>
+        <w:jc w:val="both"/>
       </w:pPr>
       <w:r>
         <w:rPr>
@@ -4814,7 +5729,19 @@
         <w:t>Auditar, no primeiro ano, 100% dos benefícios fiscais vigentes</w:t>
       </w:r>
       <w:r>
-        <w:t>, com identificação de custo fiscal, beneficiários, base legal, prazo de vigência, contrapartidas e resultados.</w:t>
+        <w:t xml:space="preserve">, com identificação de custo fiscal, beneficiários, base legal, prazo de vigência, contrapartidas </w:t>
+      </w:r>
+      <w:r>
+        <w:t xml:space="preserve">exigidas </w:t>
+      </w:r>
+      <w:r>
+        <w:t>e resultados</w:t>
+      </w:r>
+      <w:r>
+        <w:t xml:space="preserve"> alcançados</w:t>
+      </w:r>
+      <w:r>
+        <w:t>.</w:t>
       </w:r>
     </w:p>
     <w:p>
@@ -4824,16 +5751,17 @@
           <w:numId w:val="22"/>
         </w:numPr>
         <w:spacing w:after="160" w:line="360" w:lineRule="auto"/>
+        <w:jc w:val="both"/>
       </w:pPr>
       <w:r>
         <w:rPr>
           <w:b/>
           <w:bCs/>
         </w:rPr>
-        <w:t>Exigir, em até 90 dias, comprovação do cumprimento das contrapartidas</w:t>
-      </w:r>
-      <w:r>
-        <w:t xml:space="preserve"> pelos beneficiários de incentivos fiscais.</w:t>
+        <w:t xml:space="preserve">Vedar a concessão ou ampliação de benefícios fiscais </w:t>
+      </w:r>
+      <w:r>
+        <w:t>sem estimativa de impacto, prazo determinado, metas verificáveis e mecanismo de avaliação periódica.</w:t>
       </w:r>
     </w:p>
     <w:p>
@@ -4843,16 +5771,24 @@
           <w:numId w:val="22"/>
         </w:numPr>
         <w:spacing w:after="160" w:line="360" w:lineRule="auto"/>
+        <w:jc w:val="both"/>
       </w:pPr>
       <w:r>
         <w:rPr>
           <w:b/>
           <w:bCs/>
         </w:rPr>
-        <w:t>Suspender, revisar ou extinguir benefícios fiscais sem comprovação objetiva de retorno</w:t>
-      </w:r>
-      <w:r>
-        <w:t>, observados o devido processo legal e a segurança jurídica.</w:t>
+        <w:t>Instituir</w:t>
+      </w:r>
+      <w:r>
+        <w:rPr>
+          <w:b/>
+          <w:bCs/>
+        </w:rPr>
+        <w:t xml:space="preserve"> política permanente de governança dos benefícios tributários</w:t>
+      </w:r>
+      <w:r>
+        <w:t>, com regras para concessão, renovação, monitoramento, transparência e avaliação de resultados.</w:t>
       </w:r>
     </w:p>
     <w:p>
@@ -4862,13 +5798,23 @@
           <w:numId w:val="22"/>
         </w:numPr>
         <w:spacing w:after="160" w:line="360" w:lineRule="auto"/>
+        <w:jc w:val="both"/>
       </w:pPr>
       <w:r>
         <w:rPr>
           <w:b/>
           <w:bCs/>
         </w:rPr>
-        <w:t>Vedar a concessão ou ampliação de benefícios fiscais sem estimativa de impacto, prazo determinado, metas verificáveis e mecanismo de avaliação periódica.</w:t>
+        <w:t>Atualizar o cadastro imobiliário e revisar a base de cálculo do IPTU</w:t>
+      </w:r>
+      <w:r>
+        <w:t xml:space="preserve">, com meta de concluir o recadastramento dos imóveis em </w:t>
+      </w:r>
+      <w:r>
+        <w:t>até 24 meses, transição</w:t>
+      </w:r>
+      <w:r>
+        <w:t xml:space="preserve"> gradual e proteção a famílias de baixa renda.</w:t>
       </w:r>
     </w:p>
     <w:p>
@@ -4878,16 +5824,17 @@
           <w:numId w:val="22"/>
         </w:numPr>
         <w:spacing w:after="160" w:line="360" w:lineRule="auto"/>
+        <w:jc w:val="both"/>
       </w:pPr>
       <w:r>
         <w:rPr>
           <w:b/>
           <w:bCs/>
         </w:rPr>
-        <w:t>Criar política permanente de governança dos benefícios tributários</w:t>
-      </w:r>
-      <w:r>
-        <w:t>, com regras para concessão, renovação, monitoramento, transparência e avaliação de resultados.</w:t>
+        <w:t>Ampliar o uso de inteligência fiscal e cruzamento de bases de dados</w:t>
+      </w:r>
+      <w:r>
+        <w:t>, com meta de aumentar a arrecadação própria sem elevação geral de alíquotas.</w:t>
       </w:r>
     </w:p>
     <w:p>
@@ -4897,26 +5844,20 @@
           <w:numId w:val="22"/>
         </w:numPr>
         <w:spacing w:after="160" w:line="360" w:lineRule="auto"/>
+        <w:jc w:val="both"/>
       </w:pPr>
       <w:r>
         <w:rPr>
           <w:b/>
           <w:bCs/>
         </w:rPr>
-        <w:t>Atualizar o cadastro imobiliário e revisar a base de cálculo do IPTU</w:t>
-      </w:r>
-      <w:r>
-        <w:t xml:space="preserve">, com meta de concluir o recadastramento dos imóveis em até </w:t>
-      </w:r>
-      <w:r>
-        <w:rPr>
-          <w:b/>
-          <w:bCs/>
-        </w:rPr>
-        <w:t>24 meses</w:t>
-      </w:r>
-      <w:r>
-        <w:t>, transição gradual e proteção a famílias de baixa renda.</w:t>
+        <w:t xml:space="preserve">Diversificar a matriz econômica do DF, </w:t>
+      </w:r>
+      <w:r>
+        <w:t>gerando novas fontes de receita e reduzindo a dependência dos recursos do FCDF</w:t>
+      </w:r>
+      <w:r>
+        <w:t>.</w:t>
       </w:r>
     </w:p>
     <w:p>
@@ -4926,21 +5867,30 @@
           <w:numId w:val="22"/>
         </w:numPr>
         <w:spacing w:after="160" w:line="360" w:lineRule="auto"/>
+        <w:jc w:val="both"/>
       </w:pPr>
       <w:r>
         <w:rPr>
           <w:b/>
           <w:bCs/>
         </w:rPr>
-        <w:t>Ampliar o uso de inteligência fiscal e cruzamento de bases de dados</w:t>
-      </w:r>
-      <w:r>
-        <w:t>, com meta de aumentar a arrecadação própria sem elevação geral de alíquotas.</w:t>
+        <w:t>Implantar polos de desenvolvimento econômico nas regiões administrativas</w:t>
+      </w:r>
+      <w:r>
+        <w:t xml:space="preserve"> e buscar, junto ao governo federal e ao setor privado, a criação de uma Zona de Processamento de Exportação no DF, ancorada em projetos empresariais de alto potencial exportador. A prioridade será atrair </w:t>
+      </w:r>
+      <w:r>
+        <w:lastRenderedPageBreak/>
+        <w:t>investimentos em tecnologia, serviços digitais, infraestrutura de dados, biotecnologia e bens e serviços ligados à saúde, com metas de geração de emprego local, qualificação profissional e adensamento produtivo.</w:t>
+      </w:r>
+      <w:r>
+        <w:t xml:space="preserve"> </w:t>
       </w:r>
     </w:p>
     <w:p>
       <w:pPr>
         <w:spacing w:after="160" w:line="360" w:lineRule="auto"/>
+        <w:jc w:val="both"/>
         <w:rPr>
           <w:b/>
           <w:bCs/>
@@ -4959,6 +5909,7 @@
     <w:p>
       <w:pPr>
         <w:spacing w:after="160" w:line="360" w:lineRule="auto"/>
+        <w:jc w:val="both"/>
       </w:pPr>
       <w:r>
         <w:rPr>
@@ -4974,13 +5925,13 @@
     <w:p>
       <w:pPr>
         <w:spacing w:after="160" w:line="360" w:lineRule="auto"/>
+        <w:jc w:val="both"/>
       </w:pPr>
       <w:r>
         <w:rPr>
           <w:b/>
           <w:bCs/>
         </w:rPr>
-        <w:lastRenderedPageBreak/>
         <w:t>Propostas:</w:t>
       </w:r>
     </w:p>
@@ -4991,13 +5942,28 @@
           <w:numId w:val="23"/>
         </w:numPr>
         <w:spacing w:after="160" w:line="360" w:lineRule="auto"/>
+        <w:jc w:val="both"/>
       </w:pPr>
       <w:r>
         <w:rPr>
           <w:b/>
           <w:bCs/>
         </w:rPr>
-        <w:t>Bloquear, no início do governo, 30% dos cargos comissionados e funções de confiança</w:t>
+        <w:t xml:space="preserve">Bloquear, no início do governo, </w:t>
+      </w:r>
+      <w:r>
+        <w:rPr>
+          <w:b/>
+          <w:bCs/>
+        </w:rPr>
+        <w:t>5</w:t>
+      </w:r>
+      <w:r>
+        <w:rPr>
+          <w:b/>
+          <w:bCs/>
+        </w:rPr>
+        <w:t>0% dos cargos comissionados e funções de confiança</w:t>
       </w:r>
       <w:r>
         <w:t>, com liberação posterior apenas mediante justificativa de necessidade, vinculação a entregas e validação fiscal.</w:t>
@@ -5010,33 +5976,44 @@
           <w:numId w:val="23"/>
         </w:numPr>
         <w:spacing w:after="160" w:line="360" w:lineRule="auto"/>
+        <w:jc w:val="both"/>
       </w:pPr>
       <w:r>
         <w:rPr>
           <w:b/>
           <w:bCs/>
         </w:rPr>
-        <w:t>Reduzir o número de secretarias, órgãos e estruturas sobrepostas</w:t>
-      </w:r>
-      <w:r>
-        <w:t xml:space="preserve">, com meta de apresentar, nos primeiros </w:t>
+        <w:t>Re</w:t>
       </w:r>
       <w:r>
         <w:rPr>
           <w:b/>
           <w:bCs/>
         </w:rPr>
-        <w:t xml:space="preserve">30 </w:t>
+        <w:t>organizar</w:t>
       </w:r>
       <w:r>
         <w:rPr>
           <w:b/>
           <w:bCs/>
         </w:rPr>
-        <w:t>dias</w:t>
-      </w:r>
-      <w:r>
-        <w:t>, proposta de reorganização administrativa do GDF.</w:t>
+        <w:t xml:space="preserve"> a estrutura </w:t>
+      </w:r>
+      <w:r>
+        <w:rPr>
+          <w:b/>
+          <w:bCs/>
+        </w:rPr>
+        <w:t>administrativa do GDF,</w:t>
+      </w:r>
+      <w:r>
+        <w:t xml:space="preserve"> </w:t>
+      </w:r>
+      <w:r>
+        <w:t>com foco na eliminação de duplicidades, na redução de custos administrativos e na melhoria da coordenação governamental</w:t>
+      </w:r>
+      <w:r>
+        <w:t>.</w:t>
       </w:r>
     </w:p>
     <w:p>
@@ -5046,16 +6023,20 @@
           <w:numId w:val="23"/>
         </w:numPr>
         <w:spacing w:after="160" w:line="360" w:lineRule="auto"/>
+        <w:jc w:val="both"/>
       </w:pPr>
       <w:r>
         <w:rPr>
           <w:b/>
           <w:bCs/>
         </w:rPr>
-        <w:t>Revisar a estrutura de autarquias, fundações, empresas públicas e órgãos equivalentes</w:t>
-      </w:r>
-      <w:r>
-        <w:t>, com foco na eliminação de duplicidades, redução de custos administrativos e melhoria da coordenação governamental.</w:t>
+        <w:t xml:space="preserve">Reforçar o controle sobre novas despesas permanentes, </w:t>
+      </w:r>
+      <w:r>
+        <w:t>exigindo, além dos requisitos da LRF, estimativa de impacto para quatro anos, fonte permanente de custeio, compensação fiscal efetiva e validação prévia do Comitê de Governança Fiscal. A regra se aplicará à expansão de pessoal, gratificações, auxílios e programas continuados</w:t>
+      </w:r>
+      <w:r>
+        <w:t>.</w:t>
       </w:r>
     </w:p>
     <w:p>
@@ -5065,60 +6046,20 @@
           <w:numId w:val="23"/>
         </w:numPr>
         <w:spacing w:after="160" w:line="360" w:lineRule="auto"/>
+        <w:jc w:val="both"/>
       </w:pPr>
       <w:r>
         <w:rPr>
           <w:b/>
           <w:bCs/>
         </w:rPr>
-        <w:t xml:space="preserve">Submeter toda nova despesa permanente a </w:t>
-      </w:r>
-      <w:r>
-        <w:rPr>
-          <w:b/>
-          <w:bCs/>
-        </w:rPr>
-        <w:t>condição</w:t>
-      </w:r>
-      <w:r>
-        <w:rPr>
-          <w:b/>
-          <w:bCs/>
-        </w:rPr>
-        <w:t xml:space="preserve"> fiscal prévia</w:t>
-      </w:r>
-      <w:r>
-        <w:t>, vedando expansão de pessoal, gratificações, auxílios ou programas continuados sem estimativa de impacto para</w:t>
-      </w:r>
-      <w:r>
-        <w:t xml:space="preserve"> os</w:t>
-      </w:r>
-      <w:r>
-        <w:t xml:space="preserve"> </w:t>
-      </w:r>
-      <w:r>
-        <w:rPr>
-          <w:b/>
-          <w:bCs/>
-        </w:rPr>
-        <w:t>4 anos</w:t>
-      </w:r>
-      <w:r>
-        <w:rPr>
-          <w:b/>
-          <w:bCs/>
-        </w:rPr>
-        <w:t xml:space="preserve"> seguintes</w:t>
-      </w:r>
-      <w:r>
-        <w:t xml:space="preserve">, compensação fiscal efetiva e aprovação do </w:t>
-      </w:r>
-      <w:r>
-        <w:rPr>
-          <w:b/>
-          <w:bCs/>
-        </w:rPr>
-        <w:t>Comitê de Governança Fiscal</w:t>
+        <w:t>Revisar gratificações, auxílios e parcelas remuneratórias</w:t>
+      </w:r>
+      <w:r>
+        <w:t xml:space="preserve">, </w:t>
+      </w:r>
+      <w:r>
+        <w:t>com meta de mapear 100% das rubricas e propor racionalização das despesas sem justificativa funcional clara</w:t>
       </w:r>
       <w:r>
         <w:t>.</w:t>
@@ -5126,36 +6067,8 @@
     </w:p>
     <w:p>
       <w:pPr>
-        <w:numPr>
-          <w:ilvl w:val="0"/>
-          <w:numId w:val="23"/>
-        </w:numPr>
         <w:spacing w:after="160" w:line="360" w:lineRule="auto"/>
-      </w:pPr>
-      <w:r>
-        <w:rPr>
-          <w:b/>
-          <w:bCs/>
-        </w:rPr>
-        <w:t>Revisar gratificações, auxílios e parcelas remuneratórias administrativas</w:t>
-      </w:r>
-      <w:r>
-        <w:t xml:space="preserve">, com meta de mapear </w:t>
-      </w:r>
-      <w:r>
-        <w:rPr>
-          <w:b/>
-          <w:bCs/>
-        </w:rPr>
-        <w:t>100% das rubricas no primeiro ano</w:t>
-      </w:r>
-      <w:r>
-        <w:t xml:space="preserve"> e propor racionalização das despesas sem justificativa funcional clara.</w:t>
-      </w:r>
-    </w:p>
-    <w:p>
-      <w:pPr>
-        <w:spacing w:after="160" w:line="360" w:lineRule="auto"/>
+        <w:jc w:val="both"/>
         <w:rPr>
           <w:b/>
           <w:bCs/>
@@ -5174,6 +6087,7 @@
     <w:p>
       <w:pPr>
         <w:spacing w:after="160" w:line="360" w:lineRule="auto"/>
+        <w:jc w:val="both"/>
       </w:pPr>
       <w:r>
         <w:rPr>
@@ -5189,6 +6103,7 @@
     <w:p>
       <w:pPr>
         <w:spacing w:after="160" w:line="360" w:lineRule="auto"/>
+        <w:jc w:val="both"/>
       </w:pPr>
       <w:r>
         <w:rPr>
@@ -5205,6 +6120,7 @@
           <w:numId w:val="24"/>
         </w:numPr>
         <w:spacing w:after="160" w:line="360" w:lineRule="auto"/>
+        <w:jc w:val="both"/>
       </w:pPr>
       <w:r>
         <w:rPr>
@@ -5221,17 +6137,13 @@
         <w:t xml:space="preserve"> superávits correntes e recuperar a capacidade de pagamento do DF</w:t>
       </w:r>
       <w:r>
-        <w:t xml:space="preserve">, com meta de retornar à </w:t>
-      </w:r>
-      <w:r>
-        <w:rPr>
-          <w:b/>
-          <w:bCs/>
-        </w:rPr>
-        <w:t>CAPAG B ou superior</w:t>
-      </w:r>
-      <w:r>
-        <w:t xml:space="preserve"> ao longo do mandato.</w:t>
+        <w:t xml:space="preserve">, com meta de </w:t>
+      </w:r>
+      <w:r>
+        <w:t>retornar à CAPAG B ou superior ao</w:t>
+      </w:r>
+      <w:r>
+        <w:t xml:space="preserve"> longo do mandato.</w:t>
       </w:r>
     </w:p>
     <w:p>
@@ -5241,6 +6153,7 @@
           <w:numId w:val="24"/>
         </w:numPr>
         <w:spacing w:after="160" w:line="360" w:lineRule="auto"/>
+        <w:jc w:val="both"/>
       </w:pPr>
       <w:r>
         <w:rPr>
@@ -5278,6 +6191,7 @@
           <w:numId w:val="24"/>
         </w:numPr>
         <w:spacing w:after="160" w:line="360" w:lineRule="auto"/>
+        <w:jc w:val="both"/>
       </w:pPr>
       <w:r>
         <w:rPr>
@@ -5287,17 +6201,37 @@
         <w:t>Adotar metas fiscais plurianuais</w:t>
       </w:r>
       <w:r>
-        <w:t xml:space="preserve">, com horizonte mínimo de </w:t>
-      </w:r>
-      <w:r>
-        <w:rPr>
-          <w:b/>
-          <w:bCs/>
-        </w:rPr>
-        <w:t>4 anos</w:t>
-      </w:r>
-      <w:r>
-        <w:t>, abrangendo resultado corrente, resultado primário, dívida, caixa, pessoal, investimento, precatórios e compromissos com PPPs.</w:t>
+        <w:t xml:space="preserve">, com horizonte </w:t>
+      </w:r>
+      <w:r>
+        <w:t xml:space="preserve">de </w:t>
+      </w:r>
+      <w:r>
+        <w:t>quatro</w:t>
+      </w:r>
+      <w:r>
+        <w:t xml:space="preserve"> anos</w:t>
+      </w:r>
+      <w:r>
+        <w:t>,</w:t>
+      </w:r>
+      <w:r>
+        <w:t xml:space="preserve"> a exemplo do que tem sido feito na esfera federal,</w:t>
+      </w:r>
+      <w:r>
+        <w:t xml:space="preserve"> abrangendo </w:t>
+      </w:r>
+      <w:r>
+        <w:t xml:space="preserve">dimensões como </w:t>
+      </w:r>
+      <w:r>
+        <w:t>resultado corrente, resultado primário, dívida, caixa, pessoal, investimento</w:t>
+      </w:r>
+      <w:r>
+        <w:t xml:space="preserve"> e</w:t>
+      </w:r>
+      <w:r>
+        <w:t xml:space="preserve"> precatórios.</w:t>
       </w:r>
     </w:p>
     <w:p>
@@ -5307,12 +6241,14 @@
           <w:numId w:val="24"/>
         </w:numPr>
         <w:spacing w:after="160" w:line="360" w:lineRule="auto"/>
+        <w:jc w:val="both"/>
       </w:pPr>
       <w:r>
         <w:rPr>
           <w:b/>
           <w:bCs/>
         </w:rPr>
+        <w:lastRenderedPageBreak/>
         <w:t xml:space="preserve">Criar Comitê </w:t>
       </w:r>
       <w:r>
@@ -5346,13 +6282,13 @@
           <w:numId w:val="24"/>
         </w:numPr>
         <w:spacing w:after="160" w:line="360" w:lineRule="auto"/>
+        <w:jc w:val="both"/>
       </w:pPr>
       <w:r>
         <w:rPr>
           <w:b/>
           <w:bCs/>
         </w:rPr>
-        <w:lastRenderedPageBreak/>
         <w:t>Manter a dívida consolidada abaixo de limite prudencial de 60% da RCL</w:t>
       </w:r>
       <w:r>
@@ -5366,16 +6302,23 @@
           <w:numId w:val="24"/>
         </w:numPr>
         <w:spacing w:after="160" w:line="360" w:lineRule="auto"/>
+        <w:jc w:val="both"/>
       </w:pPr>
       <w:r>
         <w:rPr>
           <w:b/>
           <w:bCs/>
         </w:rPr>
-        <w:t>Criar carteira plurianual de investimentos prioritários</w:t>
-      </w:r>
-      <w:r>
-        <w:t>, com custo total, fonte de financiamento, cronograma, estágio de maturidade, impacto esperado e órgão responsável.</w:t>
+        <w:t>Monitorar os compromissos futuros com PPPs</w:t>
+      </w:r>
+      <w:r>
+        <w:t xml:space="preserve">, preservando margem fiscal em relação ao limite legal </w:t>
+      </w:r>
+      <w:r>
+        <w:t>de 5% da RCL e evitando</w:t>
+      </w:r>
+      <w:r>
+        <w:t xml:space="preserve"> que contratos de longo prazo comprimam o orçamento corrente.</w:t>
       </w:r>
     </w:p>
     <w:p>
@@ -5385,16 +6328,20 @@
           <w:numId w:val="24"/>
         </w:numPr>
         <w:spacing w:after="160" w:line="360" w:lineRule="auto"/>
+        <w:jc w:val="both"/>
       </w:pPr>
       <w:r>
         <w:rPr>
           <w:b/>
           <w:bCs/>
         </w:rPr>
-        <w:t>Publicar relatório trimestral de acompanhamento dos investimentos estratégicos</w:t>
-      </w:r>
-      <w:r>
-        <w:t>, com execução física, execução financeira, entraves, revisão de cronograma e medidas corretivas.</w:t>
+        <w:t>Integrar as despesas custeadas pelo FCDF ao planejamento fiscal de médio prazo do DF</w:t>
+      </w:r>
+      <w:r>
+        <w:t>, com governança específica sobre pessoal, custeio e investimentos nas áreas financiadas pelo Fundo, respeitadas as competências federais e as regras próprias de execução. A medida deve permitir mensurar riscos, pressões futuras e impactos sobre saúde, educação e segurança pública.</w:t>
+      </w:r>
+      <w:r>
+        <w:t>.</w:t>
       </w:r>
     </w:p>
     <w:p>
@@ -5404,26 +6351,18 @@
           <w:numId w:val="24"/>
         </w:numPr>
         <w:spacing w:after="160" w:line="360" w:lineRule="auto"/>
-      </w:pPr>
+        <w:jc w:val="both"/>
+      </w:pPr>
+      <w:commentRangeStart w:id="1"/>
       <w:r>
         <w:rPr>
           <w:b/>
           <w:bCs/>
         </w:rPr>
-        <w:t>Monitorar os compromissos futuros com PPPs</w:t>
-      </w:r>
-      <w:r>
-        <w:t xml:space="preserve">, preservando margem fiscal em relação ao limite legal de </w:t>
-      </w:r>
-      <w:r>
-        <w:rPr>
-          <w:b/>
-          <w:bCs/>
-        </w:rPr>
-        <w:t>5% da RCL</w:t>
-      </w:r>
-      <w:r>
-        <w:t xml:space="preserve"> e evitando que contratos de longo prazo comprimam o orçamento corrente.</w:t>
+        <w:t>Realizar auditoria de qualidade dos ativos do BRB</w:t>
+      </w:r>
+      <w:r>
+        <w:t>, com foco na transparência da carteira, na identificação de riscos relevantes e na prevenção de eventuais necessidades de aporte emergencial pelo Tesouro do DF.</w:t>
       </w:r>
     </w:p>
     <w:p>
@@ -5433,22 +6372,93 @@
           <w:numId w:val="24"/>
         </w:numPr>
         <w:spacing w:after="160" w:line="360" w:lineRule="auto"/>
+        <w:jc w:val="both"/>
       </w:pPr>
       <w:r>
         <w:rPr>
           <w:b/>
           <w:bCs/>
         </w:rPr>
-        <w:t>Integrar o FCDF ao planejamento fiscal de médio prazo do DF</w:t>
-      </w:r>
-      <w:r>
-        <w:t>, com demonstrativo específico de receitas, despesas, riscos e impactos sobre saúde, educação e segurança pública.</w:t>
+        <w:t>Reforçar a governança de riscos do BRB</w:t>
+      </w:r>
+      <w:r>
+        <w:t>, com atenção especial a exposições concentradas, ativos de maior risco e potenciais impactos decorrentes do chamado “Risco Master”</w:t>
+      </w:r>
+      <w:r>
+        <w:t>, por meio da criação de</w:t>
+      </w:r>
+      <w:r>
+        <w:t xml:space="preserve"> comitês técnicos de validação prévia, abaixo das diretorias, para avaliar operações, investimentos e decisões financeiras de maior risco.</w:t>
       </w:r>
     </w:p>
     <w:p>
       <w:pPr>
+        <w:numPr>
+          <w:ilvl w:val="0"/>
+          <w:numId w:val="24"/>
+        </w:numPr>
+        <w:spacing w:after="160" w:line="360" w:lineRule="auto"/>
         <w:jc w:val="both"/>
       </w:pPr>
+      <w:r>
+        <w:rPr>
+          <w:b/>
+          <w:bCs/>
+        </w:rPr>
+        <w:t>Fortalecer a gestão dos passivos previdenciários do DF</w:t>
+      </w:r>
+      <w:r>
+        <w:t>, com foco no equilíbrio de longo prazo do Iprev-DF, na compatibilização entre ativos e passivos previdenciários e na adoção de estratégias de investimento mais aderentes ao perfil das obrigações futuras.</w:t>
+      </w:r>
+    </w:p>
+    <w:p>
+      <w:pPr>
+        <w:numPr>
+          <w:ilvl w:val="0"/>
+          <w:numId w:val="24"/>
+        </w:numPr>
+        <w:spacing w:after="160" w:line="360" w:lineRule="auto"/>
+        <w:jc w:val="both"/>
+      </w:pPr>
+      <w:r>
+        <w:rPr>
+          <w:b/>
+          <w:bCs/>
+        </w:rPr>
+        <w:t>Revisar a carteira de ativos previdenciários</w:t>
+      </w:r>
+      <w:r>
+        <w:t>, avaliando a migração gradual para instrumentos mais seguros e compatíveis com o passivo atuarial, como NTN-Bs, além do tratamento segregado de ativos problemáticos ou de baixa liquidez.</w:t>
+      </w:r>
+    </w:p>
+    <w:p>
+      <w:pPr>
+        <w:numPr>
+          <w:ilvl w:val="0"/>
+          <w:numId w:val="24"/>
+        </w:numPr>
+        <w:spacing w:after="160" w:line="360" w:lineRule="auto"/>
+        <w:jc w:val="both"/>
+      </w:pPr>
+      <w:r>
+        <w:rPr>
+          <w:b/>
+          <w:bCs/>
+        </w:rPr>
+        <w:t>Aprimorar a governança do DF-Previcom</w:t>
+      </w:r>
+      <w:r>
+        <w:t>, com regras claras de transparência, gestão de riscos, qualificação técnica e prevenção de conflitos de interesse.</w:t>
+      </w:r>
+      <w:commentRangeEnd w:id="1"/>
+      <w:r>
+        <w:rPr>
+          <w:rStyle w:val="Refdecomentrio"/>
+          <w:sz w:val="22"/>
+          <w:szCs w:val="22"/>
+        </w:rPr>
+        <w:commentReference w:id="1"/>
+      </w:r>
     </w:p>
     <w:sectPr>
       <w:pgSz w:w="12240" w:h="15840"/>
@@ -5458,6 +6468,201 @@
     </w:sectPr>
   </w:body>
 </w:document>
+</file>
+
+<file path=word/comments.xml><?xml version="1.0" encoding="utf-8"?>
+<w:comments xmlns:wpc="http://schemas.microsoft.com/office/word/2010/wordprocessingCanvas" xmlns:cx="http://schemas.microsoft.com/office/drawing/2014/chartex" xmlns:cx1="http://schemas.microsoft.com/office/drawing/2015/9/8/chartex" xmlns:cx2="http://schemas.microsoft.com/office/drawing/2015/10/21/chartex" xmlns:cx3="http://schemas.microsoft.com/office/drawing/2016/5/9/chartex" xmlns:cx4="http://schemas.microsoft.com/office/drawing/2016/5/10/chartex" xmlns:cx5="http://schemas.microsoft.com/office/drawing/2016/5/11/chartex" xmlns:cx6="http://schemas.microsoft.com/office/drawing/2016/5/12/chartex" xmlns:cx7="http://schemas.microsoft.com/office/drawing/2016/5/13/chartex" xmlns:cx8="http://schemas.microsoft.com/office/drawing/2016/5/14/chartex" xmlns:mc="http://schemas.openxmlformats.org/markup-compatibility/2006" xmlns:aink="http://schemas.microsoft.com/office/drawing/2016/ink" xmlns:am3d="http://schemas.microsoft.com/office/drawing/2017/model3d" xmlns:o="urn:schemas-microsoft-com:office:office" xmlns:oel="http://schemas.microsoft.com/office/2019/extlst" xmlns:r="http://schemas.openxmlformats.org/officeDocument/2006/relationships" xmlns:m="http://schemas.openxmlformats.org/officeDocument/2006/math" xmlns:v="urn:schemas-microsoft-com:vml" xmlns:wp14="http://schemas.microsoft.com/office/word/2010/wordprocessingDrawing" xmlns:wp="http://schemas.openxmlformats.org/drawingml/2006/wordprocessingDrawing" xmlns:w10="urn:schemas-microsoft-com:office:word" xmlns:w="http://schemas.openxmlformats.org/wordprocessingml/2006/main" xmlns:w14="http://schemas.microsoft.com/office/word/2010/wordml" xmlns:w15="http://schemas.microsoft.com/office/word/2012/wordml" xmlns:w16cex="http://schemas.microsoft.com/office/word/2018/wordml/cex" xmlns:w16cid="http://schemas.microsoft.com/office/word/2016/wordml/cid" xmlns:w16="http://schemas.microsoft.com/office/word/2018/wordml" xmlns:w16du="http://schemas.microsoft.com/office/word/2023/wordml/word16du" xmlns:w16sdtdh="http://schemas.microsoft.com/office/word/2020/wordml/sdtdatahash" xmlns:w16sdtfl="http://schemas.microsoft.com/office/word/2024/wordml/sdtformatlock" xmlns:w16se="http://schemas.microsoft.com/office/word/2015/wordml/symex" xmlns:wpg="http://schemas.microsoft.com/office/word/2010/wordprocessingGroup" xmlns:wpi="http://schemas.microsoft.com/office/word/2010/wordprocessingInk" xmlns:wne="http://schemas.microsoft.com/office/word/2006/wordml" xmlns:wps="http://schemas.microsoft.com/office/word/2010/wordprocessingShape" mc:Ignorable="w14 w15 w16se w16cid w16 w16cex w16sdtdh w16sdtfl w16du wp14">
+  <w:comment w:id="0" w:author="Daniel Veloso Couri" w:date="2026-05-18T13:15:00Z" w:initials="DV">
+    <w:p>
+      <w:pPr>
+        <w:pStyle w:val="Textodecomentrio"/>
+      </w:pPr>
+      <w:r>
+        <w:rPr>
+          <w:rStyle w:val="Refdecomentrio"/>
+        </w:rPr>
+        <w:annotationRef/>
+      </w:r>
+      <w:r>
+        <w:t>Sugestões do Jorge</w:t>
+      </w:r>
+    </w:p>
+  </w:comment>
+  <w:comment w:id="1" w:author="Daniel Veloso Couri" w:date="2026-05-18T13:14:00Z" w:initials="DV">
+    <w:p>
+      <w:pPr>
+        <w:pStyle w:val="Textodecomentrio"/>
+      </w:pPr>
+      <w:r>
+        <w:rPr>
+          <w:rStyle w:val="Refdecomentrio"/>
+        </w:rPr>
+        <w:annotationRef/>
+      </w:r>
+      <w:r>
+        <w:t>Sugestões do Jorge</w:t>
+      </w:r>
+    </w:p>
+  </w:comment>
+</w:comments>
+</file>
+
+<file path=word/commentsExtended.xml><?xml version="1.0" encoding="utf-8"?>
+<w15:commentsEx xmlns:wpc="http://schemas.microsoft.com/office/word/2010/wordprocessingCanvas" xmlns:cx="http://schemas.microsoft.com/office/drawing/2014/chartex" xmlns:cx1="http://schemas.microsoft.com/office/drawing/2015/9/8/chartex" xmlns:cx2="http://schemas.microsoft.com/office/drawing/2015/10/21/chartex" xmlns:cx3="http://schemas.microsoft.com/office/drawing/2016/5/9/chartex" xmlns:cx4="http://schemas.microsoft.com/office/drawing/2016/5/10/chartex" xmlns:cx5="http://schemas.microsoft.com/office/drawing/2016/5/11/chartex" xmlns:cx6="http://schemas.microsoft.com/office/drawing/2016/5/12/chartex" xmlns:cx7="http://schemas.microsoft.com/office/drawing/2016/5/13/chartex" xmlns:cx8="http://schemas.microsoft.com/office/drawing/2016/5/14/chartex" xmlns:mc="http://schemas.openxmlformats.org/markup-compatibility/2006" xmlns:aink="http://schemas.microsoft.com/office/drawing/2016/ink" xmlns:am3d="http://schemas.microsoft.com/office/drawing/2017/model3d" xmlns:o="urn:schemas-microsoft-com:office:office" xmlns:oel="http://schemas.microsoft.com/office/2019/extlst" xmlns:r="http://schemas.openxmlformats.org/officeDocument/2006/relationships" xmlns:m="http://schemas.openxmlformats.org/officeDocument/2006/math" xmlns:v="urn:schemas-microsoft-com:vml" xmlns:wp14="http://schemas.microsoft.com/office/word/2010/wordprocessingDrawing" xmlns:wp="http://schemas.openxmlformats.org/drawingml/2006/wordprocessingDrawing" xmlns:w10="urn:schemas-microsoft-com:office:word" xmlns:w="http://schemas.openxmlformats.org/wordprocessingml/2006/main" xmlns:w14="http://schemas.microsoft.com/office/word/2010/wordml" xmlns:w15="http://schemas.microsoft.com/office/word/2012/wordml" xmlns:w16cex="http://schemas.microsoft.com/office/word/2018/wordml/cex" xmlns:w16cid="http://schemas.microsoft.com/office/word/2016/wordml/cid" xmlns:w16="http://schemas.microsoft.com/office/word/2018/wordml" xmlns:w16du="http://schemas.microsoft.com/office/word/2023/wordml/word16du" xmlns:w16sdtdh="http://schemas.microsoft.com/office/word/2020/wordml/sdtdatahash" xmlns:w16sdtfl="http://schemas.microsoft.com/office/word/2024/wordml/sdtformatlock" xmlns:w16se="http://schemas.microsoft.com/office/word/2015/wordml/symex" xmlns:wpg="http://schemas.microsoft.com/office/word/2010/wordprocessingGroup" xmlns:wpi="http://schemas.microsoft.com/office/word/2010/wordprocessingInk" xmlns:wne="http://schemas.microsoft.com/office/word/2006/wordml" xmlns:wps="http://schemas.microsoft.com/office/word/2010/wordprocessingShape" mc:Ignorable="w14 w15 w16se w16cid w16 w16cex w16sdtdh w16sdtfl w16du wp14">
+  <w15:commentEx w15:paraId="6F8A9724" w15:done="0"/>
+  <w15:commentEx w15:paraId="2897271A" w15:done="0"/>
+</w15:commentsEx>
+</file>
+
+<file path=word/commentsExtensible.xml><?xml version="1.0" encoding="utf-8"?>
+<w16cex:commentsExtensible xmlns:wpc="http://schemas.microsoft.com/office/word/2010/wordprocessingCanvas" xmlns:cx="http://schemas.microsoft.com/office/drawing/2014/chartex" xmlns:cx1="http://schemas.microsoft.com/office/drawing/2015/9/8/chartex" xmlns:cx2="http://schemas.microsoft.com/office/drawing/2015/10/21/chartex" xmlns:cx3="http://schemas.microsoft.com/office/drawing/2016/5/9/chartex" xmlns:cx4="http://schemas.microsoft.com/office/drawing/2016/5/10/chartex" xmlns:cx5="http://schemas.microsoft.com/office/drawing/2016/5/11/chartex" xmlns:cx6="http://schemas.microsoft.com/office/drawing/2016/5/12/chartex" xmlns:cx7="http://schemas.microsoft.com/office/drawing/2016/5/13/chartex" xmlns:cx8="http://schemas.microsoft.com/office/drawing/2016/5/14/chartex" xmlns:cr="http://schemas.microsoft.com/office/comments/2020/reactions" xmlns:mc="http://schemas.openxmlformats.org/markup-compatibility/2006" xmlns:aink="http://schemas.microsoft.com/office/drawing/2016/ink" xmlns:am3d="http://schemas.microsoft.com/office/drawing/2017/model3d" xmlns:o="urn:schemas-microsoft-com:office:office" xmlns:oel="http://schemas.microsoft.com/office/2019/extlst" xmlns:r="http://schemas.openxmlformats.org/officeDocument/2006/relationships" xmlns:m="http://schemas.openxmlformats.org/officeDocument/2006/math" xmlns:v="urn:schemas-microsoft-com:vml" xmlns:wp14="http://schemas.microsoft.com/office/word/2010/wordprocessingDrawing" xmlns:wp="http://schemas.openxmlformats.org/drawingml/2006/wordprocessingDrawing" xmlns:w10="urn:schemas-microsoft-com:office:word" xmlns:w="http://schemas.openxmlformats.org/wordprocessingml/2006/main" xmlns:w14="http://schemas.microsoft.com/office/word/2010/wordml" xmlns:w15="http://schemas.microsoft.com/office/word/2012/wordml" xmlns:w16cex="http://schemas.microsoft.com/office/word/2018/wordml/cex" xmlns:w16cid="http://schemas.microsoft.com/office/word/2016/wordml/cid" xmlns:w16="http://schemas.microsoft.com/office/word/2018/wordml" xmlns:w16du="http://schemas.microsoft.com/office/word/2023/wordml/word16du" xmlns:w16sdtdh="http://schemas.microsoft.com/office/word/2020/wordml/sdtdatahash" xmlns:w16sdtfl="http://schemas.microsoft.com/office/word/2024/wordml/sdtformatlock" xmlns:w16se="http://schemas.microsoft.com/office/word/2015/wordml/symex" xmlns:wpg="http://schemas.microsoft.com/office/word/2010/wordprocessingGroup" xmlns:wpi="http://schemas.microsoft.com/office/word/2010/wordprocessingInk" xmlns:wne="http://schemas.microsoft.com/office/word/2006/wordml" xmlns:wps="http://schemas.microsoft.com/office/word/2010/wordprocessingShape" mc:Ignorable="w14 w15 w16se w16cid w16 w16cex w16sdtdh w16sdtfl cr w16du wp14">
+  <w16cex:commentExtensible w16cex:durableId="4F5F65CB" w16cex:dateUtc="2026-05-18T16:15:00Z"/>
+  <w16cex:commentExtensible w16cex:durableId="4A40239E" w16cex:dateUtc="2026-05-18T16:14:00Z"/>
+</w16cex:commentsExtensible>
+</file>
+
+<file path=word/commentsIds.xml><?xml version="1.0" encoding="utf-8"?>
+<w16cid:commentsIds xmlns:wpc="http://schemas.microsoft.com/office/word/2010/wordprocessingCanvas" xmlns:cx="http://schemas.microsoft.com/office/drawing/2014/chartex" xmlns:cx1="http://schemas.microsoft.com/office/drawing/2015/9/8/chartex" xmlns:cx2="http://schemas.microsoft.com/office/drawing/2015/10/21/chartex" xmlns:cx3="http://schemas.microsoft.com/office/drawing/2016/5/9/chartex" xmlns:cx4="http://schemas.microsoft.com/office/drawing/2016/5/10/chartex" xmlns:cx5="http://schemas.microsoft.com/office/drawing/2016/5/11/chartex" xmlns:cx6="http://schemas.microsoft.com/office/drawing/2016/5/12/chartex" xmlns:cx7="http://schemas.microsoft.com/office/drawing/2016/5/13/chartex" xmlns:cx8="http://schemas.microsoft.com/office/drawing/2016/5/14/chartex" xmlns:mc="http://schemas.openxmlformats.org/markup-compatibility/2006" xmlns:aink="http://schemas.microsoft.com/office/drawing/2016/ink" xmlns:am3d="http://schemas.microsoft.com/office/drawing/2017/model3d" xmlns:o="urn:schemas-microsoft-com:office:office" xmlns:oel="http://schemas.microsoft.com/office/2019/extlst" xmlns:r="http://schemas.openxmlformats.org/officeDocument/2006/relationships" xmlns:m="http://schemas.openxmlformats.org/officeDocument/2006/math" xmlns:v="urn:schemas-microsoft-com:vml" xmlns:wp14="http://schemas.microsoft.com/office/word/2010/wordprocessingDrawing" xmlns:wp="http://schemas.openxmlformats.org/drawingml/2006/wordprocessingDrawing" xmlns:w10="urn:schemas-microsoft-com:office:word" xmlns:w="http://schemas.openxmlformats.org/wordprocessingml/2006/main" xmlns:w14="http://schemas.microsoft.com/office/word/2010/wordml" xmlns:w15="http://schemas.microsoft.com/office/word/2012/wordml" xmlns:w16cex="http://schemas.microsoft.com/office/word/2018/wordml/cex" xmlns:w16cid="http://schemas.microsoft.com/office/word/2016/wordml/cid" xmlns:w16="http://schemas.microsoft.com/office/word/2018/wordml" xmlns:w16du="http://schemas.microsoft.com/office/word/2023/wordml/word16du" xmlns:w16sdtdh="http://schemas.microsoft.com/office/word/2020/wordml/sdtdatahash" xmlns:w16sdtfl="http://schemas.microsoft.com/office/word/2024/wordml/sdtformatlock" xmlns:w16se="http://schemas.microsoft.com/office/word/2015/wordml/symex" xmlns:wpg="http://schemas.microsoft.com/office/word/2010/wordprocessingGroup" xmlns:wpi="http://schemas.microsoft.com/office/word/2010/wordprocessingInk" xmlns:wne="http://schemas.microsoft.com/office/word/2006/wordml" xmlns:wps="http://schemas.microsoft.com/office/word/2010/wordprocessingShape" mc:Ignorable="w14 w15 w16se w16cid w16 w16cex w16sdtdh w16sdtfl w16du wp14">
+  <w16cid:commentId w16cid:paraId="6F8A9724" w16cid:durableId="4F5F65CB"/>
+  <w16cid:commentId w16cid:paraId="2897271A" w16cid:durableId="4A40239E"/>
+</w16cid:commentsIds>
+</file>
+
+<file path=word/endnotes.xml><?xml version="1.0" encoding="utf-8"?>
+<w:endnotes xmlns:wpc="http://schemas.microsoft.com/office/word/2010/wordprocessingCanvas" xmlns:cx="http://schemas.microsoft.com/office/drawing/2014/chartex" xmlns:cx1="http://schemas.microsoft.com/office/drawing/2015/9/8/chartex" xmlns:cx2="http://schemas.microsoft.com/office/drawing/2015/10/21/chartex" xmlns:cx3="http://schemas.microsoft.com/office/drawing/2016/5/9/chartex" xmlns:cx4="http://schemas.microsoft.com/office/drawing/2016/5/10/chartex" xmlns:cx5="http://schemas.microsoft.com/office/drawing/2016/5/11/chartex" xmlns:cx6="http://schemas.microsoft.com/office/drawing/2016/5/12/chartex" xmlns:cx7="http://schemas.microsoft.com/office/drawing/2016/5/13/chartex" xmlns:cx8="http://schemas.microsoft.com/office/drawing/2016/5/14/chartex" xmlns:mc="http://schemas.openxmlformats.org/markup-compatibility/2006" xmlns:aink="http://schemas.microsoft.com/office/drawing/2016/ink" xmlns:am3d="http://schemas.microsoft.com/office/drawing/2017/model3d" xmlns:o="urn:schemas-microsoft-com:office:office" xmlns:oel="http://schemas.microsoft.com/office/2019/extlst" xmlns:r="http://schemas.openxmlformats.org/officeDocument/2006/relationships" xmlns:m="http://schemas.openxmlformats.org/officeDocument/2006/math" xmlns:v="urn:schemas-microsoft-com:vml" xmlns:wp14="http://schemas.microsoft.com/office/word/2010/wordprocessingDrawing" xmlns:wp="http://schemas.openxmlformats.org/drawingml/2006/wordprocessingDrawing" xmlns:w10="urn:schemas-microsoft-com:office:word" xmlns:w="http://schemas.openxmlformats.org/wordprocessingml/2006/main" xmlns:w14="http://schemas.microsoft.com/office/word/2010/wordml" xmlns:w15="http://schemas.microsoft.com/office/word/2012/wordml" xmlns:w16cex="http://schemas.microsoft.com/office/word/2018/wordml/cex" xmlns:w16cid="http://schemas.microsoft.com/office/word/2016/wordml/cid" xmlns:w16="http://schemas.microsoft.com/office/word/2018/wordml" xmlns:w16du="http://schemas.microsoft.com/office/word/2023/wordml/word16du" xmlns:w16sdtdh="http://schemas.microsoft.com/office/word/2020/wordml/sdtdatahash" xmlns:w16sdtfl="http://schemas.microsoft.com/office/word/2024/wordml/sdtformatlock" xmlns:w16se="http://schemas.microsoft.com/office/word/2015/wordml/symex" xmlns:wpg="http://schemas.microsoft.com/office/word/2010/wordprocessingGroup" xmlns:wpi="http://schemas.microsoft.com/office/word/2010/wordprocessingInk" xmlns:wne="http://schemas.microsoft.com/office/word/2006/wordml" xmlns:wps="http://schemas.microsoft.com/office/word/2010/wordprocessingShape" mc:Ignorable="w14 w15 w16se w16cid w16 w16cex w16sdtdh w16sdtfl w16du wp14">
+  <w:endnote w:type="separator" w:id="-1">
+    <w:p>
+      <w:pPr>
+        <w:spacing w:after="0" w:line="240" w:lineRule="auto"/>
+      </w:pPr>
+      <w:r>
+        <w:separator/>
+      </w:r>
+    </w:p>
+  </w:endnote>
+  <w:endnote w:type="continuationSeparator" w:id="0">
+    <w:p>
+      <w:pPr>
+        <w:spacing w:after="0" w:line="240" w:lineRule="auto"/>
+      </w:pPr>
+      <w:r>
+        <w:continuationSeparator/>
+      </w:r>
+    </w:p>
+  </w:endnote>
+</w:endnotes>
+</file>
+
+<file path=word/footnotes.xml><?xml version="1.0" encoding="utf-8"?>
+<w:footnotes xmlns:wpc="http://schemas.microsoft.com/office/word/2010/wordprocessingCanvas" xmlns:cx="http://schemas.microsoft.com/office/drawing/2014/chartex" xmlns:cx1="http://schemas.microsoft.com/office/drawing/2015/9/8/chartex" xmlns:cx2="http://schemas.microsoft.com/office/drawing/2015/10/21/chartex" xmlns:cx3="http://schemas.microsoft.com/office/drawing/2016/5/9/chartex" xmlns:cx4="http://schemas.microsoft.com/office/drawing/2016/5/10/chartex" xmlns:cx5="http://schemas.microsoft.com/office/drawing/2016/5/11/chartex" xmlns:cx6="http://schemas.microsoft.com/office/drawing/2016/5/12/chartex" xmlns:cx7="http://schemas.microsoft.com/office/drawing/2016/5/13/chartex" xmlns:cx8="http://schemas.microsoft.com/office/drawing/2016/5/14/chartex" xmlns:mc="http://schemas.openxmlformats.org/markup-compatibility/2006" xmlns:aink="http://schemas.microsoft.com/office/drawing/2016/ink" xmlns:am3d="http://schemas.microsoft.com/office/drawing/2017/model3d" xmlns:o="urn:schemas-microsoft-com:office:office" xmlns:oel="http://schemas.microsoft.com/office/2019/extlst" xmlns:r="http://schemas.openxmlformats.org/officeDocument/2006/relationships" xmlns:m="http://schemas.openxmlformats.org/officeDocument/2006/math" xmlns:v="urn:schemas-microsoft-com:vml" xmlns:wp14="http://schemas.microsoft.com/office/word/2010/wordprocessingDrawing" xmlns:wp="http://schemas.openxmlformats.org/drawingml/2006/wordprocessingDrawing" xmlns:w10="urn:schemas-microsoft-com:office:word" xmlns:w="http://schemas.openxmlformats.org/wordprocessingml/2006/main" xmlns:w14="http://schemas.microsoft.com/office/word/2010/wordml" xmlns:w15="http://schemas.microsoft.com/office/word/2012/wordml" xmlns:w16cex="http://schemas.microsoft.com/office/word/2018/wordml/cex" xmlns:w16cid="http://schemas.microsoft.com/office/word/2016/wordml/cid" xmlns:w16="http://schemas.microsoft.com/office/word/2018/wordml" xmlns:w16du="http://schemas.microsoft.com/office/word/2023/wordml/word16du" xmlns:w16sdtdh="http://schemas.microsoft.com/office/word/2020/wordml/sdtdatahash" xmlns:w16sdtfl="http://schemas.microsoft.com/office/word/2024/wordml/sdtformatlock" xmlns:w16se="http://schemas.microsoft.com/office/word/2015/wordml/symex" xmlns:wpg="http://schemas.microsoft.com/office/word/2010/wordprocessingGroup" xmlns:wpi="http://schemas.microsoft.com/office/word/2010/wordprocessingInk" xmlns:wne="http://schemas.microsoft.com/office/word/2006/wordml" xmlns:wps="http://schemas.microsoft.com/office/word/2010/wordprocessingShape" mc:Ignorable="w14 w15 w16se w16cid w16 w16cex w16sdtdh w16sdtfl w16du wp14">
+  <w:footnote w:type="separator" w:id="-1">
+    <w:p>
+      <w:pPr>
+        <w:spacing w:after="0" w:line="240" w:lineRule="auto"/>
+      </w:pPr>
+      <w:r>
+        <w:separator/>
+      </w:r>
+    </w:p>
+  </w:footnote>
+  <w:footnote w:type="continuationSeparator" w:id="0">
+    <w:p>
+      <w:pPr>
+        <w:spacing w:after="0" w:line="240" w:lineRule="auto"/>
+      </w:pPr>
+      <w:r>
+        <w:continuationSeparator/>
+      </w:r>
+    </w:p>
+  </w:footnote>
+  <w:footnote w:id="1">
+    <w:p>
+      <w:pPr>
+        <w:pStyle w:val="Textodenotaderodap"/>
+      </w:pPr>
+      <w:r>
+        <w:rPr>
+          <w:rStyle w:val="Refdenotaderodap"/>
+        </w:rPr>
+        <w:footnoteRef/>
+      </w:r>
+      <w:r>
+        <w:t xml:space="preserve"> Previsão em março de 2026.</w:t>
+      </w:r>
+    </w:p>
+  </w:footnote>
+  <w:footnote w:id="2">
+    <w:p>
+      <w:pPr>
+        <w:pStyle w:val="Textodenotaderodap"/>
+      </w:pPr>
+      <w:r>
+        <w:rPr>
+          <w:rStyle w:val="Refdenotaderodap"/>
+        </w:rPr>
+        <w:footnoteRef/>
+      </w:r>
+      <w:r>
+        <w:t xml:space="preserve"> A </w:t>
+      </w:r>
+      <w:r>
+        <w:t xml:space="preserve">Receita Corrente Líquida é a receita corrente disponível do ente nos últimos 12 meses, já descontadas as deduções legais. No caso do DF, a RCL </w:t>
+      </w:r>
+      <w:r>
+        <w:t xml:space="preserve">também </w:t>
+      </w:r>
+      <w:r>
+        <w:t>não inclui os recursos do FCDF.</w:t>
+      </w:r>
+      <w:r>
+        <w:t xml:space="preserve"> Em 2025, a RCL do DF foi de R$ 39,2 bilhões.</w:t>
+      </w:r>
+    </w:p>
+  </w:footnote>
+  <w:footnote w:id="3">
+    <w:p>
+      <w:pPr>
+        <w:pStyle w:val="Textodenotaderodap"/>
+      </w:pPr>
+      <w:r>
+        <w:rPr>
+          <w:rStyle w:val="Refdenotaderodap"/>
+        </w:rPr>
+        <w:footnoteRef/>
+      </w:r>
+      <w:r>
+        <w:t xml:space="preserve"> Trata-se de conceito da LRF. A dívida consolidada (ou fundada) é o montante total das obrigações financeiras do ente com amortização em prazo superior a doze meses. </w:t>
+      </w:r>
+    </w:p>
+  </w:footnote>
+  <w:footnote w:id="4">
+    <w:p>
+      <w:pPr>
+        <w:pStyle w:val="Textodenotaderodap"/>
+      </w:pPr>
+      <w:r>
+        <w:rPr>
+          <w:rStyle w:val="Refdenotaderodap"/>
+        </w:rPr>
+        <w:footnoteRef/>
+      </w:r>
+      <w:r>
+        <w:t xml:space="preserve"> Disponível em: </w:t>
+      </w:r>
+      <w:hyperlink r:id="rId1" w:history="1">
+        <w:r>
+          <w:rPr>
+            <w:rStyle w:val="Hyperlink"/>
+          </w:rPr>
+          <w:t>https://paineis.fazenda.df.gov.br/beneficiometro/</w:t>
+        </w:r>
+      </w:hyperlink>
+      <w:r>
+        <w:t xml:space="preserve">. </w:t>
+      </w:r>
+    </w:p>
+  </w:footnote>
+</w:footnotes>
 </file>
 
 <file path=word/numbering.xml><?xml version="1.0" encoding="utf-8"?>
@@ -5615,7 +6820,7 @@
   <w:abstractNum w:abstractNumId="8" w15:restartNumberingAfterBreak="0">
     <w:nsid w:val="FFFFFF89"/>
     <w:multiLevelType w:val="singleLevel"/>
-    <w:tmpl w:val="46B4E336"/>
+    <w:tmpl w:val="4210CF7C"/>
     <w:lvl w:ilvl="0">
       <w:start w:val="1"/>
       <w:numFmt w:val="bullet"/>
@@ -5720,6 +6925,95 @@
     </w:lvl>
   </w:abstractNum>
   <w:abstractNum w:abstractNumId="10" w15:restartNumberingAfterBreak="0">
+    <w:nsid w:val="1A4B7329"/>
+    <w:multiLevelType w:val="hybridMultilevel"/>
+    <w:tmpl w:val="1FA2F7EE"/>
+    <w:lvl w:ilvl="0" w:tplc="04160017">
+      <w:start w:val="1"/>
+      <w:numFmt w:val="lowerLetter"/>
+      <w:lvlText w:val="%1)"/>
+      <w:lvlJc w:val="left"/>
+      <w:pPr>
+        <w:ind w:left="720" w:hanging="360"/>
+      </w:pPr>
+      <w:rPr>
+        <w:rFonts w:hint="default"/>
+      </w:rPr>
+    </w:lvl>
+    <w:lvl w:ilvl="1" w:tplc="04160019" w:tentative="1">
+      <w:start w:val="1"/>
+      <w:numFmt w:val="lowerLetter"/>
+      <w:lvlText w:val="%2."/>
+      <w:lvlJc w:val="left"/>
+      <w:pPr>
+        <w:ind w:left="1440" w:hanging="360"/>
+      </w:pPr>
+    </w:lvl>
+    <w:lvl w:ilvl="2" w:tplc="0416001B" w:tentative="1">
+      <w:start w:val="1"/>
+      <w:numFmt w:val="lowerRoman"/>
+      <w:lvlText w:val="%3."/>
+      <w:lvlJc w:val="right"/>
+      <w:pPr>
+        <w:ind w:left="2160" w:hanging="180"/>
+      </w:pPr>
+    </w:lvl>
+    <w:lvl w:ilvl="3" w:tplc="0416000F" w:tentative="1">
+      <w:start w:val="1"/>
+      <w:numFmt w:val="decimal"/>
+      <w:lvlText w:val="%4."/>
+      <w:lvlJc w:val="left"/>
+      <w:pPr>
+        <w:ind w:left="2880" w:hanging="360"/>
+      </w:pPr>
+    </w:lvl>
+    <w:lvl w:ilvl="4" w:tplc="04160019" w:tentative="1">
+      <w:start w:val="1"/>
+      <w:numFmt w:val="lowerLetter"/>
+      <w:lvlText w:val="%5."/>
+      <w:lvlJc w:val="left"/>
+      <w:pPr>
+        <w:ind w:left="3600" w:hanging="360"/>
+      </w:pPr>
+    </w:lvl>
+    <w:lvl w:ilvl="5" w:tplc="0416001B" w:tentative="1">
+      <w:start w:val="1"/>
+      <w:numFmt w:val="lowerRoman"/>
+      <w:lvlText w:val="%6."/>
+      <w:lvlJc w:val="right"/>
+      <w:pPr>
+        <w:ind w:left="4320" w:hanging="180"/>
+      </w:pPr>
+    </w:lvl>
+    <w:lvl w:ilvl="6" w:tplc="0416000F" w:tentative="1">
+      <w:start w:val="1"/>
+      <w:numFmt w:val="decimal"/>
+      <w:lvlText w:val="%7."/>
+      <w:lvlJc w:val="left"/>
+      <w:pPr>
+        <w:ind w:left="5040" w:hanging="360"/>
+      </w:pPr>
+    </w:lvl>
+    <w:lvl w:ilvl="7" w:tplc="04160019" w:tentative="1">
+      <w:start w:val="1"/>
+      <w:numFmt w:val="lowerLetter"/>
+      <w:lvlText w:val="%8."/>
+      <w:lvlJc w:val="left"/>
+      <w:pPr>
+        <w:ind w:left="5760" w:hanging="360"/>
+      </w:pPr>
+    </w:lvl>
+    <w:lvl w:ilvl="8" w:tplc="0416001B" w:tentative="1">
+      <w:start w:val="1"/>
+      <w:numFmt w:val="lowerRoman"/>
+      <w:lvlText w:val="%9."/>
+      <w:lvlJc w:val="right"/>
+      <w:pPr>
+        <w:ind w:left="6480" w:hanging="180"/>
+      </w:pPr>
+    </w:lvl>
+  </w:abstractNum>
+  <w:abstractNum w:abstractNumId="11" w15:restartNumberingAfterBreak="0">
     <w:nsid w:val="1D1C0162"/>
     <w:multiLevelType w:val="multilevel"/>
     <w:tmpl w:val="824E7BFA"/>
@@ -5868,7 +7162,7 @@
       </w:rPr>
     </w:lvl>
   </w:abstractNum>
-  <w:abstractNum w:abstractNumId="11" w15:restartNumberingAfterBreak="0">
+  <w:abstractNum w:abstractNumId="12" w15:restartNumberingAfterBreak="0">
     <w:nsid w:val="23ED693F"/>
     <w:multiLevelType w:val="multilevel"/>
     <w:tmpl w:val="A61ACE30"/>
@@ -6017,7 +7311,7 @@
       </w:rPr>
     </w:lvl>
   </w:abstractNum>
-  <w:abstractNum w:abstractNumId="12" w15:restartNumberingAfterBreak="0">
+  <w:abstractNum w:abstractNumId="13" w15:restartNumberingAfterBreak="0">
     <w:nsid w:val="4A27088C"/>
     <w:multiLevelType w:val="hybridMultilevel"/>
     <w:tmpl w:val="37426756"/>
@@ -6103,7 +7397,7 @@
       </w:pPr>
     </w:lvl>
   </w:abstractNum>
-  <w:abstractNum w:abstractNumId="13" w15:restartNumberingAfterBreak="0">
+  <w:abstractNum w:abstractNumId="14" w15:restartNumberingAfterBreak="0">
     <w:nsid w:val="4A5430E1"/>
     <w:multiLevelType w:val="hybridMultilevel"/>
     <w:tmpl w:val="C854B728"/>
@@ -6189,7 +7483,7 @@
       </w:pPr>
     </w:lvl>
   </w:abstractNum>
-  <w:abstractNum w:abstractNumId="14" w15:restartNumberingAfterBreak="0">
+  <w:abstractNum w:abstractNumId="15" w15:restartNumberingAfterBreak="0">
     <w:nsid w:val="550D15E2"/>
     <w:multiLevelType w:val="hybridMultilevel"/>
     <w:tmpl w:val="730402E0"/>
@@ -6302,7 +7596,7 @@
       </w:rPr>
     </w:lvl>
   </w:abstractNum>
-  <w:abstractNum w:abstractNumId="15" w15:restartNumberingAfterBreak="0">
+  <w:abstractNum w:abstractNumId="16" w15:restartNumberingAfterBreak="0">
     <w:nsid w:val="553C17F7"/>
     <w:multiLevelType w:val="hybridMultilevel"/>
     <w:tmpl w:val="4860067C"/>
@@ -6415,7 +7709,7 @@
       </w:rPr>
     </w:lvl>
   </w:abstractNum>
-  <w:abstractNum w:abstractNumId="16" w15:restartNumberingAfterBreak="0">
+  <w:abstractNum w:abstractNumId="17" w15:restartNumberingAfterBreak="0">
     <w:nsid w:val="63C42ABD"/>
     <w:multiLevelType w:val="hybridMultilevel"/>
     <w:tmpl w:val="ADE25FF6"/>
@@ -6504,7 +7798,7 @@
       </w:pPr>
     </w:lvl>
   </w:abstractNum>
-  <w:abstractNum w:abstractNumId="17" w15:restartNumberingAfterBreak="0">
+  <w:abstractNum w:abstractNumId="18" w15:restartNumberingAfterBreak="0">
     <w:nsid w:val="65DE475B"/>
     <w:multiLevelType w:val="hybridMultilevel"/>
     <w:tmpl w:val="416E95F8"/>
@@ -6590,7 +7884,7 @@
       </w:pPr>
     </w:lvl>
   </w:abstractNum>
-  <w:abstractNum w:abstractNumId="18" w15:restartNumberingAfterBreak="0">
+  <w:abstractNum w:abstractNumId="19" w15:restartNumberingAfterBreak="0">
     <w:nsid w:val="67335D5C"/>
     <w:multiLevelType w:val="hybridMultilevel"/>
     <w:tmpl w:val="A3FED602"/>
@@ -6703,7 +7997,7 @@
       </w:rPr>
     </w:lvl>
   </w:abstractNum>
-  <w:abstractNum w:abstractNumId="19" w15:restartNumberingAfterBreak="0">
+  <w:abstractNum w:abstractNumId="20" w15:restartNumberingAfterBreak="0">
     <w:nsid w:val="73392021"/>
     <w:multiLevelType w:val="multilevel"/>
     <w:tmpl w:val="7D7A1788"/>
@@ -6852,7 +8146,7 @@
       </w:rPr>
     </w:lvl>
   </w:abstractNum>
-  <w:abstractNum w:abstractNumId="20" w15:restartNumberingAfterBreak="0">
+  <w:abstractNum w:abstractNumId="21" w15:restartNumberingAfterBreak="0">
     <w:nsid w:val="77176C38"/>
     <w:multiLevelType w:val="multilevel"/>
     <w:tmpl w:val="E6D412AA"/>
@@ -7001,7 +8295,7 @@
       </w:rPr>
     </w:lvl>
   </w:abstractNum>
-  <w:abstractNum w:abstractNumId="21" w15:restartNumberingAfterBreak="0">
+  <w:abstractNum w:abstractNumId="22" w15:restartNumberingAfterBreak="0">
     <w:nsid w:val="7BD14523"/>
     <w:multiLevelType w:val="multilevel"/>
     <w:tmpl w:val="00C617EA"/>
@@ -7178,19 +8472,19 @@
     <w:abstractNumId w:val="0"/>
   </w:num>
   <w:num w:numId="10" w16cid:durableId="1817334984">
-    <w:abstractNumId w:val="15"/>
+    <w:abstractNumId w:val="16"/>
   </w:num>
   <w:num w:numId="11" w16cid:durableId="419371764">
-    <w:abstractNumId w:val="12"/>
+    <w:abstractNumId w:val="13"/>
   </w:num>
   <w:num w:numId="12" w16cid:durableId="1961451607">
     <w:abstractNumId w:val="8"/>
   </w:num>
   <w:num w:numId="13" w16cid:durableId="46759136">
-    <w:abstractNumId w:val="17"/>
+    <w:abstractNumId w:val="18"/>
   </w:num>
   <w:num w:numId="14" w16cid:durableId="637339560">
-    <w:abstractNumId w:val="18"/>
+    <w:abstractNumId w:val="19"/>
   </w:num>
   <w:num w:numId="15" w16cid:durableId="1572615707">
     <w:abstractNumId w:val="8"/>
@@ -7199,30 +8493,41 @@
     <w:abstractNumId w:val="9"/>
   </w:num>
   <w:num w:numId="17" w16cid:durableId="1499034910">
+    <w:abstractNumId w:val="11"/>
+  </w:num>
+  <w:num w:numId="18" w16cid:durableId="1407922000">
+    <w:abstractNumId w:val="15"/>
+  </w:num>
+  <w:num w:numId="19" w16cid:durableId="898634648">
+    <w:abstractNumId w:val="17"/>
+  </w:num>
+  <w:num w:numId="20" w16cid:durableId="730881118">
+    <w:abstractNumId w:val="14"/>
+  </w:num>
+  <w:num w:numId="21" w16cid:durableId="1148013529">
+    <w:abstractNumId w:val="12"/>
+  </w:num>
+  <w:num w:numId="22" w16cid:durableId="2014064905">
+    <w:abstractNumId w:val="22"/>
+  </w:num>
+  <w:num w:numId="23" w16cid:durableId="238095700">
+    <w:abstractNumId w:val="20"/>
+  </w:num>
+  <w:num w:numId="24" w16cid:durableId="820077334">
+    <w:abstractNumId w:val="21"/>
+  </w:num>
+  <w:num w:numId="25" w16cid:durableId="1219173407">
     <w:abstractNumId w:val="10"/>
   </w:num>
-  <w:num w:numId="18" w16cid:durableId="1407922000">
-    <w:abstractNumId w:val="14"/>
-  </w:num>
-  <w:num w:numId="19" w16cid:durableId="898634648">
-    <w:abstractNumId w:val="16"/>
-  </w:num>
-  <w:num w:numId="20" w16cid:durableId="730881118">
-    <w:abstractNumId w:val="13"/>
-  </w:num>
-  <w:num w:numId="21" w16cid:durableId="1148013529">
-    <w:abstractNumId w:val="11"/>
-  </w:num>
-  <w:num w:numId="22" w16cid:durableId="2014064905">
-    <w:abstractNumId w:val="21"/>
-  </w:num>
-  <w:num w:numId="23" w16cid:durableId="238095700">
-    <w:abstractNumId w:val="19"/>
-  </w:num>
-  <w:num w:numId="24" w16cid:durableId="820077334">
-    <w:abstractNumId w:val="20"/>
-  </w:num>
 </w:numbering>
+</file>
+
+<file path=word/people.xml><?xml version="1.0" encoding="utf-8"?>
+<w15:people xmlns:wpc="http://schemas.microsoft.com/office/word/2010/wordprocessingCanvas" xmlns:cx="http://schemas.microsoft.com/office/drawing/2014/chartex" xmlns:cx1="http://schemas.microsoft.com/office/drawing/2015/9/8/chartex" xmlns:cx2="http://schemas.microsoft.com/office/drawing/2015/10/21/chartex" xmlns:cx3="http://schemas.microsoft.com/office/drawing/2016/5/9/chartex" xmlns:cx4="http://schemas.microsoft.com/office/drawing/2016/5/10/chartex" xmlns:cx5="http://schemas.microsoft.com/office/drawing/2016/5/11/chartex" xmlns:cx6="http://schemas.microsoft.com/office/drawing/2016/5/12/chartex" xmlns:cx7="http://schemas.microsoft.com/office/drawing/2016/5/13/chartex" xmlns:cx8="http://schemas.microsoft.com/office/drawing/2016/5/14/chartex" xmlns:mc="http://schemas.openxmlformats.org/markup-compatibility/2006" xmlns:aink="http://schemas.microsoft.com/office/drawing/2016/ink" xmlns:am3d="http://schemas.microsoft.com/office/drawing/2017/model3d" xmlns:o="urn:schemas-microsoft-com:office:office" xmlns:oel="http://schemas.microsoft.com/office/2019/extlst" xmlns:r="http://schemas.openxmlformats.org/officeDocument/2006/relationships" xmlns:m="http://schemas.openxmlformats.org/officeDocument/2006/math" xmlns:v="urn:schemas-microsoft-com:vml" xmlns:wp14="http://schemas.microsoft.com/office/word/2010/wordprocessingDrawing" xmlns:wp="http://schemas.openxmlformats.org/drawingml/2006/wordprocessingDrawing" xmlns:w10="urn:schemas-microsoft-com:office:word" xmlns:w="http://schemas.openxmlformats.org/wordprocessingml/2006/main" xmlns:w14="http://schemas.microsoft.com/office/word/2010/wordml" xmlns:w15="http://schemas.microsoft.com/office/word/2012/wordml" xmlns:w16cex="http://schemas.microsoft.com/office/word/2018/wordml/cex" xmlns:w16cid="http://schemas.microsoft.com/office/word/2016/wordml/cid" xmlns:w16="http://schemas.microsoft.com/office/word/2018/wordml" xmlns:w16du="http://schemas.microsoft.com/office/word/2023/wordml/word16du" xmlns:w16sdtdh="http://schemas.microsoft.com/office/word/2020/wordml/sdtdatahash" xmlns:w16sdtfl="http://schemas.microsoft.com/office/word/2024/wordml/sdtformatlock" xmlns:w16se="http://schemas.microsoft.com/office/word/2015/wordml/symex" xmlns:wpg="http://schemas.microsoft.com/office/word/2010/wordprocessingGroup" xmlns:wpi="http://schemas.microsoft.com/office/word/2010/wordprocessingInk" xmlns:wne="http://schemas.microsoft.com/office/word/2006/wordml" xmlns:wps="http://schemas.microsoft.com/office/word/2010/wordprocessingShape" mc:Ignorable="w14 w15 w16se w16cid w16 w16cex w16sdtdh w16sdtfl w16du wp14">
+  <w15:person w15:author="Daniel Veloso Couri">
+    <w15:presenceInfo w15:providerId="AD" w15:userId="S::DANIELVC@senado.leg.br::f0654762-d24a-4e2e-aa32-df5d0d33c5e9"/>
+  </w15:person>
+</w15:people>
 </file>
 
 <file path=word/styles.xml><?xml version="1.0" encoding="utf-8"?>
@@ -18608,6 +19913,137 @@
       </w:tcPr>
     </w:tblStylePr>
   </w:style>
+  <w:style w:type="paragraph" w:styleId="Textodenotaderodap">
+    <w:name w:val="footnote text"/>
+    <w:basedOn w:val="Normal"/>
+    <w:link w:val="TextodenotaderodapChar"/>
+    <w:uiPriority w:val="99"/>
+    <w:semiHidden/>
+    <w:unhideWhenUsed/>
+    <w:rsid w:val="008D6449"/>
+    <w:pPr>
+      <w:spacing w:after="0" w:line="240" w:lineRule="auto"/>
+    </w:pPr>
+    <w:rPr>
+      <w:sz w:val="20"/>
+      <w:szCs w:val="20"/>
+    </w:rPr>
+  </w:style>
+  <w:style w:type="character" w:customStyle="1" w:styleId="TextodenotaderodapChar">
+    <w:name w:val="Texto de nota de rodapé Char"/>
+    <w:basedOn w:val="Fontepargpadro"/>
+    <w:link w:val="Textodenotaderodap"/>
+    <w:uiPriority w:val="99"/>
+    <w:semiHidden/>
+    <w:rsid w:val="008D6449"/>
+    <w:rPr>
+      <w:sz w:val="20"/>
+      <w:szCs w:val="20"/>
+      <w:lang w:val="pt-BR"/>
+    </w:rPr>
+  </w:style>
+  <w:style w:type="character" w:styleId="Refdenotaderodap">
+    <w:name w:val="footnote reference"/>
+    <w:basedOn w:val="Fontepargpadro"/>
+    <w:uiPriority w:val="99"/>
+    <w:semiHidden/>
+    <w:unhideWhenUsed/>
+    <w:rsid w:val="008D6449"/>
+    <w:rPr>
+      <w:vertAlign w:val="superscript"/>
+    </w:rPr>
+  </w:style>
+  <w:style w:type="character" w:styleId="Hyperlink">
+    <w:name w:val="Hyperlink"/>
+    <w:basedOn w:val="Fontepargpadro"/>
+    <w:uiPriority w:val="99"/>
+    <w:unhideWhenUsed/>
+    <w:rsid w:val="00BC4C70"/>
+    <w:rPr>
+      <w:color w:val="0000FF" w:themeColor="hyperlink"/>
+      <w:u w:val="single"/>
+    </w:rPr>
+  </w:style>
+  <w:style w:type="character" w:styleId="MenoPendente">
+    <w:name w:val="Unresolved Mention"/>
+    <w:basedOn w:val="Fontepargpadro"/>
+    <w:uiPriority w:val="99"/>
+    <w:semiHidden/>
+    <w:unhideWhenUsed/>
+    <w:rsid w:val="00BC4C70"/>
+    <w:rPr>
+      <w:color w:val="605E5C"/>
+      <w:shd w:val="clear" w:color="auto" w:fill="E1DFDD"/>
+    </w:rPr>
+  </w:style>
+  <w:style w:type="character" w:styleId="Refdecomentrio">
+    <w:name w:val="annotation reference"/>
+    <w:basedOn w:val="Fontepargpadro"/>
+    <w:uiPriority w:val="99"/>
+    <w:semiHidden/>
+    <w:unhideWhenUsed/>
+    <w:rsid w:val="004B3259"/>
+    <w:rPr>
+      <w:sz w:val="16"/>
+      <w:szCs w:val="16"/>
+    </w:rPr>
+  </w:style>
+  <w:style w:type="paragraph" w:styleId="Textodecomentrio">
+    <w:name w:val="annotation text"/>
+    <w:basedOn w:val="Normal"/>
+    <w:link w:val="TextodecomentrioChar"/>
+    <w:uiPriority w:val="99"/>
+    <w:unhideWhenUsed/>
+    <w:rsid w:val="004B3259"/>
+    <w:pPr>
+      <w:spacing w:line="240" w:lineRule="auto"/>
+    </w:pPr>
+    <w:rPr>
+      <w:sz w:val="20"/>
+      <w:szCs w:val="20"/>
+    </w:rPr>
+  </w:style>
+  <w:style w:type="character" w:customStyle="1" w:styleId="TextodecomentrioChar">
+    <w:name w:val="Texto de comentário Char"/>
+    <w:basedOn w:val="Fontepargpadro"/>
+    <w:link w:val="Textodecomentrio"/>
+    <w:uiPriority w:val="99"/>
+    <w:rsid w:val="004B3259"/>
+    <w:rPr>
+      <w:sz w:val="20"/>
+      <w:szCs w:val="20"/>
+      <w:lang w:val="pt-BR"/>
+    </w:rPr>
+  </w:style>
+  <w:style w:type="paragraph" w:styleId="Assuntodocomentrio">
+    <w:name w:val="annotation subject"/>
+    <w:basedOn w:val="Textodecomentrio"/>
+    <w:next w:val="Textodecomentrio"/>
+    <w:link w:val="AssuntodocomentrioChar"/>
+    <w:uiPriority w:val="99"/>
+    <w:semiHidden/>
+    <w:unhideWhenUsed/>
+    <w:rsid w:val="004B3259"/>
+    <w:rPr>
+      <w:b/>
+      <w:bCs/>
+    </w:rPr>
+  </w:style>
+  <w:style w:type="character" w:customStyle="1" w:styleId="AssuntodocomentrioChar">
+    <w:name w:val="Assunto do comentário Char"/>
+    <w:basedOn w:val="TextodecomentrioChar"/>
+    <w:link w:val="Assuntodocomentrio"/>
+    <w:uiPriority w:val="99"/>
+    <w:semiHidden/>
+    <w:rsid w:val="004B3259"/>
+    <w:rPr>
+      <w:b/>
+      <w:bCs/>
+      <w:sz w:val="20"/>
+      <w:szCs w:val="20"/>
+      <w:lang w:val="pt-BR"/>
+    </w:rPr>
+  </w:style>
 </w:styles>
 </file>
 
